--- a/2. Linux系统/2. 进程与线程/2. 进程间通信.docx
+++ b/2. Linux系统/2. 进程与线程/2. 进程间通信.docx
@@ -1,6 +1,6 @@
 
 <file path=word/document.xml><?xml version="1.0" encoding="utf-8"?>
-<w:document xmlns:wpc="http://schemas.microsoft.com/office/word/2010/wordprocessingCanvas" xmlns:cx="http://schemas.microsoft.com/office/drawing/2014/chartex" xmlns:cx1="http://schemas.microsoft.com/office/drawing/2015/9/8/chartex" xmlns:cx2="http://schemas.microsoft.com/office/drawing/2015/10/21/chartex" xmlns:cx3="http://schemas.microsoft.com/office/drawing/2016/5/9/chartex" xmlns:cx4="http://schemas.microsoft.com/office/drawing/2016/5/10/chartex" xmlns:cx5="http://schemas.microsoft.com/office/drawing/2016/5/11/chartex" xmlns:cx6="http://schemas.microsoft.com/office/drawing/2016/5/12/chartex" xmlns:cx7="http://schemas.microsoft.com/office/drawing/2016/5/13/chartex" xmlns:cx8="http://schemas.microsoft.com/office/drawing/2016/5/14/chartex" xmlns:mc="http://schemas.openxmlformats.org/markup-compatibility/2006" xmlns:aink="http://schemas.microsoft.com/office/drawing/2016/ink" xmlns:am3d="http://schemas.microsoft.com/office/drawing/2017/model3d" xmlns:o="urn:schemas-microsoft-com:office:office" xmlns:oel="http://schemas.microsoft.com/office/2019/extlst" xmlns:r="http://schemas.openxmlformats.org/officeDocument/2006/relationships" xmlns:m="http://schemas.openxmlformats.org/officeDocument/2006/math" xmlns:v="urn:schemas-microsoft-com:vml" xmlns:wp14="http://schemas.microsoft.com/office/word/2010/wordprocessingDrawing" xmlns:wp="http://schemas.openxmlformats.org/drawingml/2006/wordprocessingDrawing" xmlns:w10="urn:schemas-microsoft-com:office:word" xmlns:w="http://schemas.openxmlformats.org/wordprocessingml/2006/main" xmlns:w14="http://schemas.microsoft.com/office/word/2010/wordml" xmlns:w15="http://schemas.microsoft.com/office/word/2012/wordml" xmlns:w16cex="http://schemas.microsoft.com/office/word/2018/wordml/cex" xmlns:w16cid="http://schemas.microsoft.com/office/word/2016/wordml/cid" xmlns:w16="http://schemas.microsoft.com/office/word/2018/wordml" xmlns:w16sdtdh="http://schemas.microsoft.com/office/word/2020/wordml/sdtdatahash" xmlns:w16se="http://schemas.microsoft.com/office/word/2015/wordml/symex" xmlns:wpg="http://schemas.microsoft.com/office/word/2010/wordprocessingGroup" xmlns:wpi="http://schemas.microsoft.com/office/word/2010/wordprocessingInk" xmlns:wne="http://schemas.microsoft.com/office/word/2006/wordml" xmlns:wps="http://schemas.microsoft.com/office/word/2010/wordprocessingShape" mc:Ignorable="w14 w15 w16se w16cid w16 w16cex w16sdtdh wp14">
+<w:document xmlns:wpc="http://schemas.microsoft.com/office/word/2010/wordprocessingCanvas" xmlns:cx="http://schemas.microsoft.com/office/drawing/2014/chartex" xmlns:cx1="http://schemas.microsoft.com/office/drawing/2015/9/8/chartex" xmlns:cx2="http://schemas.microsoft.com/office/drawing/2015/10/21/chartex" xmlns:cx3="http://schemas.microsoft.com/office/drawing/2016/5/9/chartex" xmlns:cx4="http://schemas.microsoft.com/office/drawing/2016/5/10/chartex" xmlns:cx5="http://schemas.microsoft.com/office/drawing/2016/5/11/chartex" xmlns:cx6="http://schemas.microsoft.com/office/drawing/2016/5/12/chartex" xmlns:cx7="http://schemas.microsoft.com/office/drawing/2016/5/13/chartex" xmlns:cx8="http://schemas.microsoft.com/office/drawing/2016/5/14/chartex" xmlns:mc="http://schemas.openxmlformats.org/markup-compatibility/2006" xmlns:aink="http://schemas.microsoft.com/office/drawing/2016/ink" xmlns:am3d="http://schemas.microsoft.com/office/drawing/2017/model3d" xmlns:o="urn:schemas-microsoft-com:office:office" xmlns:oel="http://schemas.microsoft.com/office/2019/extlst" xmlns:r="http://schemas.openxmlformats.org/officeDocument/2006/relationships" xmlns:m="http://schemas.openxmlformats.org/officeDocument/2006/math" xmlns:v="urn:schemas-microsoft-com:vml" xmlns:wp14="http://schemas.microsoft.com/office/word/2010/wordprocessingDrawing" xmlns:wp="http://schemas.openxmlformats.org/drawingml/2006/wordprocessingDrawing" xmlns:w10="urn:schemas-microsoft-com:office:word" xmlns:w="http://schemas.openxmlformats.org/wordprocessingml/2006/main" xmlns:w14="http://schemas.microsoft.com/office/word/2010/wordml" xmlns:w15="http://schemas.microsoft.com/office/word/2012/wordml" xmlns:w16cex="http://schemas.microsoft.com/office/word/2018/wordml/cex" xmlns:w16cid="http://schemas.microsoft.com/office/word/2016/wordml/cid" xmlns:w16="http://schemas.microsoft.com/office/word/2018/wordml" xmlns:w16du="http://schemas.microsoft.com/office/word/2023/wordml/word16du" xmlns:w16sdtdh="http://schemas.microsoft.com/office/word/2020/wordml/sdtdatahash" xmlns:w16sdtfl="http://schemas.microsoft.com/office/word/2024/wordml/sdtformatlock" xmlns:w16se="http://schemas.microsoft.com/office/word/2015/wordml/symex" xmlns:wpg="http://schemas.microsoft.com/office/word/2010/wordprocessingGroup" xmlns:wpi="http://schemas.microsoft.com/office/word/2010/wordprocessingInk" xmlns:wne="http://schemas.microsoft.com/office/word/2006/wordml" xmlns:wps="http://schemas.microsoft.com/office/word/2010/wordprocessingShape" mc:Ignorable="w14 w15 w16se w16cid w16 w16cex w16sdtdh w16sdtfl w16du wp14">
   <w:body>
     <w:p>
       <w:pPr>
@@ -1182,12 +1182,14 @@
         </w:rPr>
         <w:t>进程间通信</w:t>
       </w:r>
+      <w:proofErr w:type="gramStart"/>
       <w:r>
         <w:rPr>
           <w:rFonts w:hint="eastAsia"/>
         </w:rPr>
         <w:t>(IPC)</w:t>
       </w:r>
+      <w:proofErr w:type="gramEnd"/>
       <w:r>
         <w:rPr>
           <w:rFonts w:hint="eastAsia"/>
@@ -1364,6 +1366,7 @@
         </w:rPr>
         <w:t>进程间通信包括：</w:t>
       </w:r>
+      <w:proofErr w:type="spellStart"/>
       <w:r>
         <w:rPr>
           <w:rFonts w:hint="eastAsia"/>
@@ -1371,6 +1374,7 @@
         </w:rPr>
         <w:t>posix</w:t>
       </w:r>
+      <w:proofErr w:type="spellEnd"/>
       <w:r>
         <w:rPr>
           <w:rFonts w:hint="eastAsia"/>
@@ -1378,6 +1382,7 @@
         </w:rPr>
         <w:t>消息队列、</w:t>
       </w:r>
+      <w:proofErr w:type="spellStart"/>
       <w:r>
         <w:rPr>
           <w:rFonts w:hint="eastAsia"/>
@@ -1385,6 +1390,7 @@
         </w:rPr>
         <w:t>posix</w:t>
       </w:r>
+      <w:proofErr w:type="spellEnd"/>
       <w:r>
         <w:rPr>
           <w:rFonts w:hint="eastAsia"/>
@@ -1392,6 +1398,7 @@
         </w:rPr>
         <w:t>信号量、</w:t>
       </w:r>
+      <w:proofErr w:type="spellStart"/>
       <w:r>
         <w:rPr>
           <w:rFonts w:hint="eastAsia"/>
@@ -1399,6 +1406,7 @@
         </w:rPr>
         <w:t>posix</w:t>
       </w:r>
+      <w:proofErr w:type="spellEnd"/>
       <w:r>
         <w:rPr>
           <w:rFonts w:hint="eastAsia"/>
@@ -1422,12 +1430,14 @@
       <w:pPr>
         <w:pStyle w:val="4"/>
       </w:pPr>
+      <w:proofErr w:type="spellStart"/>
       <w:r>
         <w:rPr>
           <w:rFonts w:hint="eastAsia"/>
         </w:rPr>
         <w:t>SystemV</w:t>
       </w:r>
+      <w:proofErr w:type="spellEnd"/>
       <w:r>
         <w:t xml:space="preserve"> </w:t>
       </w:r>
@@ -1677,12 +1687,14 @@
         </w:rPr>
         <w:t>系统重启或者使用</w:t>
       </w:r>
+      <w:proofErr w:type="spellStart"/>
       <w:r>
         <w:rPr>
           <w:rFonts w:hint="eastAsia"/>
         </w:rPr>
         <w:t>ipcsrm</w:t>
       </w:r>
+      <w:proofErr w:type="spellEnd"/>
       <w:r>
         <w:rPr>
           <w:rFonts w:hint="eastAsia"/>
@@ -1809,19 +1821,47 @@
         <w:ind w:firstLine="420"/>
       </w:pPr>
       <w:r>
-        <w:t>struct ipc_perm{</w:t>
-      </w:r>
-    </w:p>
-    <w:p>
-      <w:pPr>
-        <w:ind w:firstLine="420"/>
-      </w:pPr>
-      <w:r>
-        <w:tab/>
-      </w:r>
-      <w:r>
-        <w:tab/>
-        <w:t>uid_t uid;</w:t>
+        <w:t xml:space="preserve">struct </w:t>
+      </w:r>
+      <w:proofErr w:type="spellStart"/>
+      <w:r>
+        <w:t>ipc_</w:t>
+      </w:r>
+      <w:proofErr w:type="gramStart"/>
+      <w:r>
+        <w:t>perm</w:t>
+      </w:r>
+      <w:proofErr w:type="spellEnd"/>
+      <w:r>
+        <w:t>{</w:t>
+      </w:r>
+      <w:proofErr w:type="gramEnd"/>
+    </w:p>
+    <w:p>
+      <w:pPr>
+        <w:ind w:firstLine="420"/>
+      </w:pPr>
+      <w:r>
+        <w:tab/>
+      </w:r>
+      <w:r>
+        <w:tab/>
+      </w:r>
+      <w:proofErr w:type="spellStart"/>
+      <w:r>
+        <w:t>uid_t</w:t>
+      </w:r>
+      <w:proofErr w:type="spellEnd"/>
+      <w:r>
+        <w:t xml:space="preserve"> </w:t>
+      </w:r>
+      <w:proofErr w:type="spellStart"/>
+      <w:r>
+        <w:t>uid</w:t>
+      </w:r>
+      <w:proofErr w:type="spellEnd"/>
+      <w:r>
+        <w:t>;</w:t>
       </w:r>
       <w:r>
         <w:tab/>
@@ -1843,7 +1883,14 @@
       </w:r>
       <w:r>
         <w:tab/>
-        <w:t>gid_t gid;</w:t>
+      </w:r>
+      <w:proofErr w:type="spellStart"/>
+      <w:r>
+        <w:t>gid_t</w:t>
+      </w:r>
+      <w:proofErr w:type="spellEnd"/>
+      <w:r>
+        <w:t xml:space="preserve"> gid;</w:t>
       </w:r>
       <w:r>
         <w:tab/>
@@ -1865,7 +1912,22 @@
       </w:r>
       <w:r>
         <w:tab/>
-        <w:t>uid_t cuid;</w:t>
+      </w:r>
+      <w:proofErr w:type="spellStart"/>
+      <w:r>
+        <w:t>uid_t</w:t>
+      </w:r>
+      <w:proofErr w:type="spellEnd"/>
+      <w:r>
+        <w:t xml:space="preserve"> </w:t>
+      </w:r>
+      <w:proofErr w:type="spellStart"/>
+      <w:r>
+        <w:t>cuid</w:t>
+      </w:r>
+      <w:proofErr w:type="spellEnd"/>
+      <w:r>
+        <w:t>;</w:t>
       </w:r>
       <w:r>
         <w:tab/>
@@ -1887,7 +1949,22 @@
       </w:r>
       <w:r>
         <w:tab/>
-        <w:t>gid_t cgid;</w:t>
+      </w:r>
+      <w:proofErr w:type="spellStart"/>
+      <w:r>
+        <w:t>gid_t</w:t>
+      </w:r>
+      <w:proofErr w:type="spellEnd"/>
+      <w:r>
+        <w:t xml:space="preserve"> </w:t>
+      </w:r>
+      <w:proofErr w:type="spellStart"/>
+      <w:r>
+        <w:t>cgid</w:t>
+      </w:r>
+      <w:proofErr w:type="spellEnd"/>
+      <w:r>
+        <w:t>;</w:t>
       </w:r>
       <w:r>
         <w:tab/>
@@ -1909,14 +1986,29 @@
       </w:r>
       <w:r>
         <w:tab/>
-        <w:t>mode_t mode;</w:t>
-      </w:r>
-      <w:r>
-        <w:tab/>
-      </w:r>
-      <w:r>
-        <w:tab/>
-        <w:t>/*access mode*/</w:t>
+      </w:r>
+      <w:proofErr w:type="spellStart"/>
+      <w:r>
+        <w:t>mode_t</w:t>
+      </w:r>
+      <w:proofErr w:type="spellEnd"/>
+      <w:r>
+        <w:t xml:space="preserve"> mode</w:t>
+      </w:r>
+      <w:proofErr w:type="gramStart"/>
+      <w:r>
+        <w:t>;</w:t>
+      </w:r>
+      <w:r>
+        <w:tab/>
+      </w:r>
+      <w:r>
+        <w:tab/>
+        <w:t>/</w:t>
+      </w:r>
+      <w:proofErr w:type="gramEnd"/>
+      <w:r>
+        <w:t>*access mode*/</w:t>
       </w:r>
       <w:r>
         <w:tab/>
@@ -1951,11 +2043,19 @@
       <w:pPr>
         <w:pStyle w:val="4"/>
       </w:pPr>
-      <w:r>
-        <w:rPr>
-          <w:rFonts w:hint="eastAsia"/>
-        </w:rPr>
-        <w:t>Posix IPC</w:t>
+      <w:proofErr w:type="spellStart"/>
+      <w:r>
+        <w:rPr>
+          <w:rFonts w:hint="eastAsia"/>
+        </w:rPr>
+        <w:t>Posix</w:t>
+      </w:r>
+      <w:proofErr w:type="spellEnd"/>
+      <w:r>
+        <w:rPr>
+          <w:rFonts w:hint="eastAsia"/>
+        </w:rPr>
+        <w:t xml:space="preserve"> IPC</w:t>
       </w:r>
     </w:p>
     <w:p>
@@ -2059,6 +2159,7 @@
         </w:numPr>
         <w:ind w:firstLineChars="0"/>
       </w:pPr>
+      <w:proofErr w:type="spellStart"/>
       <w:r>
         <w:rPr>
           <w:rFonts w:hint="eastAsia"/>
@@ -2068,6 +2169,7 @@
       <w:r>
         <w:t>V</w:t>
       </w:r>
+      <w:proofErr w:type="spellEnd"/>
       <w:r>
         <w:rPr>
           <w:rFonts w:hint="eastAsia"/>
@@ -2236,12 +2338,14 @@
         </w:rPr>
         <w:t>、</w:t>
       </w:r>
+      <w:proofErr w:type="spellStart"/>
       <w:r>
         <w:rPr>
           <w:rFonts w:hint="eastAsia"/>
         </w:rPr>
         <w:t>grpc</w:t>
       </w:r>
+      <w:proofErr w:type="spellEnd"/>
       <w:r>
         <w:rPr>
           <w:rFonts w:hint="eastAsia"/>
@@ -2444,6 +2548,7 @@
         </w:rPr>
         <w:t>随文件系统持续：一直存在直到显式删除，即使内核自举还存在（</w:t>
       </w:r>
+      <w:proofErr w:type="spellStart"/>
       <w:r>
         <w:rPr>
           <w:rFonts w:hint="eastAsia"/>
@@ -2451,6 +2556,7 @@
         </w:rPr>
         <w:t>Posix</w:t>
       </w:r>
+      <w:proofErr w:type="spellEnd"/>
       <w:r>
         <w:rPr>
           <w:rFonts w:hint="eastAsia"/>
@@ -2475,11 +2581,19 @@
         </w:rPr>
         <w:t>注：计算机重启后随内核持续的</w:t>
       </w:r>
-      <w:r>
-        <w:rPr>
-          <w:rFonts w:hint="eastAsia"/>
-        </w:rPr>
-        <w:t>SystemV IPC</w:t>
+      <w:proofErr w:type="spellStart"/>
+      <w:r>
+        <w:rPr>
+          <w:rFonts w:hint="eastAsia"/>
+        </w:rPr>
+        <w:t>SystemV</w:t>
+      </w:r>
+      <w:proofErr w:type="spellEnd"/>
+      <w:r>
+        <w:rPr>
+          <w:rFonts w:hint="eastAsia"/>
+        </w:rPr>
+        <w:t xml:space="preserve"> IPC</w:t>
       </w:r>
       <w:r>
         <w:rPr>
@@ -2705,6 +2819,7 @@
         </w:rPr>
         <w:t>、管道是半双工</w:t>
       </w:r>
+      <w:proofErr w:type="gramStart"/>
       <w:r>
         <w:rPr>
           <w:rFonts w:hint="eastAsia"/>
@@ -2723,6 +2838,7 @@
         </w:rPr>
         <w:t>)</w:t>
       </w:r>
+      <w:proofErr w:type="gramEnd"/>
       <w:r>
         <w:rPr>
           <w:rFonts w:hint="eastAsia"/>
@@ -2791,12 +2907,28 @@
         </w:rPr>
         <w:t>都允许重定向，而重定向使用的就是管道。例如：</w:t>
       </w:r>
-      <w:r>
-        <w:rPr>
-          <w:rFonts w:hint="eastAsia"/>
-        </w:rPr>
-        <w:t>ps | grep vsftpd</w:t>
-      </w:r>
+      <w:proofErr w:type="spellStart"/>
+      <w:r>
+        <w:rPr>
+          <w:rFonts w:hint="eastAsia"/>
+        </w:rPr>
+        <w:t>ps</w:t>
+      </w:r>
+      <w:proofErr w:type="spellEnd"/>
+      <w:r>
+        <w:rPr>
+          <w:rFonts w:hint="eastAsia"/>
+        </w:rPr>
+        <w:t xml:space="preserve"> | grep </w:t>
+      </w:r>
+      <w:proofErr w:type="spellStart"/>
+      <w:r>
+        <w:rPr>
+          <w:rFonts w:hint="eastAsia"/>
+        </w:rPr>
+        <w:t>vsftpd</w:t>
+      </w:r>
+      <w:proofErr w:type="spellEnd"/>
     </w:p>
     <w:p>
       <w:pPr>
@@ -2899,16 +3031,50 @@
         <w:ind w:firstLine="420"/>
       </w:pPr>
       <w:r>
-        <w:t>#include &lt;unistd.h&gt;</w:t>
-      </w:r>
-    </w:p>
-    <w:p>
-      <w:pPr>
-        <w:ind w:firstLine="420"/>
-      </w:pPr>
-      <w:r>
-        <w:t>int pipe(int fd[2]);</w:t>
-      </w:r>
+        <w:t>#include &lt;</w:t>
+      </w:r>
+      <w:proofErr w:type="spellStart"/>
+      <w:r>
+        <w:t>unistd.h</w:t>
+      </w:r>
+      <w:proofErr w:type="spellEnd"/>
+      <w:r>
+        <w:t>&gt;</w:t>
+      </w:r>
+    </w:p>
+    <w:p>
+      <w:pPr>
+        <w:ind w:firstLine="420"/>
+      </w:pPr>
+      <w:r>
+        <w:t xml:space="preserve">int </w:t>
+      </w:r>
+      <w:proofErr w:type="gramStart"/>
+      <w:r>
+        <w:t>pipe(</w:t>
+      </w:r>
+      <w:proofErr w:type="gramEnd"/>
+      <w:r>
+        <w:t xml:space="preserve">int </w:t>
+      </w:r>
+      <w:proofErr w:type="spellStart"/>
+      <w:proofErr w:type="gramStart"/>
+      <w:r>
+        <w:t>fd</w:t>
+      </w:r>
+      <w:proofErr w:type="spellEnd"/>
+      <w:r>
+        <w:t>[</w:t>
+      </w:r>
+      <w:proofErr w:type="gramEnd"/>
+      <w:r>
+        <w:t>2]</w:t>
+      </w:r>
+      <w:proofErr w:type="gramStart"/>
+      <w:r>
+        <w:t>);</w:t>
+      </w:r>
+      <w:proofErr w:type="gramEnd"/>
     </w:p>
     <w:p>
       <w:pPr>
@@ -3038,7 +3204,14 @@
         <w:rPr>
           <w:rFonts w:hint="eastAsia"/>
         </w:rPr>
-        <w:t>EMFILE(</w:t>
+        <w:t>EMFILE</w:t>
+      </w:r>
+      <w:proofErr w:type="gramStart"/>
+      <w:r>
+        <w:rPr>
+          <w:rFonts w:hint="eastAsia"/>
+        </w:rPr>
+        <w:t>(</w:t>
       </w:r>
       <w:r>
         <w:rPr>
@@ -3052,16 +3225,24 @@
         </w:rPr>
         <w:t>)</w:t>
       </w:r>
-    </w:p>
-    <w:p>
-      <w:pPr>
-        <w:ind w:firstLine="420"/>
-      </w:pPr>
-      <w:r>
-        <w:rPr>
-          <w:rFonts w:hint="eastAsia"/>
-        </w:rPr>
-        <w:t>EMFILE(</w:t>
+      <w:proofErr w:type="gramEnd"/>
+    </w:p>
+    <w:p>
+      <w:pPr>
+        <w:ind w:firstLine="420"/>
+      </w:pPr>
+      <w:r>
+        <w:rPr>
+          <w:rFonts w:hint="eastAsia"/>
+        </w:rPr>
+        <w:t>EMFILE</w:t>
+      </w:r>
+      <w:proofErr w:type="gramStart"/>
+      <w:r>
+        <w:rPr>
+          <w:rFonts w:hint="eastAsia"/>
+        </w:rPr>
+        <w:t>(</w:t>
       </w:r>
       <w:r>
         <w:rPr>
@@ -3075,16 +3256,38 @@
         </w:rPr>
         <w:t>)</w:t>
       </w:r>
-    </w:p>
-    <w:p>
-      <w:pPr>
-        <w:ind w:firstLine="420"/>
-      </w:pPr>
-      <w:r>
-        <w:rPr>
-          <w:rFonts w:hint="eastAsia"/>
-        </w:rPr>
-        <w:t xml:space="preserve">EFAULT(fd </w:t>
+      <w:proofErr w:type="gramEnd"/>
+    </w:p>
+    <w:p>
+      <w:pPr>
+        <w:ind w:firstLine="420"/>
+      </w:pPr>
+      <w:r>
+        <w:rPr>
+          <w:rFonts w:hint="eastAsia"/>
+        </w:rPr>
+        <w:t>EFAULT</w:t>
+      </w:r>
+      <w:proofErr w:type="gramStart"/>
+      <w:r>
+        <w:rPr>
+          <w:rFonts w:hint="eastAsia"/>
+        </w:rPr>
+        <w:t>(</w:t>
+      </w:r>
+      <w:proofErr w:type="spellStart"/>
+      <w:r>
+        <w:rPr>
+          <w:rFonts w:hint="eastAsia"/>
+        </w:rPr>
+        <w:t>fd</w:t>
+      </w:r>
+      <w:proofErr w:type="spellEnd"/>
+      <w:r>
+        <w:rPr>
+          <w:rFonts w:hint="eastAsia"/>
+        </w:rPr>
+        <w:t xml:space="preserve"> </w:t>
       </w:r>
       <w:r>
         <w:rPr>
@@ -3098,6 +3301,7 @@
         </w:rPr>
         <w:t>)</w:t>
       </w:r>
+      <w:proofErr w:type="gramEnd"/>
     </w:p>
     <w:p/>
     <w:p>
@@ -3208,12 +3412,14 @@
       <w:pPr>
         <w:pStyle w:val="4"/>
       </w:pPr>
+      <w:proofErr w:type="spellStart"/>
       <w:r>
         <w:rPr>
           <w:rFonts w:hint="eastAsia"/>
         </w:rPr>
         <w:t>popen</w:t>
       </w:r>
+      <w:proofErr w:type="spellEnd"/>
     </w:p>
     <w:p>
       <w:pPr>
@@ -3237,11 +3443,19 @@
         </w:rPr>
         <w:t>命令并读取其输出或者向其发送一些输入，</w:t>
       </w:r>
-      <w:r>
-        <w:rPr>
-          <w:rFonts w:hint="eastAsia"/>
-        </w:rPr>
-        <w:t>popen()</w:t>
+      <w:proofErr w:type="spellStart"/>
+      <w:r>
+        <w:rPr>
+          <w:rFonts w:hint="eastAsia"/>
+        </w:rPr>
+        <w:t>popen</w:t>
+      </w:r>
+      <w:proofErr w:type="spellEnd"/>
+      <w:r>
+        <w:rPr>
+          <w:rFonts w:hint="eastAsia"/>
+        </w:rPr>
+        <w:t>()</w:t>
       </w:r>
       <w:r>
         <w:rPr>
@@ -3249,11 +3463,19 @@
         </w:rPr>
         <w:t>和</w:t>
       </w:r>
-      <w:r>
-        <w:rPr>
-          <w:rFonts w:hint="eastAsia"/>
-        </w:rPr>
-        <w:t>pclose()</w:t>
+      <w:proofErr w:type="spellStart"/>
+      <w:r>
+        <w:rPr>
+          <w:rFonts w:hint="eastAsia"/>
+        </w:rPr>
+        <w:t>pclose</w:t>
+      </w:r>
+      <w:proofErr w:type="spellEnd"/>
+      <w:r>
+        <w:rPr>
+          <w:rFonts w:hint="eastAsia"/>
+        </w:rPr>
+        <w:t>()</w:t>
       </w:r>
       <w:r>
         <w:rPr>
@@ -3267,27 +3489,85 @@
         <w:ind w:firstLine="420"/>
       </w:pPr>
       <w:r>
-        <w:t>FILE * popen ( const char * command , const char * type );</w:t>
-      </w:r>
-    </w:p>
-    <w:p>
-      <w:pPr>
-        <w:ind w:firstLine="420"/>
-      </w:pPr>
-      <w:r>
-        <w:t>int pclose ( FILE * stream );</w:t>
-      </w:r>
-    </w:p>
-    <w:p>
-      <w:pPr>
-        <w:ind w:firstLine="420"/>
-      </w:pPr>
-      <w:r>
-        <w:rPr>
-          <w:rFonts w:hint="eastAsia"/>
-        </w:rPr>
+        <w:t xml:space="preserve">FILE * </w:t>
+      </w:r>
+      <w:proofErr w:type="spellStart"/>
+      <w:r>
         <w:t>popen</w:t>
       </w:r>
+      <w:proofErr w:type="spellEnd"/>
+      <w:r>
+        <w:t xml:space="preserve"> </w:t>
+      </w:r>
+      <w:proofErr w:type="gramStart"/>
+      <w:r>
+        <w:t>( const</w:t>
+      </w:r>
+      <w:proofErr w:type="gramEnd"/>
+      <w:r>
+        <w:t xml:space="preserve"> char * </w:t>
+      </w:r>
+      <w:proofErr w:type="gramStart"/>
+      <w:r>
+        <w:t>command ,</w:t>
+      </w:r>
+      <w:proofErr w:type="gramEnd"/>
+      <w:r>
+        <w:t xml:space="preserve"> const char * </w:t>
+      </w:r>
+      <w:proofErr w:type="gramStart"/>
+      <w:r>
+        <w:t>type )</w:t>
+      </w:r>
+      <w:proofErr w:type="gramEnd"/>
+      <w:r>
+        <w:t>;</w:t>
+      </w:r>
+    </w:p>
+    <w:p>
+      <w:pPr>
+        <w:ind w:firstLine="420"/>
+      </w:pPr>
+      <w:r>
+        <w:t xml:space="preserve">int </w:t>
+      </w:r>
+      <w:proofErr w:type="spellStart"/>
+      <w:r>
+        <w:t>pclose</w:t>
+      </w:r>
+      <w:proofErr w:type="spellEnd"/>
+      <w:r>
+        <w:t xml:space="preserve"> </w:t>
+      </w:r>
+      <w:proofErr w:type="gramStart"/>
+      <w:r>
+        <w:t>( FILE</w:t>
+      </w:r>
+      <w:proofErr w:type="gramEnd"/>
+      <w:r>
+        <w:t xml:space="preserve"> * </w:t>
+      </w:r>
+      <w:proofErr w:type="gramStart"/>
+      <w:r>
+        <w:t>stream )</w:t>
+      </w:r>
+      <w:proofErr w:type="gramEnd"/>
+      <w:r>
+        <w:t>;</w:t>
+      </w:r>
+    </w:p>
+    <w:p>
+      <w:pPr>
+        <w:ind w:firstLine="420"/>
+      </w:pPr>
+      <w:proofErr w:type="spellStart"/>
+      <w:r>
+        <w:rPr>
+          <w:rFonts w:hint="eastAsia"/>
+        </w:rPr>
+        <w:t>popen</w:t>
+      </w:r>
+      <w:proofErr w:type="spellEnd"/>
       <w:r>
         <w:rPr>
           <w:rFonts w:hint="eastAsia"/>
@@ -3425,11 +3705,19 @@
         </w:rPr>
         <w:t>命令的执行是被封装在单个函数调用中的，而使用</w:t>
       </w:r>
-      <w:r>
-        <w:rPr>
-          <w:rFonts w:hint="eastAsia"/>
-        </w:rPr>
-        <w:t>popen()</w:t>
+      <w:proofErr w:type="spellStart"/>
+      <w:r>
+        <w:rPr>
+          <w:rFonts w:hint="eastAsia"/>
+        </w:rPr>
+        <w:t>popen</w:t>
+      </w:r>
+      <w:proofErr w:type="spellEnd"/>
+      <w:r>
+        <w:rPr>
+          <w:rFonts w:hint="eastAsia"/>
+        </w:rPr>
+        <w:t>()</w:t>
       </w:r>
       <w:r>
         <w:rPr>
@@ -3449,11 +3737,19 @@
         </w:rPr>
         <w:t>命令并行运行的，然后会调用</w:t>
       </w:r>
-      <w:r>
-        <w:rPr>
-          <w:rFonts w:hint="eastAsia"/>
-        </w:rPr>
-        <w:t>pclose()</w:t>
+      <w:proofErr w:type="spellStart"/>
+      <w:r>
+        <w:rPr>
+          <w:rFonts w:hint="eastAsia"/>
+        </w:rPr>
+        <w:t>pclose</w:t>
+      </w:r>
+      <w:proofErr w:type="spellEnd"/>
+      <w:r>
+        <w:rPr>
+          <w:rFonts w:hint="eastAsia"/>
+        </w:rPr>
+        <w:t>()</w:t>
       </w:r>
       <w:r>
         <w:rPr>
@@ -3474,18 +3770,57 @@
       </w:r>
     </w:p>
     <w:p>
-      <w:r>
-        <w:t>#include &lt;stdio.h&gt;</w:t>
-      </w:r>
-    </w:p>
-    <w:p>
-      <w:r>
-        <w:t>#include &lt;unistd.h&gt;</w:t>
-      </w:r>
-    </w:p>
-    <w:p>
-      <w:r>
-        <w:t>#include &lt;sys/types.h&gt;</w:t>
+      <w:proofErr w:type="gramStart"/>
+      <w:r>
+        <w:t>#include</w:t>
+      </w:r>
+      <w:proofErr w:type="gramEnd"/>
+      <w:r>
+        <w:t xml:space="preserve"> &lt;</w:t>
+      </w:r>
+      <w:proofErr w:type="spellStart"/>
+      <w:r>
+        <w:t>stdio.h</w:t>
+      </w:r>
+      <w:proofErr w:type="spellEnd"/>
+      <w:r>
+        <w:t>&gt;</w:t>
+      </w:r>
+    </w:p>
+    <w:p>
+      <w:r>
+        <w:t>#include &lt;</w:t>
+      </w:r>
+      <w:proofErr w:type="spellStart"/>
+      <w:r>
+        <w:t>unistd.h</w:t>
+      </w:r>
+      <w:proofErr w:type="spellEnd"/>
+      <w:r>
+        <w:t>&gt;</w:t>
+      </w:r>
+    </w:p>
+    <w:p>
+      <w:proofErr w:type="gramStart"/>
+      <w:r>
+        <w:t>#include</w:t>
+      </w:r>
+      <w:proofErr w:type="gramEnd"/>
+      <w:r>
+        <w:t xml:space="preserve"> &lt;sys/</w:t>
+      </w:r>
+      <w:proofErr w:type="spellStart"/>
+      <w:r>
+        <w:t>types</w:t>
+      </w:r>
+      <w:proofErr w:type="gramStart"/>
+      <w:r>
+        <w:t>.h</w:t>
+      </w:r>
+      <w:proofErr w:type="spellEnd"/>
+      <w:proofErr w:type="gramEnd"/>
+      <w:r>
+        <w:t>&gt;</w:t>
       </w:r>
     </w:p>
     <w:p>
@@ -3541,7 +3876,35 @@
         <w:rPr>
           <w:rFonts w:hint="eastAsia"/>
         </w:rPr>
-        <w:t xml:space="preserve">    int fd[2] = {0}; //</w:t>
+        <w:t xml:space="preserve">    int </w:t>
+      </w:r>
+      <w:proofErr w:type="spellStart"/>
+      <w:r>
+        <w:rPr>
+          <w:rFonts w:hint="eastAsia"/>
+        </w:rPr>
+        <w:t>fd</w:t>
+      </w:r>
+      <w:proofErr w:type="spellEnd"/>
+      <w:r>
+        <w:rPr>
+          <w:rFonts w:hint="eastAsia"/>
+        </w:rPr>
+        <w:t>[2] = {0}</w:t>
+      </w:r>
+      <w:proofErr w:type="gramStart"/>
+      <w:r>
+        <w:rPr>
+          <w:rFonts w:hint="eastAsia"/>
+        </w:rPr>
+        <w:t>; /</w:t>
+      </w:r>
+      <w:proofErr w:type="gramEnd"/>
+      <w:r>
+        <w:rPr>
+          <w:rFonts w:hint="eastAsia"/>
+        </w:rPr>
+        <w:t>/</w:t>
       </w:r>
       <w:r>
         <w:rPr>
@@ -3552,18 +3915,57 @@
     </w:p>
     <w:p>
       <w:r>
-        <w:t xml:space="preserve">    pid_t pid = 0;</w:t>
-      </w:r>
-    </w:p>
-    <w:p>
-      <w:r>
-        <w:t xml:space="preserve">    char line[MAX_LEN] = {0};</w:t>
-      </w:r>
-    </w:p>
-    <w:p>
-      <w:r>
-        <w:t xml:space="preserve">    int n = 0;</w:t>
-      </w:r>
+        <w:t xml:space="preserve">    </w:t>
+      </w:r>
+      <w:proofErr w:type="spellStart"/>
+      <w:r>
+        <w:t>pid_t</w:t>
+      </w:r>
+      <w:proofErr w:type="spellEnd"/>
+      <w:r>
+        <w:t xml:space="preserve"> </w:t>
+      </w:r>
+      <w:proofErr w:type="spellStart"/>
+      <w:r>
+        <w:t>pid</w:t>
+      </w:r>
+      <w:proofErr w:type="spellEnd"/>
+      <w:r>
+        <w:t xml:space="preserve"> = </w:t>
+      </w:r>
+      <w:proofErr w:type="gramStart"/>
+      <w:r>
+        <w:t>0;</w:t>
+      </w:r>
+      <w:proofErr w:type="gramEnd"/>
+    </w:p>
+    <w:p>
+      <w:r>
+        <w:t xml:space="preserve">    char </w:t>
+      </w:r>
+      <w:proofErr w:type="gramStart"/>
+      <w:r>
+        <w:t>line[</w:t>
+      </w:r>
+      <w:proofErr w:type="gramEnd"/>
+      <w:r>
+        <w:t>MAX_LEN] = {0</w:t>
+      </w:r>
+      <w:proofErr w:type="gramStart"/>
+      <w:r>
+        <w:t>};</w:t>
+      </w:r>
+      <w:proofErr w:type="gramEnd"/>
+    </w:p>
+    <w:p>
+      <w:r>
+        <w:t xml:space="preserve">    int n = </w:t>
+      </w:r>
+      <w:proofErr w:type="gramStart"/>
+      <w:r>
+        <w:t>0;</w:t>
+      </w:r>
+      <w:proofErr w:type="gramEnd"/>
     </w:p>
     <w:p/>
     <w:p>
@@ -3588,7 +3990,15 @@
     </w:p>
     <w:p>
       <w:r>
-        <w:t xml:space="preserve">    if(pipe(fd) &lt; 0)</w:t>
+        <w:t xml:space="preserve">    if(pipe(</w:t>
+      </w:r>
+      <w:proofErr w:type="spellStart"/>
+      <w:r>
+        <w:t>fd</w:t>
+      </w:r>
+      <w:proofErr w:type="spellEnd"/>
+      <w:r>
+        <w:t>) &lt; 0)</w:t>
       </w:r>
     </w:p>
     <w:p>
@@ -3598,13 +4008,36 @@
     </w:p>
     <w:p>
       <w:r>
-        <w:t xml:space="preserve">        perror("create pipe failed\n");</w:t>
-      </w:r>
-    </w:p>
-    <w:p>
-      <w:r>
-        <w:t xml:space="preserve">        return -1;</w:t>
-      </w:r>
+        <w:t xml:space="preserve">        </w:t>
+      </w:r>
+      <w:proofErr w:type="spellStart"/>
+      <w:proofErr w:type="gramStart"/>
+      <w:r>
+        <w:t>perror</w:t>
+      </w:r>
+      <w:proofErr w:type="spellEnd"/>
+      <w:r>
+        <w:t>(</w:t>
+      </w:r>
+      <w:proofErr w:type="gramEnd"/>
+      <w:r>
+        <w:t>"create pipe failed\n"</w:t>
+      </w:r>
+      <w:proofErr w:type="gramStart"/>
+      <w:r>
+        <w:t>);</w:t>
+      </w:r>
+      <w:proofErr w:type="gramEnd"/>
+    </w:p>
+    <w:p>
+      <w:r>
+        <w:t xml:space="preserve">        return </w:t>
+      </w:r>
+      <w:proofErr w:type="gramStart"/>
+      <w:r>
+        <w:t>-1;</w:t>
+      </w:r>
+      <w:proofErr w:type="gramEnd"/>
     </w:p>
     <w:p>
       <w:r>
@@ -3633,7 +4066,31 @@
     </w:p>
     <w:p>
       <w:r>
-        <w:t xml:space="preserve">    if((pid = fork()) &lt; 0)</w:t>
+        <w:t xml:space="preserve">    </w:t>
+      </w:r>
+      <w:proofErr w:type="gramStart"/>
+      <w:r>
+        <w:t>if(</w:t>
+      </w:r>
+      <w:proofErr w:type="gramEnd"/>
+      <w:r>
+        <w:t>(</w:t>
+      </w:r>
+      <w:proofErr w:type="spellStart"/>
+      <w:r>
+        <w:t>pid</w:t>
+      </w:r>
+      <w:proofErr w:type="spellEnd"/>
+      <w:r>
+        <w:t xml:space="preserve"> = </w:t>
+      </w:r>
+      <w:proofErr w:type="gramStart"/>
+      <w:r>
+        <w:t>fork(</w:t>
+      </w:r>
+      <w:proofErr w:type="gramEnd"/>
+      <w:r>
+        <w:t>)) &lt; 0)</w:t>
       </w:r>
     </w:p>
     <w:p>
@@ -3643,13 +4100,36 @@
     </w:p>
     <w:p>
       <w:r>
-        <w:t xml:space="preserve">        perror("fork failed\n");</w:t>
-      </w:r>
-    </w:p>
-    <w:p>
-      <w:r>
-        <w:t xml:space="preserve">        return -1;</w:t>
-      </w:r>
+        <w:t xml:space="preserve">        </w:t>
+      </w:r>
+      <w:proofErr w:type="spellStart"/>
+      <w:proofErr w:type="gramStart"/>
+      <w:r>
+        <w:t>perror</w:t>
+      </w:r>
+      <w:proofErr w:type="spellEnd"/>
+      <w:r>
+        <w:t>(</w:t>
+      </w:r>
+      <w:proofErr w:type="gramEnd"/>
+      <w:r>
+        <w:t>"fork failed\n"</w:t>
+      </w:r>
+      <w:proofErr w:type="gramStart"/>
+      <w:r>
+        <w:t>);</w:t>
+      </w:r>
+      <w:proofErr w:type="gramEnd"/>
+    </w:p>
+    <w:p>
+      <w:r>
+        <w:t xml:space="preserve">        return </w:t>
+      </w:r>
+      <w:proofErr w:type="gramStart"/>
+      <w:r>
+        <w:t>-1;</w:t>
+      </w:r>
+      <w:proofErr w:type="gramEnd"/>
     </w:p>
     <w:p>
       <w:r>
@@ -3678,7 +4158,20 @@
     </w:p>
     <w:p>
       <w:r>
-        <w:t xml:space="preserve">    else if(pid &gt; 0)</w:t>
+        <w:t xml:space="preserve">    else </w:t>
+      </w:r>
+      <w:proofErr w:type="gramStart"/>
+      <w:r>
+        <w:t>if(</w:t>
+      </w:r>
+      <w:proofErr w:type="spellStart"/>
+      <w:proofErr w:type="gramEnd"/>
+      <w:r>
+        <w:t>pid</w:t>
+      </w:r>
+      <w:proofErr w:type="spellEnd"/>
+      <w:r>
+        <w:t xml:space="preserve"> &gt; 0)</w:t>
       </w:r>
     </w:p>
     <w:p>
@@ -3708,8 +4201,26 @@
     </w:p>
     <w:p>
       <w:r>
-        <w:t xml:space="preserve">        close(fd[1]);</w:t>
-      </w:r>
+        <w:t xml:space="preserve">        close(</w:t>
+      </w:r>
+      <w:proofErr w:type="spellStart"/>
+      <w:proofErr w:type="gramStart"/>
+      <w:r>
+        <w:t>fd</w:t>
+      </w:r>
+      <w:proofErr w:type="spellEnd"/>
+      <w:r>
+        <w:t>[</w:t>
+      </w:r>
+      <w:proofErr w:type="gramEnd"/>
+      <w:r>
+        <w:t>1]</w:t>
+      </w:r>
+      <w:proofErr w:type="gramStart"/>
+      <w:r>
+        <w:t>);</w:t>
+      </w:r>
+      <w:proofErr w:type="gramEnd"/>
     </w:p>
     <w:p/>
     <w:p>
@@ -3734,13 +4245,78 @@
     </w:p>
     <w:p>
       <w:r>
-        <w:t xml:space="preserve">        n = read(fd[0],line,MAX_LEN);</w:t>
-      </w:r>
-    </w:p>
-    <w:p>
-      <w:r>
-        <w:t xml:space="preserve">        printf("read %d bytes from pipe :%s\n",n,line);</w:t>
-      </w:r>
+        <w:t xml:space="preserve">        n = read(</w:t>
+      </w:r>
+      <w:proofErr w:type="spellStart"/>
+      <w:r>
+        <w:t>fd</w:t>
+      </w:r>
+      <w:proofErr w:type="spellEnd"/>
+      <w:r>
+        <w:t>[0</w:t>
+      </w:r>
+      <w:proofErr w:type="gramStart"/>
+      <w:r>
+        <w:t>],</w:t>
+      </w:r>
+      <w:proofErr w:type="spellStart"/>
+      <w:r>
+        <w:t>line</w:t>
+      </w:r>
+      <w:proofErr w:type="gramEnd"/>
+      <w:r>
+        <w:t>,MAX_LEN</w:t>
+      </w:r>
+      <w:proofErr w:type="spellEnd"/>
+      <w:proofErr w:type="gramStart"/>
+      <w:r>
+        <w:t>);</w:t>
+      </w:r>
+      <w:proofErr w:type="gramEnd"/>
+    </w:p>
+    <w:p>
+      <w:r>
+        <w:t xml:space="preserve">        </w:t>
+      </w:r>
+      <w:proofErr w:type="spellStart"/>
+      <w:proofErr w:type="gramStart"/>
+      <w:r>
+        <w:t>printf</w:t>
+      </w:r>
+      <w:proofErr w:type="spellEnd"/>
+      <w:r>
+        <w:t>(</w:t>
+      </w:r>
+      <w:proofErr w:type="gramEnd"/>
+      <w:r>
+        <w:t xml:space="preserve">"read %d bytes from </w:t>
+      </w:r>
+      <w:proofErr w:type="gramStart"/>
+      <w:r>
+        <w:t>pipe :</w:t>
+      </w:r>
+      <w:proofErr w:type="gramEnd"/>
+      <w:r>
+        <w:t>%s\n</w:t>
+      </w:r>
+      <w:proofErr w:type="gramStart"/>
+      <w:r>
+        <w:t>",</w:t>
+      </w:r>
+      <w:proofErr w:type="spellStart"/>
+      <w:r>
+        <w:t>n</w:t>
+      </w:r>
+      <w:proofErr w:type="gramEnd"/>
+      <w:r>
+        <w:t>,line</w:t>
+      </w:r>
+      <w:proofErr w:type="spellEnd"/>
+      <w:proofErr w:type="gramStart"/>
+      <w:r>
+        <w:t>);</w:t>
+      </w:r>
+      <w:proofErr w:type="gramEnd"/>
     </w:p>
     <w:p/>
     <w:p>
@@ -3801,8 +4377,26 @@
     </w:p>
     <w:p>
       <w:r>
-        <w:t xml:space="preserve">        close(fd[0]);</w:t>
-      </w:r>
+        <w:t xml:space="preserve">        close(</w:t>
+      </w:r>
+      <w:proofErr w:type="spellStart"/>
+      <w:proofErr w:type="gramStart"/>
+      <w:r>
+        <w:t>fd</w:t>
+      </w:r>
+      <w:proofErr w:type="spellEnd"/>
+      <w:r>
+        <w:t>[</w:t>
+      </w:r>
+      <w:proofErr w:type="gramEnd"/>
+      <w:r>
+        <w:t>0]</w:t>
+      </w:r>
+      <w:proofErr w:type="gramStart"/>
+      <w:r>
+        <w:t>);</w:t>
+      </w:r>
+      <w:proofErr w:type="gramEnd"/>
     </w:p>
     <w:p>
       <w:r>
@@ -3826,7 +4420,15 @@
     </w:p>
     <w:p>
       <w:r>
-        <w:t xml:space="preserve">        write(fd[1],"www.</w:t>
+        <w:t xml:space="preserve">        write(</w:t>
+      </w:r>
+      <w:proofErr w:type="spellStart"/>
+      <w:r>
+        <w:t>fd</w:t>
+      </w:r>
+      <w:proofErr w:type="spellEnd"/>
+      <w:r>
+        <w:t>[1],"www.</w:t>
       </w:r>
       <w:r>
         <w:rPr>
@@ -3844,8 +4446,13 @@
         <w:t>bing</w:t>
       </w:r>
       <w:r>
-        <w:t>.com"));</w:t>
-      </w:r>
+        <w:t>.com")</w:t>
+      </w:r>
+      <w:proofErr w:type="gramStart"/>
+      <w:r>
+        <w:t>);</w:t>
+      </w:r>
+      <w:proofErr w:type="gramEnd"/>
     </w:p>
     <w:p>
       <w:r>
@@ -3854,8 +4461,13 @@
     </w:p>
     <w:p>
       <w:r>
-        <w:t xml:space="preserve">    return 0;</w:t>
-      </w:r>
+        <w:t xml:space="preserve">    return </w:t>
+      </w:r>
+      <w:proofErr w:type="gramStart"/>
+      <w:r>
+        <w:t>0;</w:t>
+      </w:r>
+      <w:proofErr w:type="gramEnd"/>
     </w:p>
     <w:p>
       <w:r>
@@ -3889,7 +4501,15 @@
         <w:ind w:firstLine="420"/>
       </w:pPr>
       <w:r>
-        <w:t>read 18 bytes from pipe :www.yanbinghu.com</w:t>
+        <w:t xml:space="preserve">read 18 bytes from </w:t>
+      </w:r>
+      <w:proofErr w:type="gramStart"/>
+      <w:r>
+        <w:t>pipe :</w:t>
+      </w:r>
+      <w:proofErr w:type="gramEnd"/>
+      <w:r>
+        <w:t>www.yanbinghu.com</w:t>
       </w:r>
     </w:p>
     <w:p/>
@@ -3931,12 +4551,14 @@
         </w:rPr>
         <w:t>命名管道</w:t>
       </w:r>
+      <w:proofErr w:type="gramStart"/>
       <w:r>
         <w:rPr>
           <w:rFonts w:hint="eastAsia"/>
         </w:rPr>
         <w:t>(FIFO)</w:t>
       </w:r>
+      <w:proofErr w:type="gramEnd"/>
     </w:p>
     <w:p>
       <w:pPr>
@@ -4052,6 +4674,7 @@
         </w:rPr>
         <w:t>这里所谓的有名是指这样一个文件应该有文件名，使得任何进程都可以通过文件名或者路径与这个文件挂上钩。在这里，“有形”是指文件的</w:t>
       </w:r>
+      <w:proofErr w:type="spellStart"/>
       <w:r>
         <w:rPr>
           <w:rFonts w:hint="eastAsia"/>
@@ -4059,6 +4682,7 @@
         </w:rPr>
         <w:t>inode</w:t>
       </w:r>
+      <w:proofErr w:type="spellEnd"/>
       <w:r>
         <w:rPr>
           <w:rFonts w:hint="eastAsia"/>
@@ -4117,12 +4741,14 @@
         </w:rPr>
         <w:t>文件。由于这种文件的访问，严格遵守先进先出的原则，而不允许在文件内移动读写指针位置的</w:t>
       </w:r>
+      <w:proofErr w:type="spellStart"/>
       <w:r>
         <w:rPr>
           <w:rFonts w:hint="eastAsia"/>
         </w:rPr>
         <w:t>lseek</w:t>
       </w:r>
+      <w:proofErr w:type="spellEnd"/>
       <w:r>
         <w:rPr>
           <w:rFonts w:hint="eastAsia"/>
@@ -4242,25 +4868,87 @@
       <w:pPr>
         <w:ind w:firstLine="420"/>
       </w:pPr>
-      <w:r>
-        <w:t>#include &lt;sys/types.h&gt;</w:t>
-      </w:r>
-    </w:p>
-    <w:p>
-      <w:pPr>
-        <w:ind w:firstLine="420"/>
-      </w:pPr>
-      <w:r>
-        <w:t>#include &lt;sys/stat.h&gt;</w:t>
-      </w:r>
-    </w:p>
-    <w:p>
-      <w:pPr>
-        <w:ind w:firstLine="420"/>
-      </w:pPr>
-      <w:r>
-        <w:t>int mkfifo(const char *pathname,mode_t mode);</w:t>
-      </w:r>
+      <w:proofErr w:type="gramStart"/>
+      <w:r>
+        <w:t>#include</w:t>
+      </w:r>
+      <w:proofErr w:type="gramEnd"/>
+      <w:r>
+        <w:t xml:space="preserve"> &lt;sys/</w:t>
+      </w:r>
+      <w:proofErr w:type="spellStart"/>
+      <w:r>
+        <w:t>types</w:t>
+      </w:r>
+      <w:proofErr w:type="gramStart"/>
+      <w:r>
+        <w:t>.h</w:t>
+      </w:r>
+      <w:proofErr w:type="spellEnd"/>
+      <w:proofErr w:type="gramEnd"/>
+      <w:r>
+        <w:t>&gt;</w:t>
+      </w:r>
+    </w:p>
+    <w:p>
+      <w:pPr>
+        <w:ind w:firstLine="420"/>
+      </w:pPr>
+      <w:r>
+        <w:t>#include &lt;sys/</w:t>
+      </w:r>
+      <w:proofErr w:type="spellStart"/>
+      <w:r>
+        <w:t>stat</w:t>
+      </w:r>
+      <w:proofErr w:type="gramStart"/>
+      <w:r>
+        <w:t>.h</w:t>
+      </w:r>
+      <w:proofErr w:type="spellEnd"/>
+      <w:r>
+        <w:t>&gt;</w:t>
+      </w:r>
+      <w:proofErr w:type="gramEnd"/>
+    </w:p>
+    <w:p>
+      <w:pPr>
+        <w:ind w:firstLine="420"/>
+      </w:pPr>
+      <w:r>
+        <w:t xml:space="preserve">int </w:t>
+      </w:r>
+      <w:proofErr w:type="spellStart"/>
+      <w:proofErr w:type="gramStart"/>
+      <w:r>
+        <w:t>mkfifo</w:t>
+      </w:r>
+      <w:proofErr w:type="spellEnd"/>
+      <w:r>
+        <w:t>(</w:t>
+      </w:r>
+      <w:proofErr w:type="gramEnd"/>
+      <w:r>
+        <w:t>const char *</w:t>
+      </w:r>
+      <w:proofErr w:type="spellStart"/>
+      <w:proofErr w:type="gramStart"/>
+      <w:r>
+        <w:t>pathname,mode</w:t>
+      </w:r>
+      <w:proofErr w:type="gramEnd"/>
+      <w:r>
+        <w:t>_t</w:t>
+      </w:r>
+      <w:proofErr w:type="spellEnd"/>
+      <w:r>
+        <w:t xml:space="preserve"> mode</w:t>
+      </w:r>
+      <w:proofErr w:type="gramStart"/>
+      <w:r>
+        <w:t>);</w:t>
+      </w:r>
+      <w:proofErr w:type="gramEnd"/>
     </w:p>
     <w:p>
       <w:pPr>
@@ -4323,6 +5011,7 @@
       <w:pPr>
         <w:ind w:firstLine="420"/>
       </w:pPr>
+      <w:proofErr w:type="gramStart"/>
       <w:r>
         <w:rPr>
           <w:rFonts w:hint="eastAsia"/>
@@ -4357,13 +5046,21 @@
         <w:rPr>
           <w:rFonts w:hint="eastAsia"/>
         </w:rPr>
-        <w:t>无存取权限</w:t>
-      </w:r>
-    </w:p>
-    <w:p>
-      <w:pPr>
-        <w:ind w:firstLine="420"/>
-      </w:pPr>
+        <w:t>无</w:t>
+      </w:r>
+      <w:proofErr w:type="gramEnd"/>
+      <w:r>
+        <w:rPr>
+          <w:rFonts w:hint="eastAsia"/>
+        </w:rPr>
+        <w:t>存取权限</w:t>
+      </w:r>
+    </w:p>
+    <w:p>
+      <w:pPr>
+        <w:ind w:firstLine="420"/>
+      </w:pPr>
+      <w:proofErr w:type="gramStart"/>
       <w:r>
         <w:rPr>
           <w:rFonts w:hint="eastAsia"/>
@@ -4404,7 +5101,14 @@
         <w:rPr>
           <w:rFonts w:hint="eastAsia"/>
         </w:rPr>
-        <w:t>指定文件不存在</w:t>
+        <w:t>指定</w:t>
+      </w:r>
+      <w:proofErr w:type="gramEnd"/>
+      <w:r>
+        <w:rPr>
+          <w:rFonts w:hint="eastAsia"/>
+        </w:rPr>
+        <w:t>文件不存在</w:t>
       </w:r>
     </w:p>
     <w:p>
@@ -4434,6 +5138,7 @@
       <w:pPr>
         <w:ind w:firstLine="420"/>
       </w:pPr>
+      <w:proofErr w:type="gramStart"/>
       <w:r>
         <w:rPr>
           <w:rFonts w:hint="eastAsia"/>
@@ -4468,13 +5173,21 @@
         <w:rPr>
           <w:rFonts w:hint="eastAsia"/>
         </w:rPr>
-        <w:t>包含的目录不存在</w:t>
-      </w:r>
-    </w:p>
-    <w:p>
-      <w:pPr>
-        <w:ind w:firstLine="420"/>
-      </w:pPr>
+        <w:t>包含</w:t>
+      </w:r>
+      <w:proofErr w:type="gramEnd"/>
+      <w:r>
+        <w:rPr>
+          <w:rFonts w:hint="eastAsia"/>
+        </w:rPr>
+        <w:t>的目录不存在</w:t>
+      </w:r>
+    </w:p>
+    <w:p>
+      <w:pPr>
+        <w:ind w:firstLine="420"/>
+      </w:pPr>
+      <w:proofErr w:type="gramStart"/>
       <w:r>
         <w:rPr>
           <w:rFonts w:hint="eastAsia"/>
@@ -4509,13 +5222,21 @@
         <w:rPr>
           <w:rFonts w:hint="eastAsia"/>
         </w:rPr>
-        <w:t>文件系统剩余空间不足</w:t>
-      </w:r>
-    </w:p>
-    <w:p>
-      <w:pPr>
-        <w:ind w:firstLine="420"/>
-      </w:pPr>
+        <w:t>文件</w:t>
+      </w:r>
+      <w:proofErr w:type="gramEnd"/>
+      <w:r>
+        <w:rPr>
+          <w:rFonts w:hint="eastAsia"/>
+        </w:rPr>
+        <w:t>系统剩余空间不足</w:t>
+      </w:r>
+    </w:p>
+    <w:p>
+      <w:pPr>
+        <w:ind w:firstLine="420"/>
+      </w:pPr>
+      <w:proofErr w:type="gramStart"/>
       <w:r>
         <w:rPr>
           <w:rFonts w:hint="eastAsia"/>
@@ -4550,13 +5271,21 @@
         <w:rPr>
           <w:rFonts w:hint="eastAsia"/>
         </w:rPr>
-        <w:t>文件路径无效</w:t>
-      </w:r>
-    </w:p>
-    <w:p>
-      <w:pPr>
-        <w:ind w:firstLine="420"/>
-      </w:pPr>
+        <w:t>文件</w:t>
+      </w:r>
+      <w:proofErr w:type="gramEnd"/>
+      <w:r>
+        <w:rPr>
+          <w:rFonts w:hint="eastAsia"/>
+        </w:rPr>
+        <w:t>路径无效</w:t>
+      </w:r>
+    </w:p>
+    <w:p>
+      <w:pPr>
+        <w:ind w:firstLine="420"/>
+      </w:pPr>
+      <w:proofErr w:type="gramStart"/>
       <w:r>
         <w:rPr>
           <w:rFonts w:hint="eastAsia"/>
@@ -4597,7 +5326,14 @@
         <w:rPr>
           <w:rFonts w:hint="eastAsia"/>
         </w:rPr>
-        <w:t>指定的文件存在于只读文件系统中</w:t>
+        <w:t>指定</w:t>
+      </w:r>
+      <w:proofErr w:type="gramEnd"/>
+      <w:r>
+        <w:rPr>
+          <w:rFonts w:hint="eastAsia"/>
+        </w:rPr>
+        <w:t>的文件存在于只读文件系统中</w:t>
       </w:r>
     </w:p>
     <w:p/>
@@ -4613,6 +5349,7 @@
       <w:pPr>
         <w:pStyle w:val="4"/>
       </w:pPr>
+      <w:proofErr w:type="spellStart"/>
       <w:r>
         <w:rPr>
           <w:rFonts w:hint="eastAsia"/>
@@ -4620,6 +5357,7 @@
         <w:lastRenderedPageBreak/>
         <w:t>mkfifo</w:t>
       </w:r>
+      <w:proofErr w:type="spellEnd"/>
     </w:p>
     <w:p>
       <w:pPr>
@@ -4636,12 +5374,14 @@
       <w:pPr>
         <w:pStyle w:val="4"/>
       </w:pPr>
+      <w:proofErr w:type="spellStart"/>
       <w:r>
         <w:rPr>
           <w:rFonts w:hint="eastAsia"/>
         </w:rPr>
         <w:t>fopen</w:t>
       </w:r>
+      <w:proofErr w:type="spellEnd"/>
     </w:p>
     <w:p>
       <w:pPr>
@@ -4669,8 +5409,21 @@
       <w:pPr>
         <w:ind w:leftChars="200" w:left="480"/>
       </w:pPr>
-      <w:r>
-        <w:t>#include &lt;stdio.h&gt;</w:t>
+      <w:proofErr w:type="gramStart"/>
+      <w:r>
+        <w:t>#include</w:t>
+      </w:r>
+      <w:proofErr w:type="gramEnd"/>
+      <w:r>
+        <w:t xml:space="preserve"> &lt;</w:t>
+      </w:r>
+      <w:proofErr w:type="spellStart"/>
+      <w:r>
+        <w:t>stdio.h</w:t>
+      </w:r>
+      <w:proofErr w:type="spellEnd"/>
+      <w:r>
+        <w:t>&gt;</w:t>
       </w:r>
     </w:p>
     <w:p>
@@ -4678,15 +5431,41 @@
         <w:ind w:leftChars="200" w:left="480"/>
       </w:pPr>
       <w:r>
-        <w:t>#include &lt;unistd.h&gt;</w:t>
+        <w:t>#include &lt;</w:t>
+      </w:r>
+      <w:proofErr w:type="spellStart"/>
+      <w:r>
+        <w:t>unistd.h</w:t>
+      </w:r>
+      <w:proofErr w:type="spellEnd"/>
+      <w:r>
+        <w:t>&gt;</w:t>
       </w:r>
     </w:p>
     <w:p>
       <w:pPr>
         <w:ind w:leftChars="200" w:left="480"/>
       </w:pPr>
-      <w:r>
-        <w:t>#include &lt;sys/types.h&gt;</w:t>
+      <w:proofErr w:type="gramStart"/>
+      <w:r>
+        <w:t>#include</w:t>
+      </w:r>
+      <w:proofErr w:type="gramEnd"/>
+      <w:r>
+        <w:t xml:space="preserve"> &lt;sys/</w:t>
+      </w:r>
+      <w:proofErr w:type="spellStart"/>
+      <w:r>
+        <w:t>types</w:t>
+      </w:r>
+      <w:proofErr w:type="gramStart"/>
+      <w:r>
+        <w:t>.h</w:t>
+      </w:r>
+      <w:proofErr w:type="spellEnd"/>
+      <w:proofErr w:type="gramEnd"/>
+      <w:r>
+        <w:t>&gt;</w:t>
       </w:r>
     </w:p>
     <w:p>
@@ -4694,23 +5473,62 @@
         <w:ind w:leftChars="200" w:left="480"/>
       </w:pPr>
       <w:r>
-        <w:t>#include &lt;sys/stat.h&gt;</w:t>
-      </w:r>
+        <w:t>#include &lt;sys/</w:t>
+      </w:r>
+      <w:proofErr w:type="spellStart"/>
+      <w:r>
+        <w:t>stat</w:t>
+      </w:r>
+      <w:proofErr w:type="gramStart"/>
+      <w:r>
+        <w:t>.h</w:t>
+      </w:r>
+      <w:proofErr w:type="spellEnd"/>
+      <w:r>
+        <w:t>&gt;</w:t>
+      </w:r>
+      <w:proofErr w:type="gramEnd"/>
     </w:p>
     <w:p>
       <w:pPr>
         <w:ind w:leftChars="200" w:left="480"/>
       </w:pPr>
       <w:r>
-        <w:t>#include &lt;errno.h&gt;</w:t>
+        <w:t>#include &lt;</w:t>
+      </w:r>
+      <w:proofErr w:type="spellStart"/>
+      <w:r>
+        <w:t>errno</w:t>
+      </w:r>
+      <w:proofErr w:type="gramStart"/>
+      <w:r>
+        <w:t>.h</w:t>
+      </w:r>
+      <w:proofErr w:type="spellEnd"/>
+      <w:proofErr w:type="gramEnd"/>
+      <w:r>
+        <w:t>&gt;</w:t>
       </w:r>
     </w:p>
     <w:p>
       <w:pPr>
         <w:ind w:leftChars="200" w:left="480"/>
       </w:pPr>
-      <w:r>
-        <w:t>#include &lt;fcntl.h&gt;</w:t>
+      <w:proofErr w:type="gramStart"/>
+      <w:r>
+        <w:t>#include</w:t>
+      </w:r>
+      <w:proofErr w:type="gramEnd"/>
+      <w:r>
+        <w:t xml:space="preserve"> &lt;</w:t>
+      </w:r>
+      <w:proofErr w:type="spellStart"/>
+      <w:r>
+        <w:t>fcntl.h</w:t>
+      </w:r>
+      <w:proofErr w:type="spellEnd"/>
+      <w:r>
+        <w:t>&gt;</w:t>
       </w:r>
     </w:p>
     <w:p>
@@ -4718,7 +5536,23 @@
         <w:ind w:leftChars="200" w:left="480"/>
       </w:pPr>
       <w:r>
-        <w:t>#define FIFO "/tmp/fifo"</w:t>
+        <w:t>#define FIFO "/</w:t>
+      </w:r>
+      <w:proofErr w:type="spellStart"/>
+      <w:r>
+        <w:t>tmp</w:t>
+      </w:r>
+      <w:proofErr w:type="spellEnd"/>
+      <w:r>
+        <w:t>/</w:t>
+      </w:r>
+      <w:proofErr w:type="spellStart"/>
+      <w:r>
+        <w:t>fifo</w:t>
+      </w:r>
+      <w:proofErr w:type="spellEnd"/>
+      <w:r>
+        <w:t>"</w:t>
       </w:r>
     </w:p>
     <w:p>
@@ -4750,23 +5584,72 @@
         <w:ind w:leftChars="200" w:left="480"/>
       </w:pPr>
       <w:r>
-        <w:t xml:space="preserve">    int writeFd;</w:t>
-      </w:r>
+        <w:t xml:space="preserve">    int </w:t>
+      </w:r>
+      <w:proofErr w:type="spellStart"/>
+      <w:proofErr w:type="gramStart"/>
+      <w:r>
+        <w:t>writeFd</w:t>
+      </w:r>
+      <w:proofErr w:type="spellEnd"/>
+      <w:r>
+        <w:t>;</w:t>
+      </w:r>
+      <w:proofErr w:type="gramEnd"/>
     </w:p>
     <w:p>
       <w:pPr>
         <w:ind w:leftChars="200" w:left="480"/>
       </w:pPr>
       <w:r>
-        <w:t xml:space="preserve">    char line[MAX_LEN] = {0};</w:t>
-      </w:r>
+        <w:t xml:space="preserve">    char </w:t>
+      </w:r>
+      <w:proofErr w:type="gramStart"/>
+      <w:r>
+        <w:t>line[</w:t>
+      </w:r>
+      <w:proofErr w:type="gramEnd"/>
+      <w:r>
+        <w:t>MAX_LEN] = {0</w:t>
+      </w:r>
+      <w:proofErr w:type="gramStart"/>
+      <w:r>
+        <w:t>};</w:t>
+      </w:r>
+      <w:proofErr w:type="gramEnd"/>
     </w:p>
     <w:p>
       <w:pPr>
         <w:ind w:leftChars="200" w:left="480"/>
       </w:pPr>
       <w:r>
-        <w:t xml:space="preserve">    if(mkfifo(FIFO,S_IRUSR|S_IWUSR) &lt; 0 &amp;&amp; (errno != EEXIST))</w:t>
+        <w:t xml:space="preserve">    if(</w:t>
+      </w:r>
+      <w:proofErr w:type="spellStart"/>
+      <w:proofErr w:type="gramStart"/>
+      <w:r>
+        <w:t>mkfifo</w:t>
+      </w:r>
+      <w:proofErr w:type="spellEnd"/>
+      <w:r>
+        <w:t>(FIFO,S</w:t>
+      </w:r>
+      <w:proofErr w:type="gramEnd"/>
+      <w:r>
+        <w:t>_IRUSR|S_IWUSR) &lt; 0 &amp;&amp; (</w:t>
+      </w:r>
+      <w:proofErr w:type="spellStart"/>
+      <w:proofErr w:type="gramStart"/>
+      <w:r>
+        <w:t>errno</w:t>
+      </w:r>
+      <w:proofErr w:type="spellEnd"/>
+      <w:r>
+        <w:t xml:space="preserve"> !</w:t>
+      </w:r>
+      <w:proofErr w:type="gramEnd"/>
+      <w:r>
+        <w:t>= EEXIST))</w:t>
       </w:r>
     </w:p>
     <w:p>
@@ -4782,16 +5665,47 @@
         <w:ind w:leftChars="200" w:left="480"/>
       </w:pPr>
       <w:r>
-        <w:t xml:space="preserve">         perror("make fifo failed:");</w:t>
-      </w:r>
+        <w:t xml:space="preserve">         </w:t>
+      </w:r>
+      <w:proofErr w:type="spellStart"/>
+      <w:proofErr w:type="gramStart"/>
+      <w:r>
+        <w:t>perror</w:t>
+      </w:r>
+      <w:proofErr w:type="spellEnd"/>
+      <w:r>
+        <w:t>(</w:t>
+      </w:r>
+      <w:proofErr w:type="gramEnd"/>
+      <w:r>
+        <w:t xml:space="preserve">"make </w:t>
+      </w:r>
+      <w:proofErr w:type="spellStart"/>
+      <w:r>
+        <w:t>fifo</w:t>
+      </w:r>
+      <w:proofErr w:type="spellEnd"/>
+      <w:r>
+        <w:t xml:space="preserve"> failed:"</w:t>
+      </w:r>
+      <w:proofErr w:type="gramStart"/>
+      <w:r>
+        <w:t>);</w:t>
+      </w:r>
+      <w:proofErr w:type="gramEnd"/>
     </w:p>
     <w:p>
       <w:pPr>
         <w:ind w:leftChars="200" w:left="480"/>
       </w:pPr>
       <w:r>
-        <w:t xml:space="preserve">         return -1;</w:t>
-      </w:r>
+        <w:t xml:space="preserve">         return </w:t>
+      </w:r>
+      <w:proofErr w:type="gramStart"/>
+      <w:r>
+        <w:t>-1;</w:t>
+      </w:r>
+      <w:proofErr w:type="gramEnd"/>
     </w:p>
     <w:p>
       <w:pPr>
@@ -4829,8 +5743,29 @@
         <w:ind w:leftChars="200" w:left="480"/>
       </w:pPr>
       <w:r>
-        <w:t xml:space="preserve">    writeFd = open(FIFO,O_WRONLY,0);</w:t>
-      </w:r>
+        <w:t xml:space="preserve">    </w:t>
+      </w:r>
+      <w:proofErr w:type="spellStart"/>
+      <w:r>
+        <w:t>writeFd</w:t>
+      </w:r>
+      <w:proofErr w:type="spellEnd"/>
+      <w:r>
+        <w:t xml:space="preserve"> = </w:t>
+      </w:r>
+      <w:proofErr w:type="gramStart"/>
+      <w:r>
+        <w:t>open(FIFO,O</w:t>
+      </w:r>
+      <w:proofErr w:type="gramEnd"/>
+      <w:r>
+        <w:t>_WRONLY,0</w:t>
+      </w:r>
+      <w:proofErr w:type="gramStart"/>
+      <w:r>
+        <w:t>);</w:t>
+      </w:r>
+      <w:proofErr w:type="gramEnd"/>
     </w:p>
     <w:p>
       <w:pPr>
@@ -4860,24 +5795,52 @@
         <w:ind w:leftChars="200" w:left="480"/>
       </w:pPr>
       <w:r>
-        <w:t xml:space="preserve">    write(writeFd,"www.yanbinghu.com",sizeof("www.yanbinghu.com"));</w:t>
-      </w:r>
+        <w:t xml:space="preserve">    write(</w:t>
+      </w:r>
+      <w:proofErr w:type="spellStart"/>
+      <w:r>
+        <w:t>writeFd</w:t>
+      </w:r>
+      <w:proofErr w:type="spellEnd"/>
+      <w:r>
+        <w:t>,"www.yanbinghu.com",sizeof("www.yanbinghu.com")</w:t>
+      </w:r>
+      <w:proofErr w:type="gramStart"/>
+      <w:r>
+        <w:t>);</w:t>
+      </w:r>
+      <w:proofErr w:type="gramEnd"/>
     </w:p>
     <w:p>
       <w:pPr>
         <w:ind w:leftChars="200" w:left="480"/>
       </w:pPr>
       <w:r>
-        <w:t xml:space="preserve">    close(writeFd);</w:t>
-      </w:r>
+        <w:t xml:space="preserve">    close(</w:t>
+      </w:r>
+      <w:proofErr w:type="spellStart"/>
+      <w:r>
+        <w:t>writeFd</w:t>
+      </w:r>
+      <w:proofErr w:type="spellEnd"/>
+      <w:proofErr w:type="gramStart"/>
+      <w:r>
+        <w:t>);</w:t>
+      </w:r>
+      <w:proofErr w:type="gramEnd"/>
     </w:p>
     <w:p>
       <w:pPr>
         <w:ind w:leftChars="200" w:left="480"/>
       </w:pPr>
       <w:r>
-        <w:t xml:space="preserve">    return 0;</w:t>
-      </w:r>
+        <w:t xml:space="preserve">    return </w:t>
+      </w:r>
+      <w:proofErr w:type="gramStart"/>
+      <w:r>
+        <w:t>0;</w:t>
+      </w:r>
+      <w:proofErr w:type="gramEnd"/>
     </w:p>
     <w:p>
       <w:pPr>
@@ -4927,8 +5890,21 @@
       <w:pPr>
         <w:ind w:leftChars="200" w:left="480"/>
       </w:pPr>
-      <w:r>
-        <w:t>#include &lt;stdio.h&gt;</w:t>
+      <w:proofErr w:type="gramStart"/>
+      <w:r>
+        <w:t>#include</w:t>
+      </w:r>
+      <w:proofErr w:type="gramEnd"/>
+      <w:r>
+        <w:t xml:space="preserve"> &lt;</w:t>
+      </w:r>
+      <w:proofErr w:type="spellStart"/>
+      <w:r>
+        <w:t>stdio.h</w:t>
+      </w:r>
+      <w:proofErr w:type="spellEnd"/>
+      <w:r>
+        <w:t>&gt;</w:t>
       </w:r>
     </w:p>
     <w:p>
@@ -4936,15 +5912,41 @@
         <w:ind w:leftChars="200" w:left="480"/>
       </w:pPr>
       <w:r>
-        <w:t>#include &lt;unistd.h&gt;</w:t>
+        <w:t>#include &lt;</w:t>
+      </w:r>
+      <w:proofErr w:type="spellStart"/>
+      <w:r>
+        <w:t>unistd.h</w:t>
+      </w:r>
+      <w:proofErr w:type="spellEnd"/>
+      <w:r>
+        <w:t>&gt;</w:t>
       </w:r>
     </w:p>
     <w:p>
       <w:pPr>
         <w:ind w:leftChars="200" w:left="480"/>
       </w:pPr>
-      <w:r>
-        <w:t>#include &lt;sys/types.h&gt;</w:t>
+      <w:proofErr w:type="gramStart"/>
+      <w:r>
+        <w:t>#include</w:t>
+      </w:r>
+      <w:proofErr w:type="gramEnd"/>
+      <w:r>
+        <w:t xml:space="preserve"> &lt;sys/</w:t>
+      </w:r>
+      <w:proofErr w:type="spellStart"/>
+      <w:r>
+        <w:t>types</w:t>
+      </w:r>
+      <w:proofErr w:type="gramStart"/>
+      <w:r>
+        <w:t>.h</w:t>
+      </w:r>
+      <w:proofErr w:type="spellEnd"/>
+      <w:proofErr w:type="gramEnd"/>
+      <w:r>
+        <w:t>&gt;</w:t>
       </w:r>
     </w:p>
     <w:p>
@@ -4952,23 +5954,62 @@
         <w:ind w:leftChars="200" w:left="480"/>
       </w:pPr>
       <w:r>
-        <w:t>#include &lt;sys/stat.h&gt;</w:t>
-      </w:r>
+        <w:t>#include &lt;sys/</w:t>
+      </w:r>
+      <w:proofErr w:type="spellStart"/>
+      <w:r>
+        <w:t>stat</w:t>
+      </w:r>
+      <w:proofErr w:type="gramStart"/>
+      <w:r>
+        <w:t>.h</w:t>
+      </w:r>
+      <w:proofErr w:type="spellEnd"/>
+      <w:r>
+        <w:t>&gt;</w:t>
+      </w:r>
+      <w:proofErr w:type="gramEnd"/>
     </w:p>
     <w:p>
       <w:pPr>
         <w:ind w:leftChars="200" w:left="480"/>
       </w:pPr>
       <w:r>
-        <w:t>#include &lt;errno.h&gt;</w:t>
+        <w:t>#include &lt;</w:t>
+      </w:r>
+      <w:proofErr w:type="spellStart"/>
+      <w:r>
+        <w:t>errno</w:t>
+      </w:r>
+      <w:proofErr w:type="gramStart"/>
+      <w:r>
+        <w:t>.h</w:t>
+      </w:r>
+      <w:proofErr w:type="spellEnd"/>
+      <w:proofErr w:type="gramEnd"/>
+      <w:r>
+        <w:t>&gt;</w:t>
       </w:r>
     </w:p>
     <w:p>
       <w:pPr>
         <w:ind w:leftChars="200" w:left="480"/>
       </w:pPr>
-      <w:r>
-        <w:t>#include&lt;fcntl.h&gt;</w:t>
+      <w:proofErr w:type="gramStart"/>
+      <w:r>
+        <w:t>#include</w:t>
+      </w:r>
+      <w:proofErr w:type="gramEnd"/>
+      <w:r>
+        <w:t>&lt;fcntl</w:t>
+      </w:r>
+      <w:proofErr w:type="gramStart"/>
+      <w:r>
+        <w:t>.h</w:t>
+      </w:r>
+      <w:proofErr w:type="gramEnd"/>
+      <w:r>
+        <w:t>&gt;</w:t>
       </w:r>
     </w:p>
     <w:p>
@@ -4976,7 +6017,23 @@
         <w:ind w:leftChars="200" w:left="480"/>
       </w:pPr>
       <w:r>
-        <w:t>#define FIFO "/tmp/fifo"</w:t>
+        <w:t>#define FIFO "/</w:t>
+      </w:r>
+      <w:proofErr w:type="spellStart"/>
+      <w:r>
+        <w:t>tmp</w:t>
+      </w:r>
+      <w:proofErr w:type="spellEnd"/>
+      <w:r>
+        <w:t>/</w:t>
+      </w:r>
+      <w:proofErr w:type="spellStart"/>
+      <w:r>
+        <w:t>fifo</w:t>
+      </w:r>
+      <w:proofErr w:type="spellEnd"/>
+      <w:r>
+        <w:t>"</w:t>
       </w:r>
     </w:p>
     <w:p>
@@ -5008,7 +6065,17 @@
         <w:ind w:leftChars="200" w:left="480"/>
       </w:pPr>
       <w:r>
-        <w:t xml:space="preserve">    int readFd,n;</w:t>
+        <w:t xml:space="preserve">    int </w:t>
+      </w:r>
+      <w:proofErr w:type="spellStart"/>
+      <w:proofErr w:type="gramStart"/>
+      <w:r>
+        <w:t>readFd,n</w:t>
+      </w:r>
+      <w:proofErr w:type="spellEnd"/>
+      <w:proofErr w:type="gramEnd"/>
+      <w:r>
+        <w:t>;</w:t>
       </w:r>
     </w:p>
     <w:p>
@@ -5016,8 +6083,21 @@
         <w:ind w:leftChars="200" w:left="480"/>
       </w:pPr>
       <w:r>
-        <w:t xml:space="preserve">    char line[MAX_LEN] = {0};</w:t>
-      </w:r>
+        <w:t xml:space="preserve">    char </w:t>
+      </w:r>
+      <w:proofErr w:type="gramStart"/>
+      <w:r>
+        <w:t>line[</w:t>
+      </w:r>
+      <w:proofErr w:type="gramEnd"/>
+      <w:r>
+        <w:t>MAX_LEN] = {0</w:t>
+      </w:r>
+      <w:proofErr w:type="gramStart"/>
+      <w:r>
+        <w:t>};</w:t>
+      </w:r>
+      <w:proofErr w:type="gramEnd"/>
     </w:p>
     <w:p>
       <w:pPr>
@@ -5059,8 +6139,29 @@
         <w:ind w:leftChars="200" w:left="480"/>
       </w:pPr>
       <w:r>
-        <w:t xml:space="preserve">    readFd = open(FIFO,O_RDONLY,0);</w:t>
-      </w:r>
+        <w:t xml:space="preserve">    </w:t>
+      </w:r>
+      <w:proofErr w:type="spellStart"/>
+      <w:r>
+        <w:t>readFd</w:t>
+      </w:r>
+      <w:proofErr w:type="spellEnd"/>
+      <w:r>
+        <w:t xml:space="preserve"> = </w:t>
+      </w:r>
+      <w:proofErr w:type="gramStart"/>
+      <w:r>
+        <w:t>open(FIFO,O</w:t>
+      </w:r>
+      <w:proofErr w:type="gramEnd"/>
+      <w:r>
+        <w:t>_RDONLY,0</w:t>
+      </w:r>
+      <w:proofErr w:type="gramStart"/>
+      <w:r>
+        <w:t>);</w:t>
+      </w:r>
+      <w:proofErr w:type="gramEnd"/>
     </w:p>
     <w:p>
       <w:pPr>
@@ -5107,24 +6208,88 @@
         <w:ind w:leftChars="200" w:left="480"/>
       </w:pPr>
       <w:r>
-        <w:t xml:space="preserve">    n = read(readFd,line,MAX_LEN);</w:t>
-      </w:r>
+        <w:t xml:space="preserve">    n = read(</w:t>
+      </w:r>
+      <w:proofErr w:type="spellStart"/>
+      <w:proofErr w:type="gramStart"/>
+      <w:r>
+        <w:t>readFd,line</w:t>
+      </w:r>
+      <w:proofErr w:type="gramEnd"/>
+      <w:r>
+        <w:t>,MAX_LEN</w:t>
+      </w:r>
+      <w:proofErr w:type="spellEnd"/>
+      <w:proofErr w:type="gramStart"/>
+      <w:r>
+        <w:t>);</w:t>
+      </w:r>
+      <w:proofErr w:type="gramEnd"/>
     </w:p>
     <w:p>
       <w:pPr>
         <w:ind w:leftChars="200" w:left="480"/>
       </w:pPr>
       <w:r>
-        <w:t xml:space="preserve">    printf("read %d bytes from pipe :%s\n",n,line);</w:t>
-      </w:r>
+        <w:t xml:space="preserve">    </w:t>
+      </w:r>
+      <w:proofErr w:type="spellStart"/>
+      <w:proofErr w:type="gramStart"/>
+      <w:r>
+        <w:t>printf</w:t>
+      </w:r>
+      <w:proofErr w:type="spellEnd"/>
+      <w:r>
+        <w:t>(</w:t>
+      </w:r>
+      <w:proofErr w:type="gramEnd"/>
+      <w:r>
+        <w:t xml:space="preserve">"read %d bytes from </w:t>
+      </w:r>
+      <w:proofErr w:type="gramStart"/>
+      <w:r>
+        <w:t>pipe :</w:t>
+      </w:r>
+      <w:proofErr w:type="gramEnd"/>
+      <w:r>
+        <w:t>%s\n</w:t>
+      </w:r>
+      <w:proofErr w:type="gramStart"/>
+      <w:r>
+        <w:t>",</w:t>
+      </w:r>
+      <w:proofErr w:type="spellStart"/>
+      <w:r>
+        <w:t>n</w:t>
+      </w:r>
+      <w:proofErr w:type="gramEnd"/>
+      <w:r>
+        <w:t>,line</w:t>
+      </w:r>
+      <w:proofErr w:type="spellEnd"/>
+      <w:proofErr w:type="gramStart"/>
+      <w:r>
+        <w:t>);</w:t>
+      </w:r>
+      <w:proofErr w:type="gramEnd"/>
     </w:p>
     <w:p>
       <w:pPr>
         <w:ind w:leftChars="200" w:left="480"/>
       </w:pPr>
       <w:r>
-        <w:t xml:space="preserve">    close(readFd);</w:t>
-      </w:r>
+        <w:t xml:space="preserve">    close(</w:t>
+      </w:r>
+      <w:proofErr w:type="spellStart"/>
+      <w:r>
+        <w:t>readFd</w:t>
+      </w:r>
+      <w:proofErr w:type="spellEnd"/>
+      <w:proofErr w:type="gramStart"/>
+      <w:r>
+        <w:t>);</w:t>
+      </w:r>
+      <w:proofErr w:type="gramEnd"/>
     </w:p>
     <w:p>
       <w:pPr>
@@ -5154,16 +6319,34 @@
         <w:ind w:leftChars="200" w:left="480"/>
       </w:pPr>
       <w:r>
-        <w:t xml:space="preserve">    unlink(FIFO);</w:t>
-      </w:r>
+        <w:t xml:space="preserve">    </w:t>
+      </w:r>
+      <w:proofErr w:type="gramStart"/>
+      <w:r>
+        <w:t>unlink(</w:t>
+      </w:r>
+      <w:proofErr w:type="gramEnd"/>
+      <w:r>
+        <w:t>FIFO</w:t>
+      </w:r>
+      <w:proofErr w:type="gramStart"/>
+      <w:r>
+        <w:t>);</w:t>
+      </w:r>
+      <w:proofErr w:type="gramEnd"/>
     </w:p>
     <w:p>
       <w:pPr>
         <w:ind w:leftChars="200" w:left="480"/>
       </w:pPr>
       <w:r>
-        <w:t xml:space="preserve">    return 0;</w:t>
-      </w:r>
+        <w:t xml:space="preserve">    return </w:t>
+      </w:r>
+      <w:proofErr w:type="gramStart"/>
+      <w:r>
+        <w:t>0;</w:t>
+      </w:r>
+      <w:proofErr w:type="gramEnd"/>
     </w:p>
     <w:p>
       <w:pPr>
@@ -5225,7 +6408,15 @@
         <w:ind w:firstLine="420"/>
       </w:pPr>
       <w:r>
-        <w:t>read 18 bytes from pipe :www.yanbinghu.com</w:t>
+        <w:t xml:space="preserve">read 18 bytes from </w:t>
+      </w:r>
+      <w:proofErr w:type="gramStart"/>
+      <w:r>
+        <w:t>pipe :</w:t>
+      </w:r>
+      <w:proofErr w:type="gramEnd"/>
+      <w:r>
+        <w:t>www.yanbinghu.com</w:t>
       </w:r>
     </w:p>
     <w:p>
@@ -5261,8 +6452,24 @@
         <w:rPr>
           <w:rFonts w:hint="eastAsia"/>
         </w:rPr>
-        <w:t>消息队列</w:t>
-      </w:r>
+        <w:t>共享内存</w:t>
+      </w:r>
+    </w:p>
+    <w:p>
+      <w:pPr>
+        <w:ind w:firstLine="420"/>
+      </w:pPr>
+      <w:r>
+        <w:rPr>
+          <w:rFonts w:hint="eastAsia"/>
+        </w:rPr>
+        <w:t>多个进程中一般虚拟地址可以是一样的，但是物理内存不能是一样的。共享内存就是将他们的物理内存也变成一样的，这样两个进程就可以同时访问这个物理内存，实现通信。</w:t>
+      </w:r>
+    </w:p>
+    <w:p>
+      <w:pPr>
+        <w:ind w:firstLine="420"/>
+      </w:pPr>
     </w:p>
     <w:p>
       <w:pPr>
@@ -5276,49 +6483,32 @@
       </w:r>
     </w:p>
     <w:p>
-      <w:r>
-        <w:tab/>
-      </w:r>
-      <w:r>
-        <w:rPr>
-          <w:rFonts w:hint="eastAsia"/>
-        </w:rPr>
-        <w:t>消息队列就是消息的一个链表，它允许一个或多个进程向它写消息，一个或多个进程从中读消息。具有一定的</w:t>
-      </w:r>
-      <w:r>
-        <w:rPr>
-          <w:rFonts w:hint="eastAsia"/>
-        </w:rPr>
-        <w:t>FIFO</w:t>
-      </w:r>
-      <w:r>
-        <w:rPr>
-          <w:rFonts w:hint="eastAsia"/>
-        </w:rPr>
-        <w:t>的特性，但是可实现消息的随即查询。这些消息存在于内核中，由“队列</w:t>
-      </w:r>
-      <w:r>
-        <w:rPr>
-          <w:rFonts w:hint="eastAsia"/>
-        </w:rPr>
-        <w:t>ID</w:t>
-      </w:r>
-      <w:r>
-        <w:rPr>
-          <w:rFonts w:hint="eastAsia"/>
-        </w:rPr>
-        <w:t>”来标识。</w:t>
-      </w:r>
-    </w:p>
-    <w:p>
-      <w:pPr>
-        <w:ind w:firstLine="420"/>
-      </w:pPr>
-      <w:r>
-        <w:rPr>
-          <w:rFonts w:hint="eastAsia"/>
-        </w:rPr>
-        <w:t>消息队列的实现包括创建和打开队列、添加消息、读取消息和控制消息队列这四种操作。</w:t>
+      <w:pPr>
+        <w:ind w:firstLine="420"/>
+      </w:pPr>
+      <w:r>
+        <w:rPr>
+          <w:rFonts w:hint="eastAsia"/>
+          <w:color w:val="FF0000"/>
+        </w:rPr>
+        <w:t>共享内存区域是被多个进程共享的一部分物理内存</w:t>
+      </w:r>
+      <w:r>
+        <w:rPr>
+          <w:rFonts w:hint="eastAsia"/>
+        </w:rPr>
+        <w:t>。如果多个进程都把该内存区域映射到自己的虚拟地址空间，则这些进程就都可以直接访问该共享内存区域，从而可以通过该区域进行通信。</w:t>
+      </w:r>
+    </w:p>
+    <w:p>
+      <w:pPr>
+        <w:ind w:firstLine="420"/>
+      </w:pPr>
+      <w:r>
+        <w:rPr>
+          <w:rFonts w:hint="eastAsia"/>
+        </w:rPr>
+        <w:t>共享内存是进程间共享数据的一种最快的方法，一个进程向共享内存区域写入数据，共享这个内存区域的所有进程就可以立刻看到其中的内容。</w:t>
       </w:r>
     </w:p>
     <w:p/>
@@ -5330,313 +6520,39 @@
         <w:rPr>
           <w:rFonts w:hint="eastAsia"/>
         </w:rPr>
-        <w:t>消息队列是由消息的链表，</w:t>
-      </w:r>
+        <w:t>共享内存就是映射一段能被其他进程所访问的内存（一旦这样的内存区域映射到共享它的进程的地址空间，这些进程间数据的传递就不再涉及内核，往共享内存区域存放信息或从中取走消息的进程间通常需要某种形式的同步），这段共享内存由一个进程创建，但多个进程都可以访问。</w:t>
+      </w:r>
+    </w:p>
+    <w:p>
+      <w:pPr>
+        <w:ind w:firstLine="420"/>
+      </w:pPr>
       <w:r>
         <w:rPr>
           <w:rFonts w:hint="eastAsia"/>
           <w:color w:val="FF0000"/>
         </w:rPr>
-        <w:t>存储在内核中</w:t>
-      </w:r>
-      <w:r>
-        <w:rPr>
-          <w:rFonts w:hint="eastAsia"/>
-        </w:rPr>
-        <w:t>并由消息队列标识符标识。消息队列</w:t>
+        <w:t>共享内存是最快的</w:t>
       </w:r>
       <w:r>
         <w:rPr>
           <w:rFonts w:hint="eastAsia"/>
           <w:color w:val="FF0000"/>
         </w:rPr>
-        <w:t>克服了信号传递信号量少、管道只能承载无格式字节流以及缓冲区大小受限等缺点</w:t>
-      </w:r>
-      <w:r>
-        <w:rPr>
-          <w:rFonts w:hint="eastAsia"/>
-        </w:rPr>
-        <w:t>。</w:t>
-      </w:r>
-    </w:p>
-    <w:p>
-      <w:r>
-        <w:tab/>
-      </w:r>
-      <w:r>
-        <w:rPr>
-          <w:rFonts w:hint="eastAsia"/>
-        </w:rPr>
-        <w:t>消息队列传递的信息还是比较大的，管道信息传递较少，信号更少。为了解决管道、有名管道的弊端，出现了消息队列，在某个进程往另一个进程写入消息之前，并不需要另外某个进程在该队列上等待消息的到达。</w:t>
-      </w:r>
-    </w:p>
-    <w:p>
-      <w:r>
-        <w:tab/>
-      </w:r>
-      <w:r>
-        <w:rPr>
-          <w:rFonts w:hint="eastAsia"/>
-        </w:rPr>
-        <w:t>与管道和</w:t>
-      </w:r>
-      <w:r>
-        <w:rPr>
-          <w:rFonts w:hint="eastAsia"/>
-        </w:rPr>
-        <w:t>FIFO</w:t>
-      </w:r>
-      <w:r>
-        <w:rPr>
-          <w:rFonts w:hint="eastAsia"/>
-        </w:rPr>
-        <w:t>不同，进程可以在没有另外一个进程等待读的情况下进行写。另外一方面，</w:t>
+        <w:t>IPC</w:t>
       </w:r>
       <w:r>
         <w:rPr>
           <w:rFonts w:hint="eastAsia"/>
           <w:color w:val="FF0000"/>
         </w:rPr>
-        <w:t>管道和</w:t>
-      </w:r>
-      <w:r>
-        <w:rPr>
-          <w:rFonts w:hint="eastAsia"/>
-          <w:color w:val="FF0000"/>
-        </w:rPr>
-        <w:t>FIFO</w:t>
-      </w:r>
-      <w:r>
-        <w:rPr>
-          <w:rFonts w:hint="eastAsia"/>
-          <w:color w:val="FF0000"/>
-        </w:rPr>
-        <w:t>一旦相关进程都关闭并退出后，里面的数据也就没有了，但是对于消息队列，一个进程往消息队列中写入数据后退出，另外一个进程仍然可以打开并读取消息</w:t>
-      </w:r>
-      <w:r>
-        <w:rPr>
-          <w:rFonts w:hint="eastAsia"/>
-        </w:rPr>
-        <w:t>。消息队列</w:t>
-      </w:r>
-      <w:r>
-        <w:rPr>
-          <w:rFonts w:hint="eastAsia"/>
-          <w:color w:val="FF0000"/>
-        </w:rPr>
-        <w:t>与</w:t>
-      </w:r>
-      <w:r>
-        <w:rPr>
-          <w:rFonts w:hint="eastAsia"/>
-          <w:color w:val="FF0000"/>
-        </w:rPr>
-        <w:t>UNIX</w:t>
-      </w:r>
-      <w:r>
-        <w:rPr>
-          <w:rFonts w:hint="eastAsia"/>
-          <w:color w:val="FF0000"/>
-        </w:rPr>
-        <w:t>域套接字相比，在速度上没有多少优势</w:t>
-      </w:r>
-      <w:r>
-        <w:rPr>
-          <w:rFonts w:hint="eastAsia"/>
-        </w:rPr>
-        <w:t>。</w:t>
-      </w:r>
-    </w:p>
-    <w:p/>
-    <w:p>
-      <w:pPr>
-        <w:pStyle w:val="3"/>
-      </w:pPr>
-      <w:r>
-        <w:rPr>
-          <w:rFonts w:hint="eastAsia"/>
-        </w:rPr>
-        <w:t>消息队列属性</w:t>
-      </w:r>
-    </w:p>
-    <w:p>
-      <w:pPr>
-        <w:ind w:leftChars="200" w:left="480"/>
-      </w:pPr>
-      <w:r>
-        <w:t>struct msqid_ds{</w:t>
-      </w:r>
-    </w:p>
-    <w:p>
-      <w:pPr>
-        <w:ind w:leftChars="200" w:left="480"/>
-      </w:pPr>
-      <w:r>
-        <w:tab/>
-        <w:t>struct ipc_perm msg_perm;</w:t>
-      </w:r>
-    </w:p>
-    <w:p>
-      <w:pPr>
-        <w:ind w:leftChars="200" w:left="480"/>
-      </w:pPr>
-      <w:r>
-        <w:tab/>
-        <w:t>msgqnum_t msg_qnum;</w:t>
-      </w:r>
-      <w:r>
-        <w:tab/>
-      </w:r>
-      <w:r>
-        <w:tab/>
-      </w:r>
-      <w:r>
-        <w:tab/>
-        <w:t>/*of messages on queue*/</w:t>
-      </w:r>
-    </w:p>
-    <w:p>
-      <w:pPr>
-        <w:ind w:leftChars="200" w:left="480"/>
-      </w:pPr>
-      <w:r>
-        <w:tab/>
-        <w:t xml:space="preserve">sglen_t msg_qbytes; </w:t>
-      </w:r>
-      <w:r>
-        <w:tab/>
-      </w:r>
-      <w:r>
-        <w:tab/>
-      </w:r>
-      <w:r>
-        <w:tab/>
-        <w:t>/*max of bytes on queue*/</w:t>
-      </w:r>
-    </w:p>
-    <w:p>
-      <w:pPr>
-        <w:ind w:leftChars="200" w:left="480"/>
-      </w:pPr>
-      <w:r>
-        <w:tab/>
-        <w:t>Ppd_t msg_lspid;</w:t>
-      </w:r>
-      <w:r>
-        <w:tab/>
-      </w:r>
-      <w:r>
-        <w:tab/>
-      </w:r>
-      <w:r>
-        <w:tab/>
-      </w:r>
-      <w:r>
-        <w:tab/>
-        <w:t>/*pid of last msgsnd()*/</w:t>
-      </w:r>
-    </w:p>
-    <w:p>
-      <w:pPr>
-        <w:ind w:leftChars="200" w:left="480"/>
-      </w:pPr>
-      <w:r>
-        <w:tab/>
-        <w:t>pid_t msg_lrpid;</w:t>
-      </w:r>
-      <w:r>
-        <w:tab/>
-      </w:r>
-      <w:r>
-        <w:tab/>
-      </w:r>
-      <w:r>
-        <w:tab/>
-      </w:r>
-      <w:r>
-        <w:tab/>
-        <w:t>/*pid of last msgrcv()*/</w:t>
-      </w:r>
-    </w:p>
-    <w:p>
-      <w:pPr>
-        <w:ind w:leftChars="200" w:left="480"/>
-      </w:pPr>
-      <w:r>
-        <w:lastRenderedPageBreak/>
-        <w:tab/>
-        <w:t>time_t msg_stime;</w:t>
-      </w:r>
-      <w:r>
-        <w:tab/>
-      </w:r>
-      <w:r>
-        <w:tab/>
-      </w:r>
-      <w:r>
-        <w:tab/>
-      </w:r>
-      <w:r>
-        <w:tab/>
-        <w:t>/*last msgsnd time*/</w:t>
-      </w:r>
-    </w:p>
-    <w:p>
-      <w:pPr>
-        <w:ind w:leftChars="200" w:left="480"/>
-      </w:pPr>
-      <w:r>
-        <w:tab/>
-        <w:t>time_t msg_ctime;</w:t>
-      </w:r>
-      <w:r>
-        <w:tab/>
-      </w:r>
-      <w:r>
-        <w:tab/>
-      </w:r>
-      <w:r>
-        <w:tab/>
-      </w:r>
-      <w:r>
-        <w:tab/>
-        <w:t xml:space="preserve">/*last-change time*/ </w:t>
-      </w:r>
-    </w:p>
-    <w:p>
-      <w:pPr>
-        <w:ind w:leftChars="200" w:left="480"/>
-      </w:pPr>
-      <w:r>
-        <w:t>}</w:t>
-      </w:r>
-    </w:p>
-    <w:p>
-      <w:pPr>
-        <w:pStyle w:val="3"/>
-      </w:pPr>
-      <w:r>
-        <w:rPr>
-          <w:rFonts w:hint="eastAsia"/>
-        </w:rPr>
-        <w:t>函数</w:t>
-      </w:r>
-    </w:p>
-    <w:p>
-      <w:pPr>
-        <w:ind w:firstLine="420"/>
-      </w:pPr>
-      <w:r>
-        <w:rPr>
-          <w:rFonts w:hint="eastAsia"/>
-        </w:rPr>
-        <w:t>System V</w:t>
-      </w:r>
-      <w:r>
-        <w:rPr>
-          <w:rFonts w:hint="eastAsia"/>
-        </w:rPr>
-        <w:t>定义：</w:t>
+        <w:t>方式</w:t>
+      </w:r>
+      <w:r>
+        <w:rPr>
+          <w:rFonts w:hint="eastAsia"/>
+        </w:rPr>
+        <w:t>，它是针对其他进程间通信方式效率低而专门设计的，它往往与其他通信机制如信号量配合使用，来实现进程间的同步和通信。</w:t>
       </w:r>
     </w:p>
     <w:p>
@@ -5644,798 +6560,19 @@
         <w:pStyle w:val="4"/>
       </w:pPr>
       <w:r>
-        <w:t>msgget</w:t>
-      </w:r>
-    </w:p>
-    <w:p>
-      <w:pPr>
-        <w:ind w:firstLine="420"/>
-      </w:pPr>
-      <w:r>
-        <w:t>#include &lt;sys/msg.h&gt;</w:t>
-      </w:r>
-    </w:p>
-    <w:p>
-      <w:pPr>
-        <w:ind w:firstLine="420"/>
-      </w:pPr>
-      <w:r>
-        <w:t>int msgget(key_t key,int flag);</w:t>
-      </w:r>
-    </w:p>
-    <w:p>
-      <w:pPr>
-        <w:ind w:firstLine="420"/>
-      </w:pPr>
-      <w:r>
-        <w:rPr>
-          <w:rFonts w:hint="eastAsia"/>
-        </w:rPr>
-        <w:t>返回值：成功返回消息队列</w:t>
-      </w:r>
-      <w:r>
-        <w:rPr>
-          <w:rFonts w:hint="eastAsia"/>
-        </w:rPr>
-        <w:t>ID</w:t>
-      </w:r>
-      <w:r>
-        <w:rPr>
-          <w:rFonts w:hint="eastAsia"/>
-        </w:rPr>
-        <w:t>，出错返回</w:t>
-      </w:r>
-      <w:r>
-        <w:rPr>
-          <w:rFonts w:hint="eastAsia"/>
-        </w:rPr>
-        <w:t>-1</w:t>
-      </w:r>
-      <w:r>
-        <w:rPr>
-          <w:rFonts w:hint="eastAsia"/>
-        </w:rPr>
-        <w:t>。</w:t>
-      </w:r>
-    </w:p>
-    <w:p>
-      <w:pPr>
-        <w:ind w:firstLine="420"/>
-      </w:pPr>
-      <w:r>
-        <w:rPr>
-          <w:rFonts w:hint="eastAsia"/>
-        </w:rPr>
-        <w:t>flag</w:t>
-      </w:r>
-      <w:r>
-        <w:rPr>
-          <w:rFonts w:hint="eastAsia"/>
-        </w:rPr>
-        <w:t>：</w:t>
-      </w:r>
-    </w:p>
-    <w:p>
-      <w:pPr>
-        <w:ind w:firstLine="420"/>
-      </w:pPr>
-      <w:r>
-        <w:rPr>
-          <w:rFonts w:hint="eastAsia"/>
-        </w:rPr>
-        <w:t>ICP_CREAT,IPC_EXCL</w:t>
-      </w:r>
-      <w:r>
-        <w:rPr>
-          <w:rFonts w:hint="eastAsia"/>
-        </w:rPr>
-        <w:t>，权限组合</w:t>
-      </w:r>
-    </w:p>
-    <w:p>
-      <w:pPr>
-        <w:pStyle w:val="4"/>
-      </w:pPr>
-      <w:r>
-        <w:t>msgctl</w:t>
-      </w:r>
-    </w:p>
-    <w:p>
-      <w:pPr>
-        <w:ind w:leftChars="175" w:left="420"/>
-      </w:pPr>
-      <w:r>
-        <w:rPr>
-          <w:rFonts w:hint="eastAsia"/>
-        </w:rPr>
-        <w:t>消息队列操作</w:t>
-      </w:r>
-    </w:p>
-    <w:p>
-      <w:pPr>
-        <w:ind w:leftChars="175" w:left="420"/>
-      </w:pPr>
-      <w:r>
-        <w:t>#include &lt;sys/msg.h&gt;</w:t>
-      </w:r>
-    </w:p>
-    <w:p>
-      <w:pPr>
-        <w:ind w:leftChars="175" w:left="420"/>
-      </w:pPr>
-      <w:r>
-        <w:t>int msgctl(int msgid,int cmd,struct msqid_ds *buf);</w:t>
-      </w:r>
-    </w:p>
-    <w:p>
-      <w:pPr>
-        <w:ind w:firstLine="240"/>
-      </w:pPr>
-      <w:r>
-        <w:rPr>
-          <w:rFonts w:hint="eastAsia"/>
-        </w:rPr>
-        <w:t>返回：成功返回</w:t>
-      </w:r>
-      <w:r>
-        <w:rPr>
-          <w:rFonts w:hint="eastAsia"/>
-        </w:rPr>
-        <w:t>0</w:t>
-      </w:r>
-      <w:r>
-        <w:rPr>
-          <w:rFonts w:hint="eastAsia"/>
-        </w:rPr>
-        <w:t>，出错返回</w:t>
-      </w:r>
-      <w:r>
-        <w:rPr>
-          <w:rFonts w:hint="eastAsia"/>
-        </w:rPr>
-        <w:t>-1</w:t>
-      </w:r>
-      <w:r>
-        <w:rPr>
-          <w:rFonts w:hint="eastAsia"/>
-        </w:rPr>
-        <w:t>。</w:t>
-      </w:r>
-    </w:p>
-    <w:p>
-      <w:pPr>
-        <w:ind w:leftChars="100" w:left="240"/>
-      </w:pPr>
-      <w:r>
-        <w:t>cmd:</w:t>
-      </w:r>
-    </w:p>
-    <w:p>
-      <w:pPr>
-        <w:ind w:leftChars="100" w:left="240"/>
-      </w:pPr>
-      <w:r>
-        <w:rPr>
-          <w:rFonts w:hint="eastAsia"/>
-        </w:rPr>
-        <w:t xml:space="preserve">IPC_STAT </w:t>
-      </w:r>
-      <w:r>
-        <w:rPr>
-          <w:rFonts w:hint="eastAsia"/>
-        </w:rPr>
-        <w:t>获取消息队列的属性</w:t>
-      </w:r>
-    </w:p>
-    <w:p>
-      <w:pPr>
-        <w:ind w:leftChars="100" w:left="240"/>
-      </w:pPr>
-      <w:r>
-        <w:rPr>
-          <w:rFonts w:hint="eastAsia"/>
-        </w:rPr>
-        <w:t xml:space="preserve">IPC_SET  </w:t>
-      </w:r>
-      <w:r>
-        <w:rPr>
-          <w:rFonts w:hint="eastAsia"/>
-        </w:rPr>
-        <w:t>设置属性</w:t>
-      </w:r>
-    </w:p>
-    <w:p>
-      <w:pPr>
-        <w:ind w:leftChars="100" w:left="240"/>
-      </w:pPr>
-      <w:r>
-        <w:rPr>
-          <w:rFonts w:hint="eastAsia"/>
-        </w:rPr>
-        <w:t xml:space="preserve">IPC_RMID </w:t>
-      </w:r>
-      <w:r>
-        <w:rPr>
-          <w:rFonts w:hint="eastAsia"/>
-        </w:rPr>
-        <w:t>删除队列</w:t>
-      </w:r>
-    </w:p>
-    <w:p>
-      <w:pPr>
-        <w:pStyle w:val="4"/>
-      </w:pPr>
-      <w:r>
-        <w:t>msgsnd</w:t>
-      </w:r>
-    </w:p>
-    <w:p>
-      <w:pPr>
-        <w:ind w:leftChars="100" w:left="240"/>
-      </w:pPr>
-      <w:r>
-        <w:rPr>
-          <w:rFonts w:hint="eastAsia"/>
-        </w:rPr>
-        <w:t>发送消息：</w:t>
-      </w:r>
-    </w:p>
-    <w:p>
-      <w:pPr>
-        <w:ind w:leftChars="100" w:left="240"/>
-      </w:pPr>
-      <w:r>
-        <w:t>#include &lt;sys/msg.h&gt;</w:t>
-      </w:r>
-    </w:p>
-    <w:p>
-      <w:pPr>
-        <w:ind w:leftChars="100" w:left="240"/>
-      </w:pPr>
-      <w:r>
-        <w:t>int msgsnd(int msgqid,const void *ptr,size_t nbytes,int flag);</w:t>
-      </w:r>
-    </w:p>
-    <w:p>
-      <w:pPr>
-        <w:ind w:leftChars="100" w:left="240"/>
-      </w:pPr>
-      <w:r>
-        <w:rPr>
-          <w:rFonts w:hint="eastAsia"/>
-        </w:rPr>
-        <w:t>返回：成功返回</w:t>
-      </w:r>
-      <w:r>
-        <w:rPr>
-          <w:rFonts w:hint="eastAsia"/>
-        </w:rPr>
-        <w:t>0</w:t>
-      </w:r>
-      <w:r>
-        <w:rPr>
-          <w:rFonts w:hint="eastAsia"/>
-        </w:rPr>
-        <w:t>，出错返回</w:t>
-      </w:r>
-      <w:r>
-        <w:rPr>
-          <w:rFonts w:hint="eastAsia"/>
-        </w:rPr>
-        <w:t>-1</w:t>
-      </w:r>
-      <w:r>
-        <w:rPr>
-          <w:rFonts w:hint="eastAsia"/>
-        </w:rPr>
-        <w:t>。</w:t>
-      </w:r>
-    </w:p>
-    <w:p>
-      <w:pPr>
-        <w:ind w:leftChars="100" w:left="240"/>
-      </w:pPr>
-      <w:r>
-        <w:t>ptr:</w:t>
-      </w:r>
-    </w:p>
-    <w:p>
-      <w:pPr>
-        <w:ind w:leftChars="100" w:left="240"/>
-      </w:pPr>
-      <w:r>
-        <w:t>struct mymesg{</w:t>
-      </w:r>
-    </w:p>
-    <w:p>
-      <w:pPr>
-        <w:ind w:leftChars="100" w:left="240"/>
-      </w:pPr>
-      <w:r>
-        <w:tab/>
-        <w:t>long mtype;</w:t>
-      </w:r>
-      <w:r>
-        <w:tab/>
-      </w:r>
-      <w:r>
-        <w:tab/>
-      </w:r>
-      <w:r>
-        <w:tab/>
-        <w:t>/*positive message type*/</w:t>
-      </w:r>
-    </w:p>
-    <w:p>
-      <w:pPr>
-        <w:ind w:leftChars="100" w:left="240"/>
-      </w:pPr>
-      <w:r>
-        <w:tab/>
-        <w:t>char mtext[512];</w:t>
-      </w:r>
-      <w:r>
-        <w:tab/>
-        <w:t>/*message data,of length nbytes*/</w:t>
-      </w:r>
-    </w:p>
-    <w:p>
-      <w:pPr>
-        <w:ind w:leftChars="100" w:left="240"/>
-      </w:pPr>
-      <w:r>
-        <w:lastRenderedPageBreak/>
-        <w:t>}</w:t>
-      </w:r>
-    </w:p>
-    <w:p>
-      <w:pPr>
-        <w:ind w:leftChars="100" w:left="240"/>
-      </w:pPr>
-      <w:r>
-        <w:t xml:space="preserve">flag: </w:t>
-      </w:r>
-    </w:p>
-    <w:p>
-      <w:pPr>
-        <w:ind w:leftChars="100" w:left="240"/>
-      </w:pPr>
-      <w:r>
-        <w:t>IPC_NOWWAIT</w:t>
-      </w:r>
-    </w:p>
-    <w:p>
-      <w:pPr>
-        <w:pStyle w:val="4"/>
-      </w:pPr>
-      <w:r>
-        <w:t>msgrcv</w:t>
-      </w:r>
-    </w:p>
-    <w:p>
-      <w:pPr>
-        <w:ind w:leftChars="100" w:left="240"/>
-      </w:pPr>
-      <w:r>
-        <w:rPr>
-          <w:rFonts w:hint="eastAsia"/>
-        </w:rPr>
-        <w:t>接受消息：</w:t>
-      </w:r>
-    </w:p>
-    <w:p>
-      <w:pPr>
-        <w:ind w:leftChars="100" w:left="240"/>
-      </w:pPr>
-      <w:r>
-        <w:t>#include &lt;sys/msg.h&gt;</w:t>
-      </w:r>
-    </w:p>
-    <w:p>
-      <w:pPr>
-        <w:ind w:leftChars="100" w:left="240"/>
-      </w:pPr>
-      <w:r>
-        <w:t>ssize_t msgrcv(int msgqid,void *ptr,size_t nbytes,long type,int flag);</w:t>
-      </w:r>
-    </w:p>
-    <w:p>
-      <w:pPr>
-        <w:ind w:leftChars="100" w:left="240"/>
-      </w:pPr>
-      <w:r>
-        <w:rPr>
-          <w:rFonts w:hint="eastAsia"/>
-        </w:rPr>
-        <w:t>返回：成功返回消息的数据部分长度，出错返回</w:t>
-      </w:r>
-      <w:r>
-        <w:rPr>
-          <w:rFonts w:hint="eastAsia"/>
-        </w:rPr>
-        <w:t>-1</w:t>
-      </w:r>
-      <w:r>
-        <w:rPr>
-          <w:rFonts w:hint="eastAsia"/>
-        </w:rPr>
-        <w:t>。</w:t>
-      </w:r>
-    </w:p>
-    <w:p>
-      <w:pPr>
-        <w:ind w:leftChars="100" w:left="240"/>
-      </w:pPr>
-    </w:p>
-    <w:p>
-      <w:pPr>
-        <w:ind w:leftChars="100" w:left="240"/>
-      </w:pPr>
-      <w:r>
-        <w:rPr>
-          <w:rFonts w:hint="eastAsia"/>
-        </w:rPr>
-        <w:t>type = 0:</w:t>
-      </w:r>
-      <w:r>
-        <w:rPr>
-          <w:rFonts w:hint="eastAsia"/>
-        </w:rPr>
-        <w:t>获得消息队列中第一个消息</w:t>
-      </w:r>
-    </w:p>
-    <w:p>
-      <w:pPr>
-        <w:ind w:leftChars="100" w:left="240"/>
-      </w:pPr>
-      <w:r>
-        <w:rPr>
-          <w:rFonts w:hint="eastAsia"/>
-        </w:rPr>
-        <w:t>type &gt; 0:</w:t>
-      </w:r>
-      <w:r>
-        <w:rPr>
-          <w:rFonts w:hint="eastAsia"/>
-        </w:rPr>
-        <w:t>获得消息队列中类型为</w:t>
-      </w:r>
-      <w:r>
-        <w:rPr>
-          <w:rFonts w:hint="eastAsia"/>
-        </w:rPr>
-        <w:t>type</w:t>
-      </w:r>
-      <w:r>
-        <w:rPr>
-          <w:rFonts w:hint="eastAsia"/>
-        </w:rPr>
-        <w:t>的第一个消息</w:t>
-      </w:r>
-    </w:p>
-    <w:p>
-      <w:pPr>
-        <w:ind w:leftChars="100" w:left="240"/>
-      </w:pPr>
-      <w:r>
-        <w:rPr>
-          <w:rFonts w:hint="eastAsia"/>
-        </w:rPr>
-        <w:t>type &lt; 0:</w:t>
-      </w:r>
-      <w:r>
-        <w:rPr>
-          <w:rFonts w:hint="eastAsia"/>
-        </w:rPr>
-        <w:t>获得消息队列中小于或等于</w:t>
-      </w:r>
-      <w:r>
-        <w:rPr>
-          <w:rFonts w:hint="eastAsia"/>
-        </w:rPr>
-        <w:t>type</w:t>
-      </w:r>
-      <w:r>
-        <w:rPr>
-          <w:rFonts w:hint="eastAsia"/>
-        </w:rPr>
-        <w:t>绝对值的消息</w:t>
-      </w:r>
-      <w:r>
-        <w:rPr>
-          <w:rFonts w:hint="eastAsia"/>
-        </w:rPr>
-        <w:t>(</w:t>
-      </w:r>
-      <w:r>
-        <w:rPr>
-          <w:rFonts w:hint="eastAsia"/>
-        </w:rPr>
-        <w:t>类型最小的</w:t>
-      </w:r>
-      <w:r>
-        <w:rPr>
-          <w:rFonts w:hint="eastAsia"/>
-        </w:rPr>
-        <w:t>)</w:t>
-      </w:r>
-    </w:p>
-    <w:p>
-      <w:pPr>
-        <w:ind w:leftChars="100" w:left="240"/>
-      </w:pPr>
-    </w:p>
-    <w:p>
-      <w:pPr>
-        <w:ind w:leftChars="100" w:left="240"/>
-      </w:pPr>
-      <w:r>
-        <w:rPr>
-          <w:rFonts w:hint="eastAsia"/>
-        </w:rPr>
-        <w:t>Posix</w:t>
-      </w:r>
-      <w:r>
-        <w:rPr>
-          <w:rFonts w:hint="eastAsia"/>
-        </w:rPr>
-        <w:t>定义：</w:t>
-      </w:r>
-    </w:p>
-    <w:p>
-      <w:pPr>
-        <w:ind w:leftChars="100" w:left="240"/>
-      </w:pPr>
-      <w:r>
-        <w:t>#include &lt;mqueue.h&gt;</w:t>
-      </w:r>
-    </w:p>
-    <w:p>
-      <w:pPr>
-        <w:pStyle w:val="4"/>
-      </w:pPr>
-      <w:r>
-        <w:t>mq_open</w:t>
-      </w:r>
-    </w:p>
-    <w:p>
-      <w:pPr>
-        <w:ind w:leftChars="100" w:left="240"/>
-      </w:pPr>
-      <w:r>
-        <w:t>mqd_t mq_open(const char *name, int oflag, /* mode_t mode, struct mq_attr *attr */);</w:t>
-      </w:r>
-    </w:p>
-    <w:p>
-      <w:pPr>
-        <w:pStyle w:val="4"/>
-      </w:pPr>
-      <w:r>
-        <w:t>mq_clos</w:t>
-      </w:r>
-    </w:p>
-    <w:p>
-      <w:pPr>
-        <w:ind w:leftChars="100" w:left="240"/>
-      </w:pPr>
-      <w:r>
-        <w:t>mqd_t mq_close(mqd_t mqdes);</w:t>
-      </w:r>
-    </w:p>
-    <w:p>
-      <w:pPr>
-        <w:pStyle w:val="4"/>
-      </w:pPr>
-      <w:r>
-        <w:t>mq_unlink</w:t>
-      </w:r>
-    </w:p>
-    <w:p>
-      <w:pPr>
-        <w:ind w:leftChars="100" w:left="240"/>
-      </w:pPr>
-      <w:r>
-        <w:t>mqd_t mq_unlink(const char *name);</w:t>
-      </w:r>
-    </w:p>
-    <w:p>
-      <w:pPr>
-        <w:pStyle w:val="4"/>
-      </w:pPr>
-      <w:r>
-        <w:t>mq_send</w:t>
-      </w:r>
-    </w:p>
-    <w:p>
-      <w:pPr>
-        <w:ind w:leftChars="100" w:left="240"/>
-      </w:pPr>
-      <w:r>
-        <w:t>mqd_t mq_send(mqd_t mqdes, const char *msg_ptr,</w:t>
-      </w:r>
-    </w:p>
-    <w:p>
-      <w:pPr>
-        <w:ind w:leftChars="100" w:left="240"/>
-      </w:pPr>
-      <w:r>
-        <w:t xml:space="preserve">                      size_t msg_len, unsigned msg_prio);</w:t>
-      </w:r>
-    </w:p>
-    <w:p>
-      <w:pPr>
-        <w:ind w:leftChars="100" w:left="240"/>
-      </w:pPr>
-      <w:r>
-        <w:t xml:space="preserve">                     //</w:t>
-      </w:r>
-      <w:r>
-        <w:t>成功返回</w:t>
-      </w:r>
-      <w:r>
-        <w:t>0</w:t>
-      </w:r>
-      <w:r>
-        <w:t>，出错返回</w:t>
-      </w:r>
-      <w:r>
-        <w:t>-1</w:t>
-      </w:r>
-    </w:p>
-    <w:p>
-      <w:pPr>
-        <w:pStyle w:val="4"/>
-      </w:pPr>
-      <w:r>
-        <w:t>mq_receive</w:t>
-      </w:r>
-    </w:p>
-    <w:p>
-      <w:pPr>
-        <w:ind w:leftChars="100" w:left="240"/>
-      </w:pPr>
-      <w:r>
-        <w:t>mqd_t mq_receive(mqd_t mqdes, char *msg_ptr,</w:t>
-      </w:r>
-    </w:p>
-    <w:p>
-      <w:pPr>
-        <w:ind w:leftChars="100" w:left="240"/>
-      </w:pPr>
-      <w:r>
-        <w:t xml:space="preserve">                      size_t msg_len, unsigned *msg_prio);</w:t>
-      </w:r>
-    </w:p>
-    <w:p>
-      <w:pPr>
-        <w:ind w:leftChars="100" w:left="240"/>
-      </w:pPr>
-    </w:p>
-    <w:p>
-      <w:pPr>
-        <w:pStyle w:val="2"/>
-      </w:pPr>
-      <w:r>
-        <w:rPr>
-          <w:rFonts w:hint="eastAsia"/>
-        </w:rPr>
-        <w:lastRenderedPageBreak/>
-        <w:t>共享内存</w:t>
-      </w:r>
-    </w:p>
-    <w:p>
-      <w:pPr>
-        <w:ind w:firstLine="420"/>
-      </w:pPr>
-      <w:r>
-        <w:rPr>
-          <w:rFonts w:hint="eastAsia"/>
-        </w:rPr>
-        <w:t>多个进程中一般虚拟地址可以是一样的，但是物理内存不能是一样的。共享内存就是将他们的物理内存也变成一样的，这样两个进程就可以同时访问这个物理内存，实现通信。</w:t>
-      </w:r>
-    </w:p>
-    <w:p>
-      <w:pPr>
-        <w:ind w:firstLine="420"/>
-      </w:pPr>
-    </w:p>
-    <w:p>
-      <w:pPr>
-        <w:pStyle w:val="3"/>
-      </w:pPr>
-      <w:r>
-        <w:rPr>
-          <w:rFonts w:hint="eastAsia"/>
-        </w:rPr>
-        <w:t>概述</w:t>
-      </w:r>
-    </w:p>
-    <w:p>
-      <w:pPr>
-        <w:ind w:firstLine="420"/>
-      </w:pPr>
-      <w:r>
-        <w:rPr>
-          <w:rFonts w:hint="eastAsia"/>
-          <w:color w:val="FF0000"/>
-        </w:rPr>
-        <w:t>共享内存区域是被多个进程共享的一部分物理内存</w:t>
-      </w:r>
-      <w:r>
-        <w:rPr>
-          <w:rFonts w:hint="eastAsia"/>
-        </w:rPr>
-        <w:t>。如果多个进程都把该内存区域映射到自己的虚拟地址空间，则这些进程就都可以直接访问该共享内存区域，从而可以通过该区域进行通信。</w:t>
-      </w:r>
-    </w:p>
-    <w:p>
-      <w:pPr>
-        <w:ind w:firstLine="420"/>
-      </w:pPr>
-      <w:r>
-        <w:rPr>
-          <w:rFonts w:hint="eastAsia"/>
-        </w:rPr>
-        <w:t>共享内存是进程间共享数据的一种最快的方法，一个进程向共享内存区域写入数据，共享这个内存区域的所有进程就可以立刻看到其中的内容。</w:t>
-      </w:r>
-    </w:p>
-    <w:p/>
-    <w:p>
-      <w:pPr>
-        <w:ind w:firstLine="420"/>
-      </w:pPr>
-      <w:r>
-        <w:rPr>
-          <w:rFonts w:hint="eastAsia"/>
-        </w:rPr>
-        <w:t>共享内存就是映射一段能被其他进程所访问的内存（一旦这样的内存区域映射到共享它的进程的地址空间，这些进程间数据的传递就不再涉及内核，往共享内存区域存放信息或从中取走消息的进程间通常需要某种形式的同步），这段共享内存由一个进程创建，但多个进程都可以访问。</w:t>
-      </w:r>
-    </w:p>
-    <w:p>
-      <w:pPr>
-        <w:ind w:firstLine="420"/>
-      </w:pPr>
-      <w:r>
-        <w:rPr>
-          <w:rFonts w:hint="eastAsia"/>
-          <w:color w:val="FF0000"/>
-        </w:rPr>
-        <w:t>共享内存是最快的</w:t>
-      </w:r>
-      <w:r>
-        <w:rPr>
-          <w:rFonts w:hint="eastAsia"/>
-          <w:color w:val="FF0000"/>
-        </w:rPr>
-        <w:t>IPC</w:t>
-      </w:r>
-      <w:r>
-        <w:rPr>
-          <w:rFonts w:hint="eastAsia"/>
-          <w:color w:val="FF0000"/>
-        </w:rPr>
-        <w:t>方式</w:t>
-      </w:r>
-      <w:r>
-        <w:rPr>
-          <w:rFonts w:hint="eastAsia"/>
-        </w:rPr>
-        <w:t>，它是针对其他进程间通信方式效率低而专门设计的，它往往与其他通信机制如信号量配合使用，来实现进程间的同步和通信。</w:t>
-      </w:r>
-    </w:p>
-    <w:p>
-      <w:pPr>
-        <w:pStyle w:val="4"/>
-      </w:pPr>
-      <w:r>
         <w:rPr>
           <w:rFonts w:hint="eastAsia"/>
         </w:rPr>
         <w:t>/</w:t>
       </w:r>
       <w:r>
-        <w:t>dev/shm</w:t>
-      </w:r>
+        <w:t>dev/</w:t>
+      </w:r>
+      <w:proofErr w:type="spellStart"/>
+      <w:r>
+        <w:t>shm</w:t>
+      </w:r>
+      <w:proofErr w:type="spellEnd"/>
     </w:p>
     <w:p>
       <w:r>
@@ -6496,24 +6633,28 @@
         </w:rPr>
         <w:t>中，路由备份采用的是共享内存，即路由控制组件</w:t>
       </w:r>
+      <w:proofErr w:type="spellStart"/>
       <w:r>
         <w:rPr>
           <w:rFonts w:hint="eastAsia"/>
         </w:rPr>
         <w:t>router_update</w:t>
       </w:r>
+      <w:proofErr w:type="spellEnd"/>
       <w:r>
         <w:rPr>
           <w:rFonts w:hint="eastAsia"/>
         </w:rPr>
         <w:t>通过将</w:t>
       </w:r>
+      <w:proofErr w:type="spellStart"/>
       <w:r>
         <w:rPr>
           <w:rFonts w:hint="eastAsia"/>
         </w:rPr>
         <w:t>zk</w:t>
       </w:r>
+      <w:proofErr w:type="spellEnd"/>
       <w:r>
         <w:rPr>
           <w:rFonts w:hint="eastAsia"/>
@@ -6527,8 +6668,13 @@
         <w:t>/</w:t>
       </w:r>
       <w:r>
-        <w:t>dev/shm</w:t>
-      </w:r>
+        <w:t>dev/</w:t>
+      </w:r>
+      <w:proofErr w:type="spellStart"/>
+      <w:r>
+        <w:t>shm</w:t>
+      </w:r>
+      <w:proofErr w:type="spellEnd"/>
       <w:r>
         <w:rPr>
           <w:rFonts w:hint="eastAsia"/>
@@ -6547,11 +6693,19 @@
         </w:rPr>
         <w:t>文件中，然后缓存到内存的结构体中，计算引擎</w:t>
       </w:r>
-      <w:r>
-        <w:rPr>
-          <w:rFonts w:hint="eastAsia"/>
-        </w:rPr>
-        <w:t>mysql-proxy</w:t>
+      <w:proofErr w:type="spellStart"/>
+      <w:r>
+        <w:rPr>
+          <w:rFonts w:hint="eastAsia"/>
+        </w:rPr>
+        <w:t>mysql</w:t>
+      </w:r>
+      <w:proofErr w:type="spellEnd"/>
+      <w:r>
+        <w:rPr>
+          <w:rFonts w:hint="eastAsia"/>
+        </w:rPr>
+        <w:t>-proxy</w:t>
       </w:r>
       <w:r>
         <w:rPr>
@@ -6574,12 +6728,14 @@
         </w:rPr>
         <w:t>，则调用</w:t>
       </w:r>
+      <w:proofErr w:type="spellStart"/>
       <w:r>
         <w:rPr>
           <w:rFonts w:hint="eastAsia"/>
         </w:rPr>
         <w:t>zk</w:t>
       </w:r>
+      <w:proofErr w:type="spellEnd"/>
       <w:r>
         <w:rPr>
           <w:rFonts w:hint="eastAsia"/>
@@ -6611,6 +6767,7 @@
         <w:rPr>
           <w:rFonts w:hint="eastAsia"/>
         </w:rPr>
+        <w:lastRenderedPageBreak/>
         <w:t>DDL</w:t>
       </w:r>
       <w:r>
@@ -6619,24 +6776,28 @@
         </w:rPr>
         <w:t>的时候，需要同步到</w:t>
       </w:r>
+      <w:proofErr w:type="spellStart"/>
       <w:r>
         <w:rPr>
           <w:rFonts w:hint="eastAsia"/>
         </w:rPr>
         <w:t>shm</w:t>
       </w:r>
+      <w:proofErr w:type="spellEnd"/>
       <w:r>
         <w:rPr>
           <w:rFonts w:hint="eastAsia"/>
         </w:rPr>
         <w:t>和</w:t>
       </w:r>
+      <w:proofErr w:type="spellStart"/>
       <w:r>
         <w:rPr>
           <w:rFonts w:hint="eastAsia"/>
         </w:rPr>
         <w:t>zk</w:t>
       </w:r>
+      <w:proofErr w:type="spellEnd"/>
     </w:p>
     <w:p>
       <w:pPr>
@@ -6647,6 +6808,7 @@
         </w:numPr>
         <w:ind w:firstLineChars="0"/>
       </w:pPr>
+      <w:proofErr w:type="spellStart"/>
       <w:r>
         <w:t>Z</w:t>
       </w:r>
@@ -6656,6 +6818,7 @@
         </w:rPr>
         <w:t>k</w:t>
       </w:r>
+      <w:proofErr w:type="spellEnd"/>
       <w:r>
         <w:t xml:space="preserve"> </w:t>
       </w:r>
@@ -6680,15 +6843,11 @@
           <w:numId w:val="16"/>
         </w:numPr>
         <w:ind w:firstLineChars="0"/>
-        <w:rPr>
-          <w:rFonts w:hint="eastAsia"/>
-        </w:rPr>
-      </w:pPr>
-      <w:r>
-        <w:rPr>
-          <w:rFonts w:hint="eastAsia"/>
-        </w:rPr>
-        <w:lastRenderedPageBreak/>
+      </w:pPr>
+      <w:r>
+        <w:rPr>
+          <w:rFonts w:hint="eastAsia"/>
+        </w:rPr>
         <w:t>读取本地共享内存数据后，需要存储到内存结构体中</w:t>
       </w:r>
     </w:p>
@@ -6707,12 +6866,14 @@
       <w:pPr>
         <w:ind w:firstLine="420"/>
       </w:pPr>
+      <w:proofErr w:type="spellStart"/>
       <w:r>
         <w:rPr>
           <w:rFonts w:hint="eastAsia"/>
         </w:rPr>
         <w:t>Posix</w:t>
       </w:r>
+      <w:proofErr w:type="spellEnd"/>
       <w:r>
         <w:rPr>
           <w:rFonts w:hint="eastAsia"/>
@@ -6747,12 +6908,14 @@
         </w:rPr>
         <w:t>函数打开，</w:t>
       </w:r>
+      <w:proofErr w:type="spellStart"/>
       <w:r>
         <w:rPr>
           <w:rFonts w:hint="eastAsia"/>
         </w:rPr>
         <w:t>mmap</w:t>
       </w:r>
+      <w:proofErr w:type="spellEnd"/>
       <w:r>
         <w:rPr>
           <w:rFonts w:hint="eastAsia"/>
@@ -6775,12 +6938,14 @@
         </w:rPr>
         <w:t>共享内存区对象：</w:t>
       </w:r>
+      <w:proofErr w:type="spellStart"/>
       <w:r>
         <w:rPr>
           <w:rFonts w:hint="eastAsia"/>
         </w:rPr>
         <w:t>shm_open</w:t>
       </w:r>
+      <w:proofErr w:type="spellEnd"/>
       <w:r>
         <w:rPr>
           <w:rFonts w:hint="eastAsia"/>
@@ -6808,12 +6973,14 @@
         </w:rPr>
         <w:t>，所返回的描述符由</w:t>
       </w:r>
+      <w:proofErr w:type="spellStart"/>
       <w:r>
         <w:rPr>
           <w:rFonts w:hint="eastAsia"/>
         </w:rPr>
         <w:t>mmap</w:t>
       </w:r>
+      <w:proofErr w:type="spellEnd"/>
       <w:r>
         <w:rPr>
           <w:rFonts w:hint="eastAsia"/>
@@ -6854,12 +7021,14 @@
         </w:rPr>
         <w:t>创建共享内存，使用</w:t>
       </w:r>
+      <w:proofErr w:type="spellStart"/>
       <w:r>
         <w:rPr>
           <w:rFonts w:hint="eastAsia"/>
         </w:rPr>
         <w:t>shmget</w:t>
       </w:r>
+      <w:proofErr w:type="spellEnd"/>
       <w:r>
         <w:rPr>
           <w:rFonts w:hint="eastAsia"/>
@@ -6877,12 +7046,14 @@
         </w:rPr>
         <w:t>映射共享内存，将这段创建的共享内存映射到具体的进程空间去，使用</w:t>
       </w:r>
+      <w:proofErr w:type="spellStart"/>
       <w:r>
         <w:rPr>
           <w:rFonts w:hint="eastAsia"/>
         </w:rPr>
         <w:t>shmat</w:t>
       </w:r>
+      <w:proofErr w:type="spellEnd"/>
       <w:r>
         <w:rPr>
           <w:rFonts w:hint="eastAsia"/>
@@ -6907,8 +7078,21 @@
         <w:ind w:leftChars="200" w:left="480"/>
       </w:pPr>
       <w:r>
-        <w:t>struct shmid_ds{</w:t>
-      </w:r>
+        <w:t xml:space="preserve">struct </w:t>
+      </w:r>
+      <w:proofErr w:type="spellStart"/>
+      <w:r>
+        <w:t>shmid_</w:t>
+      </w:r>
+      <w:proofErr w:type="gramStart"/>
+      <w:r>
+        <w:t>ds</w:t>
+      </w:r>
+      <w:proofErr w:type="spellEnd"/>
+      <w:r>
+        <w:t>{</w:t>
+      </w:r>
+      <w:proofErr w:type="gramEnd"/>
     </w:p>
     <w:p>
       <w:pPr>
@@ -6916,8 +7100,29 @@
       </w:pPr>
       <w:r>
         <w:tab/>
-        <w:t>struct ipc_perm shm_perm;</w:t>
-      </w:r>
+        <w:t xml:space="preserve">struct </w:t>
+      </w:r>
+      <w:proofErr w:type="spellStart"/>
+      <w:r>
+        <w:t>ipc_perm</w:t>
+      </w:r>
+      <w:proofErr w:type="spellEnd"/>
+      <w:r>
+        <w:t xml:space="preserve"> </w:t>
+      </w:r>
+      <w:proofErr w:type="spellStart"/>
+      <w:r>
+        <w:t>shm_</w:t>
+      </w:r>
+      <w:proofErr w:type="gramStart"/>
+      <w:r>
+        <w:t>perm</w:t>
+      </w:r>
+      <w:proofErr w:type="spellEnd"/>
+      <w:r>
+        <w:t>;</w:t>
+      </w:r>
+      <w:proofErr w:type="gramEnd"/>
     </w:p>
     <w:p>
       <w:pPr>
@@ -6925,7 +7130,30 @@
       </w:pPr>
       <w:r>
         <w:tab/>
-        <w:t>size_t  shm_segsz;</w:t>
+      </w:r>
+      <w:proofErr w:type="spellStart"/>
+      <w:r>
+        <w:t>size_</w:t>
+      </w:r>
+      <w:proofErr w:type="gramStart"/>
+      <w:r>
+        <w:t>t</w:t>
+      </w:r>
+      <w:proofErr w:type="spellEnd"/>
+      <w:r>
+        <w:t xml:space="preserve">  </w:t>
+      </w:r>
+      <w:proofErr w:type="spellStart"/>
+      <w:r>
+        <w:t>shm</w:t>
+      </w:r>
+      <w:proofErr w:type="gramEnd"/>
+      <w:r>
+        <w:t>_segsz</w:t>
+      </w:r>
+      <w:proofErr w:type="spellEnd"/>
+      <w:r>
+        <w:t>;</w:t>
       </w:r>
       <w:r>
         <w:tab/>
@@ -6947,20 +7175,64 @@
       </w:pPr>
       <w:r>
         <w:tab/>
-        <w:t>pid_t  shm_lpid;</w:t>
-      </w:r>
-      <w:r>
-        <w:tab/>
-      </w:r>
-      <w:r>
-        <w:tab/>
-      </w:r>
-      <w:r>
-        <w:tab/>
-      </w:r>
-      <w:r>
-        <w:tab/>
-        <w:t>/*pid of last shmop()*/</w:t>
+      </w:r>
+      <w:proofErr w:type="spellStart"/>
+      <w:r>
+        <w:t>pid_</w:t>
+      </w:r>
+      <w:proofErr w:type="gramStart"/>
+      <w:r>
+        <w:t>t</w:t>
+      </w:r>
+      <w:proofErr w:type="spellEnd"/>
+      <w:r>
+        <w:t xml:space="preserve">  </w:t>
+      </w:r>
+      <w:proofErr w:type="spellStart"/>
+      <w:r>
+        <w:t>shm</w:t>
+      </w:r>
+      <w:proofErr w:type="gramEnd"/>
+      <w:r>
+        <w:t>_lpid</w:t>
+      </w:r>
+      <w:proofErr w:type="spellEnd"/>
+      <w:r>
+        <w:t>;</w:t>
+      </w:r>
+      <w:r>
+        <w:tab/>
+      </w:r>
+      <w:r>
+        <w:tab/>
+      </w:r>
+      <w:r>
+        <w:tab/>
+      </w:r>
+      <w:r>
+        <w:tab/>
+        <w:t>/*</w:t>
+      </w:r>
+      <w:proofErr w:type="spellStart"/>
+      <w:r>
+        <w:t>pid</w:t>
+      </w:r>
+      <w:proofErr w:type="spellEnd"/>
+      <w:r>
+        <w:t xml:space="preserve"> of last </w:t>
+      </w:r>
+      <w:proofErr w:type="spellStart"/>
+      <w:proofErr w:type="gramStart"/>
+      <w:r>
+        <w:t>shmop</w:t>
+      </w:r>
+      <w:proofErr w:type="spellEnd"/>
+      <w:r>
+        <w:t>(</w:t>
+      </w:r>
+      <w:proofErr w:type="gramEnd"/>
+      <w:r>
+        <w:t>)*/</w:t>
       </w:r>
     </w:p>
     <w:p>
@@ -6969,20 +7241,51 @@
       </w:pPr>
       <w:r>
         <w:tab/>
-        <w:t>pid_t  shm_cpid;</w:t>
-      </w:r>
-      <w:r>
-        <w:tab/>
-      </w:r>
-      <w:r>
-        <w:tab/>
-      </w:r>
-      <w:r>
-        <w:tab/>
-      </w:r>
-      <w:r>
-        <w:tab/>
-        <w:t>/*pid of creator*/</w:t>
+      </w:r>
+      <w:proofErr w:type="spellStart"/>
+      <w:r>
+        <w:t>pid_</w:t>
+      </w:r>
+      <w:proofErr w:type="gramStart"/>
+      <w:r>
+        <w:t>t</w:t>
+      </w:r>
+      <w:proofErr w:type="spellEnd"/>
+      <w:r>
+        <w:t xml:space="preserve">  </w:t>
+      </w:r>
+      <w:proofErr w:type="spellStart"/>
+      <w:r>
+        <w:t>shm</w:t>
+      </w:r>
+      <w:proofErr w:type="gramEnd"/>
+      <w:r>
+        <w:t>_cpid</w:t>
+      </w:r>
+      <w:proofErr w:type="spellEnd"/>
+      <w:r>
+        <w:t>;</w:t>
+      </w:r>
+      <w:r>
+        <w:tab/>
+      </w:r>
+      <w:r>
+        <w:tab/>
+      </w:r>
+      <w:r>
+        <w:tab/>
+      </w:r>
+      <w:r>
+        <w:tab/>
+        <w:t>/*</w:t>
+      </w:r>
+      <w:proofErr w:type="spellStart"/>
+      <w:r>
+        <w:t>pid</w:t>
+      </w:r>
+      <w:proofErr w:type="spellEnd"/>
+      <w:r>
+        <w:t xml:space="preserve"> of creator*/</w:t>
       </w:r>
     </w:p>
     <w:p>
@@ -6991,7 +7294,22 @@
       </w:pPr>
       <w:r>
         <w:tab/>
-        <w:t>shmatt_t shm_nattch;</w:t>
+      </w:r>
+      <w:proofErr w:type="spellStart"/>
+      <w:r>
+        <w:t>shmatt_t</w:t>
+      </w:r>
+      <w:proofErr w:type="spellEnd"/>
+      <w:r>
+        <w:t xml:space="preserve"> </w:t>
+      </w:r>
+      <w:proofErr w:type="spellStart"/>
+      <w:r>
+        <w:t>shm_nattch</w:t>
+      </w:r>
+      <w:proofErr w:type="spellEnd"/>
+      <w:r>
+        <w:t>;</w:t>
       </w:r>
       <w:r>
         <w:tab/>
@@ -7010,7 +7328,22 @@
       </w:pPr>
       <w:r>
         <w:tab/>
-        <w:t>time_t shm_atime;</w:t>
+      </w:r>
+      <w:proofErr w:type="spellStart"/>
+      <w:r>
+        <w:t>time_t</w:t>
+      </w:r>
+      <w:proofErr w:type="spellEnd"/>
+      <w:r>
+        <w:t xml:space="preserve"> </w:t>
+      </w:r>
+      <w:proofErr w:type="spellStart"/>
+      <w:r>
+        <w:t>shm_atime</w:t>
+      </w:r>
+      <w:proofErr w:type="spellEnd"/>
+      <w:r>
+        <w:t>;</w:t>
       </w:r>
       <w:r>
         <w:tab/>
@@ -7032,7 +7365,22 @@
       </w:pPr>
       <w:r>
         <w:tab/>
-        <w:t>time_t shm_dtime;</w:t>
+      </w:r>
+      <w:proofErr w:type="spellStart"/>
+      <w:r>
+        <w:t>time_t</w:t>
+      </w:r>
+      <w:proofErr w:type="spellEnd"/>
+      <w:r>
+        <w:t xml:space="preserve"> </w:t>
+      </w:r>
+      <w:proofErr w:type="spellStart"/>
+      <w:r>
+        <w:t>shm_dtime</w:t>
+      </w:r>
+      <w:proofErr w:type="spellEnd"/>
+      <w:r>
+        <w:t>;</w:t>
       </w:r>
       <w:r>
         <w:tab/>
@@ -7054,7 +7402,22 @@
       </w:pPr>
       <w:r>
         <w:tab/>
-        <w:t>time_t shm_ctime;</w:t>
+      </w:r>
+      <w:proofErr w:type="spellStart"/>
+      <w:r>
+        <w:t>time_t</w:t>
+      </w:r>
+      <w:proofErr w:type="spellEnd"/>
+      <w:r>
+        <w:t xml:space="preserve"> </w:t>
+      </w:r>
+      <w:proofErr w:type="spellStart"/>
+      <w:r>
+        <w:t>shm_ctime</w:t>
+      </w:r>
+      <w:proofErr w:type="spellEnd"/>
+      <w:r>
+        <w:t>;</w:t>
       </w:r>
       <w:r>
         <w:tab/>
@@ -7087,6 +7450,7 @@
         <w:rPr>
           <w:rFonts w:hint="eastAsia"/>
         </w:rPr>
+        <w:lastRenderedPageBreak/>
         <w:t>服务端进程</w:t>
       </w:r>
     </w:p>
@@ -7100,12 +7464,14 @@
         </w:rPr>
         <w:t>服务进程调用</w:t>
       </w:r>
+      <w:proofErr w:type="spellStart"/>
       <w:r>
         <w:rPr>
           <w:rFonts w:hint="eastAsia"/>
         </w:rPr>
         <w:t>shmget</w:t>
       </w:r>
+      <w:proofErr w:type="spellEnd"/>
       <w:r>
         <w:rPr>
           <w:rFonts w:hint="eastAsia"/>
@@ -7132,351 +7498,433 @@
         <w:rPr>
           <w:rFonts w:hint="eastAsia"/>
         </w:rPr>
+        <w:t>服务进程将共享内存对象的标识符通知客户进程</w:t>
+      </w:r>
+    </w:p>
+    <w:p>
+      <w:pPr>
+        <w:ind w:firstLine="420"/>
+      </w:pPr>
+      <w:r>
+        <w:rPr>
+          <w:rFonts w:hint="eastAsia"/>
+        </w:rPr>
+        <w:t>服务进程附加共享内存对象</w:t>
+      </w:r>
+    </w:p>
+    <w:p>
+      <w:pPr>
+        <w:ind w:firstLine="420"/>
+      </w:pPr>
+      <w:r>
+        <w:rPr>
+          <w:rFonts w:hint="eastAsia"/>
+        </w:rPr>
+        <w:t>获得共享内存在该进程空间中的地址</w:t>
+      </w:r>
+    </w:p>
+    <w:p>
+      <w:pPr>
+        <w:ind w:firstLine="420"/>
+      </w:pPr>
+      <w:r>
+        <w:rPr>
+          <w:rFonts w:hint="eastAsia"/>
+        </w:rPr>
+        <w:t>服务进程通过该地址访问该共享内存</w:t>
+      </w:r>
+    </w:p>
+    <w:p/>
+    <w:p>
+      <w:pPr>
+        <w:pStyle w:val="3"/>
+      </w:pPr>
+      <w:r>
+        <w:rPr>
+          <w:rFonts w:hint="eastAsia"/>
+        </w:rPr>
+        <w:t>客户端进程</w:t>
+      </w:r>
+    </w:p>
+    <w:p>
+      <w:pPr>
+        <w:ind w:firstLine="420"/>
+      </w:pPr>
+      <w:r>
+        <w:rPr>
+          <w:rFonts w:hint="eastAsia"/>
+        </w:rPr>
+        <w:t>客户进程获得共享内存对象的标识符</w:t>
+      </w:r>
+    </w:p>
+    <w:p>
+      <w:pPr>
+        <w:ind w:firstLine="420"/>
+      </w:pPr>
+      <w:r>
+        <w:rPr>
+          <w:rFonts w:hint="eastAsia"/>
+        </w:rPr>
+        <w:t>客户进程附加共享内存对象</w:t>
+      </w:r>
+    </w:p>
+    <w:p>
+      <w:pPr>
+        <w:ind w:firstLine="420"/>
+      </w:pPr>
+      <w:r>
+        <w:rPr>
+          <w:rFonts w:hint="eastAsia"/>
+        </w:rPr>
+        <w:t>获得共享内存在该进程空间中的地址</w:t>
+      </w:r>
+    </w:p>
+    <w:p>
+      <w:pPr>
+        <w:ind w:firstLine="420"/>
+      </w:pPr>
+      <w:r>
+        <w:rPr>
+          <w:rFonts w:hint="eastAsia"/>
+        </w:rPr>
+        <w:t>客户进程通过改地址访问该共享内存</w:t>
+      </w:r>
+    </w:p>
+    <w:p/>
+    <w:p>
+      <w:pPr>
+        <w:pStyle w:val="3"/>
+      </w:pPr>
+      <w:r>
+        <w:rPr>
+          <w:rFonts w:hint="eastAsia"/>
+        </w:rPr>
+        <w:t>System V</w:t>
+      </w:r>
+      <w:r>
+        <w:rPr>
+          <w:rFonts w:hint="eastAsia"/>
+        </w:rPr>
+        <w:t>共享内存</w:t>
+      </w:r>
+    </w:p>
+    <w:p>
+      <w:pPr>
+        <w:pStyle w:val="4"/>
+      </w:pPr>
+      <w:r>
+        <w:rPr>
+          <w:rFonts w:hint="eastAsia"/>
+        </w:rPr>
+        <w:t>概述</w:t>
+      </w:r>
+    </w:p>
+    <w:p>
+      <w:pPr>
+        <w:pStyle w:val="4"/>
+      </w:pPr>
+      <w:r>
+        <w:rPr>
+          <w:rFonts w:hint="eastAsia"/>
+        </w:rPr>
+        <w:t>操作</w:t>
+      </w:r>
+    </w:p>
+    <w:p>
+      <w:pPr>
+        <w:pStyle w:val="5"/>
+      </w:pPr>
+      <w:proofErr w:type="spellStart"/>
+      <w:r>
+        <w:rPr>
+          <w:rFonts w:hint="eastAsia"/>
+        </w:rPr>
+        <w:t>shmget</w:t>
+      </w:r>
+      <w:proofErr w:type="spellEnd"/>
+    </w:p>
+    <w:p>
+      <w:pPr>
+        <w:pStyle w:val="5"/>
+      </w:pPr>
+      <w:proofErr w:type="spellStart"/>
+      <w:r>
+        <w:rPr>
+          <w:rFonts w:hint="eastAsia"/>
+        </w:rPr>
+        <w:t>shmat</w:t>
+      </w:r>
+      <w:proofErr w:type="spellEnd"/>
+    </w:p>
+    <w:p>
+      <w:pPr>
+        <w:pStyle w:val="5"/>
+      </w:pPr>
+      <w:proofErr w:type="spellStart"/>
+      <w:r>
+        <w:rPr>
+          <w:rFonts w:hint="eastAsia"/>
+        </w:rPr>
+        <w:t>shmctl</w:t>
+      </w:r>
+      <w:proofErr w:type="spellEnd"/>
+    </w:p>
+    <w:p>
+      <w:pPr>
+        <w:pStyle w:val="3"/>
+      </w:pPr>
+      <w:proofErr w:type="spellStart"/>
+      <w:r>
+        <w:rPr>
+          <w:rFonts w:hint="eastAsia"/>
+        </w:rPr>
+        <w:t>Posix</w:t>
+      </w:r>
+      <w:proofErr w:type="spellEnd"/>
+      <w:r>
+        <w:rPr>
+          <w:rFonts w:hint="eastAsia"/>
+        </w:rPr>
+        <w:t>共享内存</w:t>
+      </w:r>
+    </w:p>
+    <w:p>
+      <w:pPr>
+        <w:pStyle w:val="4"/>
+      </w:pPr>
+      <w:r>
+        <w:rPr>
+          <w:rFonts w:hint="eastAsia"/>
+        </w:rPr>
+        <w:t>概述</w:t>
+      </w:r>
+    </w:p>
+    <w:p>
+      <w:pPr>
+        <w:pStyle w:val="4"/>
+      </w:pPr>
+      <w:r>
+        <w:rPr>
+          <w:rFonts w:hint="eastAsia"/>
+        </w:rPr>
+        <w:t>操作</w:t>
+      </w:r>
+    </w:p>
+    <w:p>
+      <w:pPr>
+        <w:pStyle w:val="3"/>
+      </w:pPr>
+      <w:r>
+        <w:rPr>
+          <w:rFonts w:hint="eastAsia"/>
+        </w:rPr>
+        <w:t>内存映射</w:t>
+      </w:r>
+    </w:p>
+    <w:p>
+      <w:pPr>
+        <w:pStyle w:val="4"/>
+      </w:pPr>
+      <w:r>
+        <w:rPr>
+          <w:rFonts w:hint="eastAsia"/>
+        </w:rPr>
+        <w:t>概述</w:t>
+      </w:r>
+    </w:p>
+    <w:p>
+      <w:pPr>
+        <w:ind w:firstLine="420"/>
+      </w:pPr>
+      <w:proofErr w:type="spellStart"/>
+      <w:r>
+        <w:t>mmap</w:t>
+      </w:r>
+      <w:proofErr w:type="spellEnd"/>
+      <w:r>
+        <w:t>()</w:t>
+      </w:r>
+      <w:r>
+        <w:t>系统调用在调用进程的虚拟地址空间中创建一个新内存映射，映射分为两种：</w:t>
+      </w:r>
+    </w:p>
+    <w:p>
+      <w:pPr>
+        <w:ind w:firstLine="420"/>
+      </w:pPr>
+      <w:r>
+        <w:rPr>
+          <w:rFonts w:hint="eastAsia"/>
+        </w:rPr>
+        <w:t>1</w:t>
+      </w:r>
+      <w:r>
+        <w:rPr>
+          <w:rFonts w:hint="eastAsia"/>
+        </w:rPr>
+        <w:t>、</w:t>
+      </w:r>
+      <w:r>
+        <w:t>文件映射</w:t>
+      </w:r>
+    </w:p>
+    <w:p>
+      <w:pPr>
+        <w:ind w:firstLine="420"/>
+      </w:pPr>
+      <w:r>
+        <w:t>文件映射将一个文件的一部分直接映射到调用进程的虚拟内存中，一旦一个</w:t>
+      </w:r>
+      <w:r>
         <w:lastRenderedPageBreak/>
-        <w:t>服务进程将共享内存对象的标识符通知客户进程</w:t>
-      </w:r>
-    </w:p>
-    <w:p>
-      <w:pPr>
-        <w:ind w:firstLine="420"/>
-      </w:pPr>
-      <w:r>
-        <w:rPr>
-          <w:rFonts w:hint="eastAsia"/>
-        </w:rPr>
-        <w:t>服务进程附加共享内存对象</w:t>
-      </w:r>
-    </w:p>
-    <w:p>
-      <w:pPr>
-        <w:ind w:firstLine="420"/>
-      </w:pPr>
-      <w:r>
-        <w:rPr>
-          <w:rFonts w:hint="eastAsia"/>
-        </w:rPr>
-        <w:t>获得共享内存在该进程空间中的地址</w:t>
-      </w:r>
-    </w:p>
-    <w:p>
-      <w:pPr>
-        <w:ind w:firstLine="420"/>
-      </w:pPr>
-      <w:r>
-        <w:rPr>
-          <w:rFonts w:hint="eastAsia"/>
-        </w:rPr>
-        <w:t>服务进程通过该地址访问该共享内存</w:t>
+        <w:t>文件被映射之后就可以通过在相应的内存区域中操作字节来访问文件内容了。映射的分页会在需要的时候从文件中（自动）加载。这种映射也被称为基于文件的映射或内存映射文件。</w:t>
+      </w:r>
+    </w:p>
+    <w:p>
+      <w:pPr>
+        <w:ind w:firstLine="420"/>
+      </w:pPr>
+      <w:r>
+        <w:rPr>
+          <w:rFonts w:hint="eastAsia"/>
+        </w:rPr>
+        <w:t>2</w:t>
+      </w:r>
+      <w:r>
+        <w:rPr>
+          <w:rFonts w:hint="eastAsia"/>
+        </w:rPr>
+        <w:t>、</w:t>
+      </w:r>
+      <w:r>
+        <w:t>匿名映射</w:t>
+      </w:r>
+    </w:p>
+    <w:p>
+      <w:pPr>
+        <w:ind w:firstLine="420"/>
+      </w:pPr>
+      <w:r>
+        <w:t>一个匿名映射没有对应的文件，相反，这种映射的分页会被初始化为</w:t>
+      </w:r>
+      <w:r>
+        <w:t>0</w:t>
+      </w:r>
+      <w:r>
+        <w:t>。</w:t>
       </w:r>
     </w:p>
     <w:p/>
     <w:p>
       <w:pPr>
-        <w:pStyle w:val="3"/>
-      </w:pPr>
-      <w:r>
-        <w:rPr>
-          <w:rFonts w:hint="eastAsia"/>
-        </w:rPr>
-        <w:t>客户端进程</w:t>
-      </w:r>
-    </w:p>
-    <w:p>
-      <w:pPr>
-        <w:ind w:firstLine="420"/>
-      </w:pPr>
-      <w:r>
-        <w:rPr>
-          <w:rFonts w:hint="eastAsia"/>
-        </w:rPr>
-        <w:t>客户进程获得共享内存对象的标识符</w:t>
-      </w:r>
-    </w:p>
-    <w:p>
-      <w:pPr>
-        <w:ind w:firstLine="420"/>
-      </w:pPr>
-      <w:r>
-        <w:rPr>
-          <w:rFonts w:hint="eastAsia"/>
-        </w:rPr>
-        <w:t>客户进程附加共享内存对象</w:t>
-      </w:r>
-    </w:p>
-    <w:p>
-      <w:pPr>
-        <w:ind w:firstLine="420"/>
-      </w:pPr>
-      <w:r>
-        <w:rPr>
-          <w:rFonts w:hint="eastAsia"/>
-        </w:rPr>
-        <w:t>获得共享内存在该进程空间中的地址</w:t>
-      </w:r>
-    </w:p>
-    <w:p>
-      <w:pPr>
-        <w:ind w:firstLine="420"/>
-      </w:pPr>
-      <w:r>
-        <w:rPr>
-          <w:rFonts w:hint="eastAsia"/>
-        </w:rPr>
-        <w:t>客户进程通过改地址访问该共享内存</w:t>
-      </w:r>
-    </w:p>
-    <w:p>
-      <w:pPr>
-        <w:rPr>
-          <w:rFonts w:hint="eastAsia"/>
-        </w:rPr>
-      </w:pPr>
-    </w:p>
-    <w:p>
-      <w:pPr>
-        <w:pStyle w:val="3"/>
-      </w:pPr>
-      <w:r>
-        <w:rPr>
-          <w:rFonts w:hint="eastAsia"/>
-        </w:rPr>
-        <w:t>System V</w:t>
-      </w:r>
-      <w:r>
-        <w:rPr>
-          <w:rFonts w:hint="eastAsia"/>
-        </w:rPr>
-        <w:t>共享内存</w:t>
-      </w:r>
-    </w:p>
-    <w:p>
-      <w:pPr>
         <w:pStyle w:val="4"/>
       </w:pPr>
       <w:r>
         <w:rPr>
           <w:rFonts w:hint="eastAsia"/>
         </w:rPr>
-        <w:t>概述</w:t>
-      </w:r>
-    </w:p>
-    <w:p>
-      <w:pPr>
-        <w:pStyle w:val="4"/>
-      </w:pPr>
-      <w:r>
-        <w:rPr>
-          <w:rFonts w:hint="eastAsia"/>
-        </w:rPr>
         <w:t>操作</w:t>
       </w:r>
     </w:p>
     <w:p>
       <w:pPr>
-        <w:pStyle w:val="5"/>
-      </w:pPr>
-      <w:r>
-        <w:rPr>
-          <w:rFonts w:hint="eastAsia"/>
-        </w:rPr>
-        <w:t>shmget</w:t>
-      </w:r>
-    </w:p>
-    <w:p>
-      <w:pPr>
-        <w:pStyle w:val="5"/>
-      </w:pPr>
-      <w:r>
-        <w:rPr>
-          <w:rFonts w:hint="eastAsia"/>
-        </w:rPr>
-        <w:t>shmat</w:t>
-      </w:r>
-    </w:p>
-    <w:p>
-      <w:pPr>
-        <w:pStyle w:val="5"/>
-      </w:pPr>
-      <w:r>
-        <w:rPr>
-          <w:rFonts w:hint="eastAsia"/>
-        </w:rPr>
-        <w:t>shmctl</w:t>
-      </w:r>
-    </w:p>
-    <w:p>
-      <w:pPr>
-        <w:pStyle w:val="3"/>
-      </w:pPr>
-      <w:r>
-        <w:rPr>
-          <w:rFonts w:hint="eastAsia"/>
-        </w:rPr>
-        <w:t>Posix</w:t>
-      </w:r>
-      <w:r>
-        <w:rPr>
-          <w:rFonts w:hint="eastAsia"/>
-        </w:rPr>
-        <w:t>共享内存</w:t>
-      </w:r>
-    </w:p>
-    <w:p>
-      <w:pPr>
-        <w:pStyle w:val="4"/>
-      </w:pPr>
-      <w:r>
-        <w:rPr>
-          <w:rFonts w:hint="eastAsia"/>
-        </w:rPr>
-        <w:t>概述</w:t>
-      </w:r>
-    </w:p>
-    <w:p>
-      <w:pPr>
-        <w:pStyle w:val="4"/>
-        <w:rPr>
-          <w:rFonts w:hint="eastAsia"/>
-        </w:rPr>
-      </w:pPr>
-      <w:r>
-        <w:rPr>
-          <w:rFonts w:hint="eastAsia"/>
-        </w:rPr>
-        <w:t>操作</w:t>
-      </w:r>
-    </w:p>
-    <w:p>
-      <w:pPr>
-        <w:pStyle w:val="3"/>
-      </w:pPr>
-      <w:r>
-        <w:rPr>
-          <w:rFonts w:hint="eastAsia"/>
-        </w:rPr>
-        <w:t>内存映射</w:t>
-      </w:r>
-    </w:p>
-    <w:p>
-      <w:pPr>
-        <w:pStyle w:val="4"/>
-      </w:pPr>
-      <w:r>
-        <w:rPr>
-          <w:rFonts w:hint="eastAsia"/>
-        </w:rPr>
-        <w:t>概述</w:t>
-      </w:r>
-    </w:p>
-    <w:p>
-      <w:pPr>
-        <w:ind w:firstLine="420"/>
-      </w:pPr>
-      <w:r>
-        <w:t>mmap()</w:t>
-      </w:r>
-      <w:r>
-        <w:t>系统调用在调用进程的虚拟地址空间中创建一个新内存映射，映射分为两种：</w:t>
-      </w:r>
-    </w:p>
-    <w:p>
-      <w:pPr>
-        <w:ind w:firstLine="420"/>
-      </w:pPr>
-      <w:r>
-        <w:rPr>
-          <w:rFonts w:hint="eastAsia"/>
-        </w:rPr>
-        <w:t>1</w:t>
-      </w:r>
-      <w:r>
-        <w:rPr>
-          <w:rFonts w:hint="eastAsia"/>
-        </w:rPr>
-        <w:t>、</w:t>
-      </w:r>
-      <w:r>
-        <w:t>文件映射</w:t>
-      </w:r>
-    </w:p>
-    <w:p>
-      <w:pPr>
-        <w:ind w:firstLine="420"/>
-      </w:pPr>
-      <w:r>
-        <w:t>文件映射将一个文件的一部分直接映射到调用进程的虚拟内存中，一旦一个文件被映射之后就可以通过在相应的内存区域中操作字节来访问文件内容了。映射的分页会在需要的时候从文件中（自动）加载。这种映射也被称为基于文件的映射或内存映射文件。</w:t>
-      </w:r>
-    </w:p>
-    <w:p>
-      <w:pPr>
-        <w:ind w:firstLine="420"/>
-      </w:pPr>
-      <w:r>
-        <w:rPr>
-          <w:rFonts w:hint="eastAsia"/>
-        </w:rPr>
-        <w:lastRenderedPageBreak/>
-        <w:t>2</w:t>
-      </w:r>
-      <w:r>
-        <w:rPr>
-          <w:rFonts w:hint="eastAsia"/>
-        </w:rPr>
-        <w:t>、</w:t>
-      </w:r>
-      <w:r>
-        <w:t>匿名映射</w:t>
-      </w:r>
-    </w:p>
-    <w:p>
-      <w:pPr>
-        <w:ind w:firstLine="420"/>
-      </w:pPr>
-      <w:r>
-        <w:t>一个匿名映射没有对应的文件，相反，这种映射的分页会被初始化为</w:t>
-      </w:r>
-      <w:r>
-        <w:t>0</w:t>
-      </w:r>
-      <w:r>
-        <w:t>。</w:t>
-      </w:r>
-    </w:p>
-    <w:p/>
-    <w:p>
-      <w:pPr>
-        <w:pStyle w:val="4"/>
-      </w:pPr>
-      <w:r>
-        <w:rPr>
-          <w:rFonts w:hint="eastAsia"/>
-        </w:rPr>
-        <w:t>操作</w:t>
-      </w:r>
-    </w:p>
-    <w:p>
-      <w:pPr>
-        <w:ind w:firstLine="420"/>
-      </w:pPr>
-      <w:r>
-        <w:t>void *mmap(void *start, size_t length, int prot, int flags,</w:t>
-      </w:r>
-    </w:p>
-    <w:p>
-      <w:pPr>
-        <w:ind w:firstLine="420"/>
-      </w:pPr>
-      <w:r>
-        <w:t xml:space="preserve">    int fd, off_t offset);</w:t>
-      </w:r>
-    </w:p>
-    <w:p>
-      <w:pPr>
-        <w:ind w:firstLine="420"/>
-      </w:pPr>
-      <w:r>
-        <w:t>int munmap(void *start, size_t length);</w:t>
-      </w:r>
+        <w:ind w:firstLine="420"/>
+      </w:pPr>
+      <w:r>
+        <w:t>void *</w:t>
+      </w:r>
+      <w:proofErr w:type="spellStart"/>
+      <w:proofErr w:type="gramStart"/>
+      <w:r>
+        <w:t>mmap</w:t>
+      </w:r>
+      <w:proofErr w:type="spellEnd"/>
+      <w:r>
+        <w:t>(</w:t>
+      </w:r>
+      <w:proofErr w:type="gramEnd"/>
+      <w:r>
+        <w:t xml:space="preserve">void *start, </w:t>
+      </w:r>
+      <w:proofErr w:type="spellStart"/>
+      <w:r>
+        <w:t>size_t</w:t>
+      </w:r>
+      <w:proofErr w:type="spellEnd"/>
+      <w:r>
+        <w:t xml:space="preserve"> length, int </w:t>
+      </w:r>
+      <w:proofErr w:type="spellStart"/>
+      <w:r>
+        <w:t>prot</w:t>
+      </w:r>
+      <w:proofErr w:type="spellEnd"/>
+      <w:r>
+        <w:t>, int flags,</w:t>
+      </w:r>
+    </w:p>
+    <w:p>
+      <w:pPr>
+        <w:ind w:firstLine="420"/>
+      </w:pPr>
+      <w:r>
+        <w:t xml:space="preserve">    int </w:t>
+      </w:r>
+      <w:proofErr w:type="spellStart"/>
+      <w:r>
+        <w:t>fd</w:t>
+      </w:r>
+      <w:proofErr w:type="spellEnd"/>
+      <w:r>
+        <w:t xml:space="preserve">, </w:t>
+      </w:r>
+      <w:proofErr w:type="spellStart"/>
+      <w:r>
+        <w:t>off_t</w:t>
+      </w:r>
+      <w:proofErr w:type="spellEnd"/>
+      <w:r>
+        <w:t xml:space="preserve"> offset</w:t>
+      </w:r>
+      <w:proofErr w:type="gramStart"/>
+      <w:r>
+        <w:t>);</w:t>
+      </w:r>
+      <w:proofErr w:type="gramEnd"/>
+    </w:p>
+    <w:p>
+      <w:pPr>
+        <w:ind w:firstLine="420"/>
+      </w:pPr>
+      <w:r>
+        <w:t xml:space="preserve">int </w:t>
+      </w:r>
+      <w:proofErr w:type="spellStart"/>
+      <w:proofErr w:type="gramStart"/>
+      <w:r>
+        <w:t>munmap</w:t>
+      </w:r>
+      <w:proofErr w:type="spellEnd"/>
+      <w:r>
+        <w:t>(</w:t>
+      </w:r>
+      <w:proofErr w:type="gramEnd"/>
+      <w:r>
+        <w:t xml:space="preserve">void *start, </w:t>
+      </w:r>
+      <w:proofErr w:type="spellStart"/>
+      <w:r>
+        <w:t>size_t</w:t>
+      </w:r>
+      <w:proofErr w:type="spellEnd"/>
+      <w:r>
+        <w:t xml:space="preserve"> length</w:t>
+      </w:r>
+      <w:proofErr w:type="gramStart"/>
+      <w:r>
+        <w:t>);</w:t>
+      </w:r>
+      <w:proofErr w:type="gramEnd"/>
     </w:p>
     <w:p>
       <w:pPr>
@@ -7515,9 +7963,11 @@
       <w:pPr>
         <w:ind w:firstLine="420"/>
       </w:pPr>
+      <w:proofErr w:type="spellStart"/>
       <w:r>
         <w:t>prot</w:t>
       </w:r>
+      <w:proofErr w:type="spellEnd"/>
       <w:r>
         <w:t>：期望的内存保护标志，不能与文件的打开模式冲突。是以下的某个值，可以通过</w:t>
       </w:r>
@@ -7544,7 +7994,15 @@
         <w:ind w:firstLine="420"/>
       </w:pPr>
       <w:r>
-        <w:t>PROT_READ  //</w:t>
+        <w:t>PROT_</w:t>
+      </w:r>
+      <w:proofErr w:type="gramStart"/>
+      <w:r>
+        <w:t>READ  /</w:t>
+      </w:r>
+      <w:proofErr w:type="gramEnd"/>
+      <w:r>
+        <w:t>/</w:t>
       </w:r>
       <w:r>
         <w:t>页内容可以被读取</w:t>
@@ -7566,7 +8024,15 @@
         <w:ind w:firstLine="420"/>
       </w:pPr>
       <w:r>
-        <w:t>PROT_NONE  //</w:t>
+        <w:t>PROT_</w:t>
+      </w:r>
+      <w:proofErr w:type="gramStart"/>
+      <w:r>
+        <w:t>NONE  /</w:t>
+      </w:r>
+      <w:proofErr w:type="gramEnd"/>
+      <w:r>
+        <w:t>/</w:t>
       </w:r>
       <w:r>
         <w:t>页不可访问</w:t>
@@ -7688,7 +8154,14 @@
         <w:rPr>
           <w:rFonts w:hint="eastAsia"/>
         </w:rPr>
-        <w:t>信号量用于多进程或者同一进程的不同线程之间的通信。在进入一个关键代码之前，线程必须获取一个信号量，一旦该关键代码段完成了，那么该线程必须释放信号量，其他想进入该关键代码的线程必须等待直到第一个线程释放信号量。</w:t>
+        <w:t>信号量用于多进程或者同一进程的不同线程之间的通信。在进入一个关键代</w:t>
+      </w:r>
+      <w:r>
+        <w:rPr>
+          <w:rFonts w:hint="eastAsia"/>
+        </w:rPr>
+        <w:lastRenderedPageBreak/>
+        <w:t>码之前，线程必须获取一个信号量，一旦该关键代码段完成了，那么该线程必须释放信号量，其他想进入该关键代码的线程必须等待直到第一个线程释放信号量。</w:t>
       </w:r>
     </w:p>
     <w:p>
@@ -7729,7 +8202,6 @@
           <w:rFonts w:hint="eastAsia"/>
           <w:color w:val="FF0000"/>
         </w:rPr>
-        <w:lastRenderedPageBreak/>
         <w:t>互斥：</w:t>
       </w:r>
       <w:r>
@@ -8187,24 +8659,28 @@
         </w:numPr>
         <w:ind w:firstLineChars="0"/>
       </w:pPr>
+      <w:proofErr w:type="spellStart"/>
       <w:r>
         <w:rPr>
           <w:rFonts w:hint="eastAsia"/>
         </w:rPr>
         <w:t>Posix</w:t>
       </w:r>
+      <w:proofErr w:type="spellEnd"/>
       <w:r>
         <w:rPr>
           <w:rFonts w:hint="eastAsia"/>
         </w:rPr>
         <w:t>有名信号量（又称有名信号量）：使用</w:t>
       </w:r>
+      <w:proofErr w:type="spellStart"/>
       <w:r>
         <w:rPr>
           <w:rFonts w:hint="eastAsia"/>
         </w:rPr>
         <w:t>Posix</w:t>
       </w:r>
+      <w:proofErr w:type="spellEnd"/>
       <w:r>
         <w:t xml:space="preserve"> </w:t>
       </w:r>
@@ -8230,17 +8706,26 @@
         </w:numPr>
         <w:ind w:firstLineChars="0"/>
       </w:pPr>
+      <w:proofErr w:type="spellStart"/>
       <w:r>
         <w:rPr>
           <w:rFonts w:hint="eastAsia"/>
         </w:rPr>
         <w:t>Posix</w:t>
       </w:r>
-      <w:r>
-        <w:rPr>
-          <w:rFonts w:hint="eastAsia"/>
-        </w:rPr>
-        <w:t>基于内存的信号量（又称无名信号量）：存放在共享内存区中，可用于进程或线程间的同步；</w:t>
+      <w:proofErr w:type="spellEnd"/>
+      <w:r>
+        <w:rPr>
+          <w:rFonts w:hint="eastAsia"/>
+        </w:rPr>
+        <w:t>基于内存的信号量（又称无名信号量）：存放在共享内存区中，可用</w:t>
+      </w:r>
+      <w:r>
+        <w:rPr>
+          <w:rFonts w:hint="eastAsia"/>
+        </w:rPr>
+        <w:lastRenderedPageBreak/>
+        <w:t>于进程或线程间的同步；</w:t>
       </w:r>
     </w:p>
     <w:p>
@@ -8252,12 +8737,14 @@
         </w:numPr>
         <w:ind w:firstLineChars="0"/>
       </w:pPr>
+      <w:proofErr w:type="spellStart"/>
       <w:r>
         <w:rPr>
           <w:rFonts w:hint="eastAsia"/>
         </w:rPr>
         <w:t>SystemV</w:t>
       </w:r>
+      <w:proofErr w:type="spellEnd"/>
       <w:r>
         <w:rPr>
           <w:rFonts w:hint="eastAsia"/>
@@ -8268,188 +8755,633 @@
     <w:p/>
     <w:p>
       <w:r>
+        <w:tab/>
+      </w:r>
+      <w:r>
+        <w:rPr>
+          <w:rFonts w:hint="eastAsia"/>
+          <w:b/>
+        </w:rPr>
+        <w:t>整型信号量：</w:t>
+      </w:r>
+      <w:r>
+        <w:rPr>
+          <w:rFonts w:hint="eastAsia"/>
+        </w:rPr>
+        <w:t>信号量是整数</w:t>
+      </w:r>
+    </w:p>
+    <w:p>
+      <w:r>
+        <w:tab/>
+      </w:r>
+      <w:r>
+        <w:rPr>
+          <w:rFonts w:hint="eastAsia"/>
+          <w:b/>
+        </w:rPr>
+        <w:t>记录型信号量：</w:t>
+      </w:r>
+      <w:r>
+        <w:rPr>
+          <w:rFonts w:hint="eastAsia"/>
+        </w:rPr>
+        <w:t>每个信号量</w:t>
+      </w:r>
+      <w:r>
+        <w:rPr>
+          <w:rFonts w:hint="eastAsia"/>
+        </w:rPr>
+        <w:t>s</w:t>
+      </w:r>
+      <w:r>
+        <w:rPr>
+          <w:rFonts w:hint="eastAsia"/>
+        </w:rPr>
+        <w:t>处于一个整数值</w:t>
+      </w:r>
+      <w:proofErr w:type="spellStart"/>
+      <w:r>
+        <w:rPr>
+          <w:rFonts w:hint="eastAsia"/>
+        </w:rPr>
+        <w:t>s</w:t>
+      </w:r>
+      <w:r>
+        <w:t>.value</w:t>
+      </w:r>
+      <w:proofErr w:type="spellEnd"/>
+      <w:r>
+        <w:rPr>
+          <w:rFonts w:hint="eastAsia"/>
+        </w:rPr>
+        <w:t>（计数）外，还有一个进程等待队列</w:t>
+      </w:r>
+      <w:proofErr w:type="spellStart"/>
+      <w:r>
+        <w:rPr>
+          <w:rFonts w:hint="eastAsia"/>
+        </w:rPr>
+        <w:t>s</w:t>
+      </w:r>
+      <w:r>
+        <w:t>L</w:t>
+      </w:r>
+      <w:proofErr w:type="spellEnd"/>
+      <w:r>
+        <w:rPr>
+          <w:rFonts w:hint="eastAsia"/>
+        </w:rPr>
+        <w:t>，其中是在阻塞在该信号量的各个进程的标识</w:t>
+      </w:r>
+    </w:p>
+    <w:p>
+      <w:r>
+        <w:tab/>
+      </w:r>
+      <w:r>
+        <w:rPr>
+          <w:rFonts w:hint="eastAsia"/>
+          <w:b/>
+        </w:rPr>
+        <w:t>二进制信号量：</w:t>
+      </w:r>
+      <w:r>
+        <w:rPr>
+          <w:rFonts w:hint="eastAsia"/>
+        </w:rPr>
+        <w:t>只允许信号量取</w:t>
+      </w:r>
+      <w:r>
+        <w:rPr>
+          <w:rFonts w:hint="eastAsia"/>
+        </w:rPr>
+        <w:t>0</w:t>
+      </w:r>
+      <w:r>
+        <w:rPr>
+          <w:rFonts w:hint="eastAsia"/>
+        </w:rPr>
+        <w:t>或</w:t>
+      </w:r>
+      <w:r>
+        <w:rPr>
+          <w:rFonts w:hint="eastAsia"/>
+        </w:rPr>
+        <w:t>1</w:t>
+      </w:r>
+      <w:r>
+        <w:rPr>
+          <w:rFonts w:hint="eastAsia"/>
+        </w:rPr>
+        <w:t>的值</w:t>
+      </w:r>
+    </w:p>
+    <w:p/>
+    <w:p>
+      <w:pPr>
+        <w:pStyle w:val="2"/>
+      </w:pPr>
+      <w:r>
+        <w:rPr>
+          <w:rFonts w:hint="eastAsia"/>
+        </w:rPr>
+        <w:t>信号</w:t>
+      </w:r>
+    </w:p>
+    <w:p>
+      <w:pPr>
+        <w:pStyle w:val="3"/>
+      </w:pPr>
+      <w:r>
+        <w:rPr>
+          <w:rFonts w:hint="eastAsia"/>
+        </w:rPr>
+        <w:t>概述</w:t>
+      </w:r>
+    </w:p>
+    <w:p>
+      <w:pPr>
+        <w:ind w:firstLine="420"/>
+      </w:pPr>
+      <w:r>
+        <w:rPr>
+          <w:rFonts w:hint="eastAsia"/>
+          <w:color w:val="FF0000"/>
+        </w:rPr>
+        <w:t>信号是与一定的进程相联系的</w:t>
+      </w:r>
+      <w:r>
+        <w:rPr>
+          <w:rFonts w:hint="eastAsia"/>
+        </w:rPr>
+        <w:t>，也就是说，一个进程可以决定在进程中对哪些信息进行怎么样的处理。</w:t>
+      </w:r>
+    </w:p>
+    <w:p>
+      <w:r>
+        <w:tab/>
+      </w:r>
+      <w:r>
+        <w:rPr>
+          <w:rFonts w:hint="eastAsia"/>
+        </w:rPr>
+        <w:t>信号（</w:t>
+      </w:r>
+      <w:r>
+        <w:rPr>
+          <w:rFonts w:hint="eastAsia"/>
+        </w:rPr>
+        <w:t>signal</w:t>
+      </w:r>
+      <w:r>
+        <w:rPr>
+          <w:rFonts w:hint="eastAsia"/>
+        </w:rPr>
+        <w:t>）是</w:t>
+      </w:r>
+      <w:r>
+        <w:rPr>
+          <w:rFonts w:hint="eastAsia"/>
+        </w:rPr>
+        <w:t>Linux</w:t>
+      </w:r>
+      <w:r>
+        <w:rPr>
+          <w:rFonts w:hint="eastAsia"/>
+        </w:rPr>
+        <w:t>进程间通信的一种机制，全称为</w:t>
+      </w:r>
+      <w:r>
+        <w:rPr>
+          <w:rFonts w:hint="eastAsia"/>
+          <w:color w:val="FF0000"/>
+        </w:rPr>
+        <w:t>软中断信号</w:t>
+      </w:r>
+      <w:r>
+        <w:rPr>
+          <w:rFonts w:hint="eastAsia"/>
+        </w:rPr>
+        <w:t>，也被称为</w:t>
+      </w:r>
+      <w:r>
+        <w:rPr>
+          <w:rFonts w:hint="eastAsia"/>
+          <w:color w:val="FF0000"/>
+        </w:rPr>
+        <w:t>软中断</w:t>
+      </w:r>
+      <w:r>
+        <w:rPr>
+          <w:rFonts w:hint="eastAsia"/>
+        </w:rPr>
+        <w:t>。信号本质上是在软件层次上对硬件中断机制的一种模拟。</w:t>
+      </w:r>
+    </w:p>
+    <w:p>
+      <w:pPr>
+        <w:pStyle w:val="4"/>
+      </w:pPr>
+      <w:r>
+        <w:rPr>
+          <w:rFonts w:hint="eastAsia"/>
+        </w:rPr>
+        <w:t>简介</w:t>
+      </w:r>
+    </w:p>
+    <w:p>
+      <w:r>
+        <w:tab/>
+      </w:r>
+      <w:r>
+        <w:rPr>
+          <w:rFonts w:hint="eastAsia"/>
+        </w:rPr>
+        <w:t>信号表示一种</w:t>
+      </w:r>
+      <w:r>
+        <w:rPr>
+          <w:rFonts w:hint="eastAsia"/>
+          <w:color w:val="FF0000"/>
+        </w:rPr>
+        <w:t>事件</w:t>
+      </w:r>
+      <w:r>
+        <w:rPr>
+          <w:rFonts w:hint="eastAsia"/>
+        </w:rPr>
+        <w:t>，也可能异步发生，也就是并不与程序执行过程的任何事件同步。如果程序并未安排怎么处理一个特定的信号，那么该信号出现时程序就作出一个缺省的反应。</w:t>
+      </w:r>
+      <w:r>
+        <w:rPr>
+          <w:rFonts w:hint="eastAsia"/>
+          <w:color w:val="FF0000"/>
+        </w:rPr>
+        <w:t>标准未定义这个缺省反应是什么，但绝大多数编译器选择终止程序</w:t>
+      </w:r>
+      <w:r>
+        <w:rPr>
+          <w:rFonts w:hint="eastAsia"/>
+        </w:rPr>
+        <w:t>。另外，程序可以调用</w:t>
+      </w:r>
+      <w:r>
+        <w:rPr>
+          <w:rFonts w:hint="eastAsia"/>
+        </w:rPr>
+        <w:t>signal</w:t>
+      </w:r>
+      <w:r>
+        <w:rPr>
+          <w:rFonts w:hint="eastAsia"/>
+        </w:rPr>
+        <w:t>函数，或者忽略这个信号，或者设置一个信号处理函数，当信号发生时程序就调用这个函数。</w:t>
+      </w:r>
+    </w:p>
+    <w:p>
+      <w:r>
+        <w:tab/>
+      </w:r>
+      <w:r>
+        <w:rPr>
+          <w:rFonts w:hint="eastAsia"/>
+        </w:rPr>
+        <w:t>与其他进程间通信方式相比，信号所能传递的信息比较粗糙，只是一个整数。但正是由于传递的信息量少，信号也便于管理和使用，可以用于系统管理相关的任务，例如通知进程终结、中止或恢复等。</w:t>
+      </w:r>
+    </w:p>
+    <w:p/>
+    <w:p>
+      <w:r>
+        <w:tab/>
+      </w:r>
+      <w:r>
+        <w:rPr>
+          <w:rFonts w:hint="eastAsia"/>
+        </w:rPr>
+        <w:t>信号可能在任何时刻发生，所以由信号处理函数修改的变量的值可能会在任何时候发生改变，因此，不能指望这些变量在两条相邻的程序语句中肯定具有相同的值。</w:t>
+      </w:r>
+      <w:r>
+        <w:t>V</w:t>
+      </w:r>
+      <w:r>
+        <w:rPr>
+          <w:rFonts w:hint="eastAsia"/>
+        </w:rPr>
+        <w:t>olatile</w:t>
+      </w:r>
+      <w:r>
+        <w:rPr>
+          <w:rFonts w:hint="eastAsia"/>
+        </w:rPr>
+        <w:t>关键字就是告诉编译器这个事实，防止它以一种可能修改程序含义的方式“优化”程序。</w:t>
+      </w:r>
+    </w:p>
+    <w:p/>
+    <w:p>
+      <w:r>
         <w:lastRenderedPageBreak/>
         <w:tab/>
       </w:r>
       <w:r>
         <w:rPr>
           <w:rFonts w:hint="eastAsia"/>
-          <w:b/>
-        </w:rPr>
-        <w:t>整型信号量：</w:t>
-      </w:r>
-      <w:r>
-        <w:rPr>
-          <w:rFonts w:hint="eastAsia"/>
-        </w:rPr>
-        <w:t>信号量是整数</w:t>
-      </w:r>
-    </w:p>
-    <w:p>
-      <w:r>
-        <w:tab/>
-      </w:r>
-      <w:r>
-        <w:rPr>
-          <w:rFonts w:hint="eastAsia"/>
-          <w:b/>
-        </w:rPr>
-        <w:t>记录型信号量：</w:t>
-      </w:r>
-      <w:r>
-        <w:rPr>
-          <w:rFonts w:hint="eastAsia"/>
-        </w:rPr>
-        <w:t>每个信号量</w:t>
-      </w:r>
-      <w:r>
-        <w:rPr>
-          <w:rFonts w:hint="eastAsia"/>
-        </w:rPr>
-        <w:t>s</w:t>
-      </w:r>
-      <w:r>
-        <w:rPr>
-          <w:rFonts w:hint="eastAsia"/>
-        </w:rPr>
-        <w:t>处于一个整数值</w:t>
-      </w:r>
-      <w:r>
-        <w:rPr>
-          <w:rFonts w:hint="eastAsia"/>
-        </w:rPr>
-        <w:t>s</w:t>
-      </w:r>
-      <w:r>
-        <w:t>.value</w:t>
-      </w:r>
-      <w:r>
-        <w:rPr>
-          <w:rFonts w:hint="eastAsia"/>
-        </w:rPr>
-        <w:t>（计数）外，还有一个进程等待队列</w:t>
-      </w:r>
-      <w:r>
-        <w:rPr>
-          <w:rFonts w:hint="eastAsia"/>
-        </w:rPr>
-        <w:t>s</w:t>
-      </w:r>
-      <w:r>
-        <w:t>L</w:t>
-      </w:r>
-      <w:r>
-        <w:rPr>
-          <w:rFonts w:hint="eastAsia"/>
-        </w:rPr>
-        <w:t>，其中是在阻塞在该信号量的各个进程的标识</w:t>
-      </w:r>
-    </w:p>
-    <w:p>
-      <w:r>
-        <w:tab/>
-      </w:r>
-      <w:r>
-        <w:rPr>
-          <w:rFonts w:hint="eastAsia"/>
-          <w:b/>
-        </w:rPr>
-        <w:t>二进制信号量：</w:t>
-      </w:r>
-      <w:r>
-        <w:rPr>
-          <w:rFonts w:hint="eastAsia"/>
-        </w:rPr>
-        <w:t>只允许信号量取</w:t>
-      </w:r>
-      <w:r>
-        <w:rPr>
-          <w:rFonts w:hint="eastAsia"/>
-        </w:rPr>
-        <w:t>0</w:t>
-      </w:r>
-      <w:r>
-        <w:rPr>
-          <w:rFonts w:hint="eastAsia"/>
-        </w:rPr>
-        <w:t>或</w:t>
-      </w:r>
-      <w:r>
-        <w:rPr>
-          <w:rFonts w:hint="eastAsia"/>
-        </w:rPr>
-        <w:t>1</w:t>
-      </w:r>
-      <w:r>
-        <w:rPr>
-          <w:rFonts w:hint="eastAsia"/>
-        </w:rPr>
-        <w:t>的值</w:t>
+        </w:rPr>
+        <w:t>信号是进程间通信机制中唯一的异步通信机制，一个进程不必通过任何操作来等待信号的到达，事实上，进程也不知道信号到底什么时候到达。进程之间可以互相通过系统调用</w:t>
+      </w:r>
+      <w:r>
+        <w:rPr>
+          <w:rFonts w:hint="eastAsia"/>
+        </w:rPr>
+        <w:t>kill</w:t>
+      </w:r>
+      <w:r>
+        <w:rPr>
+          <w:rFonts w:hint="eastAsia"/>
+        </w:rPr>
+        <w:t>发送软中断信号。内核也可以因为内部事件而给进程发送信号，通知进程发生了某个事件。信号机制除了基本通知功能外，还可以传递附加信息。</w:t>
+      </w:r>
+    </w:p>
+    <w:p>
+      <w:pPr>
+        <w:pStyle w:val="4"/>
+      </w:pPr>
+      <w:r>
+        <w:rPr>
+          <w:rFonts w:hint="eastAsia"/>
+        </w:rPr>
+        <w:t>产生</w:t>
+      </w:r>
+    </w:p>
+    <w:p>
+      <w:r>
+        <w:tab/>
+      </w:r>
+      <w:r>
+        <w:rPr>
+          <w:rFonts w:hint="eastAsia"/>
+        </w:rPr>
+        <w:t>信号产生主要条件</w:t>
+      </w:r>
+    </w:p>
+    <w:p>
+      <w:pPr>
+        <w:ind w:firstLine="420"/>
+      </w:pPr>
+      <w:r>
+        <w:rPr>
+          <w:rFonts w:hint="eastAsia"/>
+        </w:rPr>
+        <w:t>用户在终端按下某些键时，终端驱动会发送信号给前台进程，例如</w:t>
+      </w:r>
+      <w:proofErr w:type="spellStart"/>
+      <w:r>
+        <w:rPr>
+          <w:rFonts w:hint="eastAsia"/>
+        </w:rPr>
+        <w:t>Ctrl+C</w:t>
+      </w:r>
+      <w:proofErr w:type="spellEnd"/>
+      <w:r>
+        <w:rPr>
+          <w:rFonts w:hint="eastAsia"/>
+        </w:rPr>
+        <w:t>产生的</w:t>
+      </w:r>
+      <w:r>
+        <w:rPr>
+          <w:rFonts w:hint="eastAsia"/>
+        </w:rPr>
+        <w:t>SIGINT</w:t>
+      </w:r>
+      <w:r>
+        <w:rPr>
+          <w:rFonts w:hint="eastAsia"/>
+        </w:rPr>
+        <w:t>信号、</w:t>
+      </w:r>
+      <w:r>
+        <w:rPr>
+          <w:rFonts w:hint="eastAsia"/>
+        </w:rPr>
+        <w:t>Ctrl+\</w:t>
+      </w:r>
+      <w:r>
+        <w:rPr>
+          <w:rFonts w:hint="eastAsia"/>
+        </w:rPr>
+        <w:t>产生</w:t>
+      </w:r>
+      <w:r>
+        <w:rPr>
+          <w:rFonts w:hint="eastAsia"/>
+        </w:rPr>
+        <w:t>SIGQUIT</w:t>
+      </w:r>
+      <w:r>
+        <w:rPr>
+          <w:rFonts w:hint="eastAsia"/>
+        </w:rPr>
+        <w:t>信号、</w:t>
+      </w:r>
+      <w:proofErr w:type="spellStart"/>
+      <w:r>
+        <w:rPr>
+          <w:rFonts w:hint="eastAsia"/>
+        </w:rPr>
+        <w:t>Ctrl+z</w:t>
+      </w:r>
+      <w:proofErr w:type="spellEnd"/>
+      <w:r>
+        <w:rPr>
+          <w:rFonts w:hint="eastAsia"/>
+        </w:rPr>
+        <w:t>产生</w:t>
+      </w:r>
+      <w:r>
+        <w:rPr>
+          <w:rFonts w:hint="eastAsia"/>
+        </w:rPr>
+        <w:t>SIGSTOP</w:t>
+      </w:r>
+      <w:r>
+        <w:rPr>
+          <w:rFonts w:hint="eastAsia"/>
+        </w:rPr>
+        <w:t>信号。</w:t>
+      </w:r>
+    </w:p>
+    <w:p>
+      <w:pPr>
+        <w:ind w:firstLine="420"/>
+      </w:pPr>
+      <w:r>
+        <w:rPr>
+          <w:rFonts w:hint="eastAsia"/>
+        </w:rPr>
+        <w:t>硬件异常产生的信号，这些条件由硬件检测并通知内核，然后内核向当前进程发送合适的信号。比如当前进程访问了非法地址，</w:t>
+      </w:r>
+      <w:r>
+        <w:rPr>
+          <w:rFonts w:hint="eastAsia"/>
+        </w:rPr>
+        <w:t>MMU</w:t>
+      </w:r>
+      <w:r>
+        <w:rPr>
+          <w:rFonts w:hint="eastAsia"/>
+        </w:rPr>
+        <w:t>（内存管理单元）会产生异常，内核将这个异常解释为</w:t>
+      </w:r>
+      <w:r>
+        <w:rPr>
+          <w:rFonts w:hint="eastAsia"/>
+        </w:rPr>
+        <w:t>SIGSEGV</w:t>
+      </w:r>
+      <w:r>
+        <w:rPr>
+          <w:rFonts w:hint="eastAsia"/>
+        </w:rPr>
+        <w:t>信号发送给进程。</w:t>
+      </w:r>
+    </w:p>
+    <w:p>
+      <w:pPr>
+        <w:ind w:firstLine="420"/>
+      </w:pPr>
+      <w:r>
+        <w:rPr>
+          <w:rFonts w:hint="eastAsia"/>
+        </w:rPr>
+        <w:t>一个进程调用</w:t>
+      </w:r>
+      <w:r>
+        <w:rPr>
+          <w:rFonts w:hint="eastAsia"/>
+        </w:rPr>
+        <w:t>kill</w:t>
+      </w:r>
+      <w:r>
+        <w:rPr>
+          <w:rFonts w:hint="eastAsia"/>
+        </w:rPr>
+        <w:t>函数可以发送信号给另一个进程，也可以调用</w:t>
+      </w:r>
+      <w:r>
+        <w:rPr>
+          <w:rFonts w:hint="eastAsia"/>
+        </w:rPr>
+        <w:t>kill</w:t>
+      </w:r>
+      <w:r>
+        <w:rPr>
+          <w:rFonts w:hint="eastAsia"/>
+        </w:rPr>
+        <w:t>命令发送信号给某一个进程，</w:t>
+      </w:r>
+      <w:r>
+        <w:rPr>
+          <w:rFonts w:hint="eastAsia"/>
+        </w:rPr>
+        <w:t>kill</w:t>
+      </w:r>
+      <w:r>
+        <w:rPr>
+          <w:rFonts w:hint="eastAsia"/>
+        </w:rPr>
+        <w:t>命令也是调用</w:t>
+      </w:r>
+      <w:r>
+        <w:rPr>
+          <w:rFonts w:hint="eastAsia"/>
+        </w:rPr>
+        <w:t>kill</w:t>
+      </w:r>
+      <w:r>
+        <w:rPr>
+          <w:rFonts w:hint="eastAsia"/>
+        </w:rPr>
+        <w:t>函数实现的，如果不明确指定信号，则发送</w:t>
+      </w:r>
+      <w:r>
+        <w:rPr>
+          <w:rFonts w:hint="eastAsia"/>
+        </w:rPr>
+        <w:t>SIGTERM</w:t>
+      </w:r>
+      <w:r>
+        <w:rPr>
+          <w:rFonts w:hint="eastAsia"/>
+        </w:rPr>
+        <w:t>信号，该信号的默认处理动作是终止进程，当内核检测到软件条件发生时可以通过信号通知进程。</w:t>
+      </w:r>
+    </w:p>
+    <w:p>
+      <w:pPr>
+        <w:ind w:firstLine="420"/>
+      </w:pPr>
+    </w:p>
+    <w:p>
+      <w:pPr>
+        <w:pStyle w:val="4"/>
+      </w:pPr>
+      <w:r>
+        <w:rPr>
+          <w:rFonts w:hint="eastAsia"/>
+        </w:rPr>
+        <w:t>分类</w:t>
+      </w:r>
+    </w:p>
+    <w:p>
+      <w:pPr>
+        <w:ind w:firstLine="420"/>
+      </w:pPr>
+      <w:r>
+        <w:rPr>
+          <w:rFonts w:hint="eastAsia"/>
+        </w:rPr>
+        <w:t>可以从两个不同的分类角度对信号进行分类：</w:t>
+      </w:r>
+    </w:p>
+    <w:p>
+      <w:pPr>
+        <w:ind w:firstLine="420"/>
+      </w:pPr>
+      <w:r>
+        <w:rPr>
+          <w:rFonts w:hint="eastAsia"/>
+        </w:rPr>
+        <w:t>可靠性方面：可靠信号与不可靠信号；</w:t>
+      </w:r>
+    </w:p>
+    <w:p>
+      <w:pPr>
+        <w:ind w:firstLine="420"/>
+      </w:pPr>
+      <w:r>
+        <w:rPr>
+          <w:rFonts w:hint="eastAsia"/>
+        </w:rPr>
+        <w:t>与时间的关系上：实时信号与非实时信号。</w:t>
       </w:r>
     </w:p>
     <w:p/>
     <w:p>
       <w:pPr>
-        <w:pStyle w:val="2"/>
-      </w:pPr>
-      <w:r>
-        <w:rPr>
-          <w:rFonts w:hint="eastAsia"/>
-        </w:rPr>
-        <w:t>信号</w:t>
-      </w:r>
-    </w:p>
-    <w:p>
-      <w:pPr>
-        <w:pStyle w:val="3"/>
-      </w:pPr>
-      <w:r>
-        <w:rPr>
-          <w:rFonts w:hint="eastAsia"/>
-        </w:rPr>
-        <w:t>概述</w:t>
-      </w:r>
-    </w:p>
-    <w:p>
-      <w:pPr>
-        <w:ind w:firstLine="420"/>
-      </w:pPr>
-      <w:r>
-        <w:rPr>
-          <w:rFonts w:hint="eastAsia"/>
-          <w:color w:val="FF0000"/>
-        </w:rPr>
-        <w:t>信号是与一定的进程相联系的</w:t>
-      </w:r>
-      <w:r>
-        <w:rPr>
-          <w:rFonts w:hint="eastAsia"/>
-        </w:rPr>
-        <w:t>，也就是说，一个进程可以决定在进程中对哪些信息进行怎么样的处理。</w:t>
-      </w:r>
-    </w:p>
-    <w:p>
-      <w:r>
-        <w:tab/>
-      </w:r>
-      <w:r>
-        <w:rPr>
-          <w:rFonts w:hint="eastAsia"/>
-        </w:rPr>
-        <w:t>信号（</w:t>
-      </w:r>
-      <w:r>
-        <w:rPr>
-          <w:rFonts w:hint="eastAsia"/>
-        </w:rPr>
-        <w:t>signal</w:t>
-      </w:r>
-      <w:r>
-        <w:rPr>
-          <w:rFonts w:hint="eastAsia"/>
-        </w:rPr>
-        <w:t>）是</w:t>
-      </w:r>
+        <w:pStyle w:val="5"/>
+      </w:pPr>
+      <w:r>
+        <w:rPr>
+          <w:rFonts w:hint="eastAsia"/>
+        </w:rPr>
+        <w:t>可靠信号与不可靠信号</w:t>
+      </w:r>
+    </w:p>
+    <w:p>
+      <w:pPr>
+        <w:ind w:firstLine="420"/>
+      </w:pPr>
       <w:r>
         <w:rPr>
           <w:rFonts w:hint="eastAsia"/>
@@ -8460,426 +9392,450 @@
         <w:rPr>
           <w:rFonts w:hint="eastAsia"/>
         </w:rPr>
-        <w:t>进程间通信的一种机制，全称为</w:t>
-      </w:r>
-      <w:r>
-        <w:rPr>
-          <w:rFonts w:hint="eastAsia"/>
-          <w:color w:val="FF0000"/>
-        </w:rPr>
-        <w:t>软中断信号</w:t>
-      </w:r>
-      <w:r>
-        <w:rPr>
-          <w:rFonts w:hint="eastAsia"/>
-        </w:rPr>
-        <w:t>，也被称为</w:t>
-      </w:r>
-      <w:r>
-        <w:rPr>
-          <w:rFonts w:hint="eastAsia"/>
-          <w:color w:val="FF0000"/>
-        </w:rPr>
-        <w:t>软中断</w:t>
-      </w:r>
-      <w:r>
-        <w:rPr>
-          <w:rFonts w:hint="eastAsia"/>
-        </w:rPr>
-        <w:t>。信号本质上是在软件层次上对硬件中断机制的一种模拟。</w:t>
-      </w:r>
-    </w:p>
-    <w:p>
-      <w:pPr>
-        <w:pStyle w:val="4"/>
-      </w:pPr>
-      <w:r>
-        <w:rPr>
-          <w:rFonts w:hint="eastAsia"/>
-        </w:rPr>
-        <w:t>简介</w:t>
-      </w:r>
-    </w:p>
-    <w:p>
-      <w:r>
-        <w:tab/>
-      </w:r>
-      <w:r>
-        <w:rPr>
-          <w:rFonts w:hint="eastAsia"/>
-        </w:rPr>
-        <w:t>信号表示一种</w:t>
-      </w:r>
-      <w:r>
-        <w:rPr>
-          <w:rFonts w:hint="eastAsia"/>
-          <w:color w:val="FF0000"/>
-        </w:rPr>
-        <w:t>事件</w:t>
-      </w:r>
-      <w:r>
-        <w:rPr>
-          <w:rFonts w:hint="eastAsia"/>
-        </w:rPr>
-        <w:t>，也可能异步发生，也就是并不与程序执行过程的任何事件同步。如果程序并未安排怎么处理一个特定的信号，那么该信号出现时程序就作出一个缺省的反应。</w:t>
-      </w:r>
-      <w:r>
-        <w:rPr>
-          <w:rFonts w:hint="eastAsia"/>
-          <w:color w:val="FF0000"/>
-        </w:rPr>
-        <w:t>标准未定义这个缺省反应是什么，但绝大多数编译器选择终止程序</w:t>
-      </w:r>
-      <w:r>
-        <w:rPr>
-          <w:rFonts w:hint="eastAsia"/>
-        </w:rPr>
-        <w:t>。另外，程序可以调用</w:t>
-      </w:r>
-      <w:r>
-        <w:rPr>
-          <w:rFonts w:hint="eastAsia"/>
-        </w:rPr>
-        <w:t>signal</w:t>
-      </w:r>
-      <w:r>
-        <w:rPr>
-          <w:rFonts w:hint="eastAsia"/>
-        </w:rPr>
-        <w:t>函数，或者忽略这个信号，或者设置一个信号处理函数，当信号发生时程序就调用这个函数。</w:t>
-      </w:r>
-    </w:p>
-    <w:p>
-      <w:r>
-        <w:tab/>
-      </w:r>
-      <w:r>
-        <w:rPr>
-          <w:rFonts w:hint="eastAsia"/>
-        </w:rPr>
-        <w:t>与其他进程间通信方式相比，信号所能传递的信息比较粗糙，只是一个整数。但正是由于传递的信息量少，信号也便于管理和使用，可以用于系统管理相关的任务，例如通知进程终结、中止或恢复等。</w:t>
+        <w:t>信号机制基本上是从</w:t>
+      </w:r>
+      <w:r>
+        <w:rPr>
+          <w:rFonts w:hint="eastAsia"/>
+        </w:rPr>
+        <w:t>Unix</w:t>
+      </w:r>
+      <w:r>
+        <w:rPr>
+          <w:rFonts w:hint="eastAsia"/>
+        </w:rPr>
+        <w:t>系统中继承过来的。早期</w:t>
+      </w:r>
+      <w:r>
+        <w:rPr>
+          <w:rFonts w:hint="eastAsia"/>
+        </w:rPr>
+        <w:t>Unix</w:t>
+      </w:r>
+      <w:r>
+        <w:rPr>
+          <w:rFonts w:hint="eastAsia"/>
+        </w:rPr>
+        <w:t>系统中的信号机制比较简单和原始，信号值小于</w:t>
+      </w:r>
+      <w:r>
+        <w:rPr>
+          <w:rFonts w:hint="eastAsia"/>
+        </w:rPr>
+        <w:t>SIGRTMIN</w:t>
+      </w:r>
+      <w:r>
+        <w:rPr>
+          <w:rFonts w:hint="eastAsia"/>
+        </w:rPr>
+        <w:t>的信号都是不可靠信号。这就</w:t>
+      </w:r>
+      <w:proofErr w:type="gramStart"/>
+      <w:r>
+        <w:rPr>
+          <w:rFonts w:hint="eastAsia"/>
+        </w:rPr>
+        <w:t>是</w:t>
+      </w:r>
+      <w:r>
+        <w:rPr>
+          <w:rFonts w:hint="eastAsia"/>
+        </w:rPr>
+        <w:t xml:space="preserve"> </w:t>
+      </w:r>
+      <w:r>
+        <w:rPr>
+          <w:rFonts w:hint="eastAsia"/>
+        </w:rPr>
+        <w:t>“</w:t>
+      </w:r>
+      <w:proofErr w:type="gramEnd"/>
+      <w:r>
+        <w:rPr>
+          <w:rFonts w:hint="eastAsia"/>
+        </w:rPr>
+        <w:t>不可靠信号”的来源。它的主要问题是信号可能丢失。</w:t>
+      </w:r>
+    </w:p>
+    <w:p>
+      <w:pPr>
+        <w:ind w:firstLine="420"/>
+      </w:pPr>
+      <w:r>
+        <w:rPr>
+          <w:rFonts w:hint="eastAsia"/>
+        </w:rPr>
+        <w:t>随着时间的发展，实践证明了有必要对信号的原始机制加以改进和扩充。由于原来定义的信号已有许多应用，不好再做改动，最终只好又新增加了一些信号，并在一开始就把它们定义为可靠信号，这些信号支持排队，不会丢失。</w:t>
+      </w:r>
+    </w:p>
+    <w:p>
+      <w:pPr>
+        <w:ind w:firstLine="420"/>
+      </w:pPr>
+      <w:r>
+        <w:rPr>
+          <w:rFonts w:hint="eastAsia"/>
+        </w:rPr>
+        <w:t>信号值位于</w:t>
+      </w:r>
+      <w:r>
+        <w:rPr>
+          <w:rFonts w:hint="eastAsia"/>
+        </w:rPr>
+        <w:t>SIGRTMIN</w:t>
+      </w:r>
+      <w:r>
+        <w:rPr>
+          <w:rFonts w:hint="eastAsia"/>
+        </w:rPr>
+        <w:t>和</w:t>
+      </w:r>
+      <w:r>
+        <w:rPr>
+          <w:rFonts w:hint="eastAsia"/>
+        </w:rPr>
+        <w:t>SIGRTMAX</w:t>
+      </w:r>
+      <w:r>
+        <w:rPr>
+          <w:rFonts w:hint="eastAsia"/>
+        </w:rPr>
+        <w:t>之间的信号都是可靠信号，可靠信号</w:t>
+      </w:r>
+      <w:r>
+        <w:rPr>
+          <w:rFonts w:hint="eastAsia"/>
+        </w:rPr>
+        <w:lastRenderedPageBreak/>
+        <w:t>克服了信号可能丢失的问题。</w:t>
+      </w:r>
+      <w:r>
+        <w:rPr>
+          <w:rFonts w:hint="eastAsia"/>
+        </w:rPr>
+        <w:t>Linux</w:t>
+      </w:r>
+      <w:r>
+        <w:rPr>
+          <w:rFonts w:hint="eastAsia"/>
+        </w:rPr>
+        <w:t>在支持新版本的信号安装函数</w:t>
+      </w:r>
+      <w:proofErr w:type="spellStart"/>
+      <w:r>
+        <w:rPr>
+          <w:rFonts w:hint="eastAsia"/>
+        </w:rPr>
+        <w:t>sigation</w:t>
+      </w:r>
+      <w:proofErr w:type="spellEnd"/>
+      <w:r>
+        <w:rPr>
+          <w:rFonts w:hint="eastAsia"/>
+        </w:rPr>
+        <w:t>()</w:t>
+      </w:r>
+      <w:r>
+        <w:rPr>
+          <w:rFonts w:hint="eastAsia"/>
+        </w:rPr>
+        <w:t>以及信号发送函数</w:t>
+      </w:r>
+      <w:proofErr w:type="spellStart"/>
+      <w:r>
+        <w:rPr>
+          <w:rFonts w:hint="eastAsia"/>
+        </w:rPr>
+        <w:t>sigqueue</w:t>
+      </w:r>
+      <w:proofErr w:type="spellEnd"/>
+      <w:r>
+        <w:rPr>
+          <w:rFonts w:hint="eastAsia"/>
+        </w:rPr>
+        <w:t>()</w:t>
+      </w:r>
+      <w:r>
+        <w:rPr>
+          <w:rFonts w:hint="eastAsia"/>
+        </w:rPr>
+        <w:t>的同时，仍然支持早期的</w:t>
+      </w:r>
+      <w:r>
+        <w:rPr>
+          <w:rFonts w:hint="eastAsia"/>
+        </w:rPr>
+        <w:t>signal()</w:t>
+      </w:r>
+      <w:r>
+        <w:rPr>
+          <w:rFonts w:hint="eastAsia"/>
+        </w:rPr>
+        <w:t>信号安装函数，支持信号发送函数</w:t>
+      </w:r>
+      <w:r>
+        <w:rPr>
+          <w:rFonts w:hint="eastAsia"/>
+        </w:rPr>
+        <w:t>kill()</w:t>
+      </w:r>
+      <w:r>
+        <w:rPr>
+          <w:rFonts w:hint="eastAsia"/>
+        </w:rPr>
+        <w:t>。</w:t>
+      </w:r>
+    </w:p>
+    <w:p>
+      <w:pPr>
+        <w:ind w:firstLine="420"/>
+      </w:pPr>
+      <w:r>
+        <w:rPr>
+          <w:rFonts w:hint="eastAsia"/>
+        </w:rPr>
+        <w:t>信号的可靠与不可靠只与信号值有关，与信号的发送及安装函数无关。目前</w:t>
+      </w:r>
+      <w:proofErr w:type="spellStart"/>
+      <w:r>
+        <w:rPr>
+          <w:rFonts w:hint="eastAsia"/>
+        </w:rPr>
+        <w:t>linux</w:t>
+      </w:r>
+      <w:proofErr w:type="spellEnd"/>
+      <w:r>
+        <w:rPr>
+          <w:rFonts w:hint="eastAsia"/>
+        </w:rPr>
+        <w:t>中的</w:t>
+      </w:r>
+      <w:r>
+        <w:rPr>
+          <w:rFonts w:hint="eastAsia"/>
+        </w:rPr>
+        <w:t>signal(</w:t>
+      </w:r>
+      <w:proofErr w:type="gramStart"/>
+      <w:r>
+        <w:rPr>
+          <w:rFonts w:hint="eastAsia"/>
+        </w:rPr>
+        <w:t xml:space="preserve">) </w:t>
+      </w:r>
+      <w:r>
+        <w:rPr>
+          <w:rFonts w:hint="eastAsia"/>
+        </w:rPr>
+        <w:t>是</w:t>
+      </w:r>
+      <w:proofErr w:type="gramEnd"/>
+      <w:r>
+        <w:rPr>
+          <w:rFonts w:hint="eastAsia"/>
+        </w:rPr>
+        <w:t>通过</w:t>
+      </w:r>
+      <w:proofErr w:type="spellStart"/>
+      <w:r>
+        <w:rPr>
+          <w:rFonts w:hint="eastAsia"/>
+        </w:rPr>
+        <w:t>sigation</w:t>
+      </w:r>
+      <w:proofErr w:type="spellEnd"/>
+      <w:r>
+        <w:rPr>
+          <w:rFonts w:hint="eastAsia"/>
+        </w:rPr>
+        <w:t>()</w:t>
+      </w:r>
+      <w:r>
+        <w:rPr>
+          <w:rFonts w:hint="eastAsia"/>
+        </w:rPr>
+        <w:t>函数实现的，因此，即使通过</w:t>
+      </w:r>
+      <w:r>
+        <w:rPr>
+          <w:rFonts w:hint="eastAsia"/>
+        </w:rPr>
+        <w:t>signal()</w:t>
+      </w:r>
+      <w:r>
+        <w:rPr>
+          <w:rFonts w:hint="eastAsia"/>
+        </w:rPr>
+        <w:t>安装的信号，在信号处理函数的结尾也不必再调用一次信号安装函数。同时，由</w:t>
+      </w:r>
+      <w:r>
+        <w:rPr>
+          <w:rFonts w:hint="eastAsia"/>
+        </w:rPr>
+        <w:t>signal()</w:t>
+      </w:r>
+      <w:r>
+        <w:rPr>
+          <w:rFonts w:hint="eastAsia"/>
+        </w:rPr>
+        <w:t>安装的实时信号支持排队，同样不会丢失。</w:t>
+      </w:r>
+    </w:p>
+    <w:p>
+      <w:pPr>
+        <w:ind w:firstLine="420"/>
+      </w:pPr>
+      <w:r>
+        <w:rPr>
+          <w:rFonts w:hint="eastAsia"/>
+        </w:rPr>
+        <w:t>对于目前</w:t>
+      </w:r>
+      <w:r>
+        <w:rPr>
+          <w:rFonts w:hint="eastAsia"/>
+        </w:rPr>
+        <w:t xml:space="preserve"> </w:t>
+      </w:r>
+      <w:proofErr w:type="spellStart"/>
+      <w:r>
+        <w:rPr>
+          <w:rFonts w:hint="eastAsia"/>
+        </w:rPr>
+        <w:t>linux</w:t>
+      </w:r>
+      <w:proofErr w:type="spellEnd"/>
+      <w:r>
+        <w:rPr>
+          <w:rFonts w:hint="eastAsia"/>
+        </w:rPr>
+        <w:t>的两个信号安装函数：</w:t>
+      </w:r>
+      <w:r>
+        <w:rPr>
+          <w:rFonts w:hint="eastAsia"/>
+        </w:rPr>
+        <w:t>signal(</w:t>
+      </w:r>
+      <w:proofErr w:type="gramStart"/>
+      <w:r>
+        <w:rPr>
+          <w:rFonts w:hint="eastAsia"/>
+        </w:rPr>
+        <w:t xml:space="preserve">) </w:t>
+      </w:r>
+      <w:r>
+        <w:rPr>
+          <w:rFonts w:hint="eastAsia"/>
+        </w:rPr>
+        <w:t>及</w:t>
+      </w:r>
+      <w:r>
+        <w:rPr>
+          <w:rFonts w:hint="eastAsia"/>
+        </w:rPr>
+        <w:t xml:space="preserve"> </w:t>
+      </w:r>
+      <w:proofErr w:type="spellStart"/>
+      <w:proofErr w:type="gramEnd"/>
+      <w:r>
+        <w:rPr>
+          <w:rFonts w:hint="eastAsia"/>
+        </w:rPr>
+        <w:t>sigaction</w:t>
+      </w:r>
+      <w:proofErr w:type="spellEnd"/>
+      <w:r>
+        <w:rPr>
+          <w:rFonts w:hint="eastAsia"/>
+        </w:rPr>
+        <w:t>(</w:t>
+      </w:r>
+      <w:proofErr w:type="gramStart"/>
+      <w:r>
+        <w:rPr>
+          <w:rFonts w:hint="eastAsia"/>
+        </w:rPr>
+        <w:t xml:space="preserve">) </w:t>
+      </w:r>
+      <w:r>
+        <w:rPr>
+          <w:rFonts w:hint="eastAsia"/>
+        </w:rPr>
+        <w:t>来</w:t>
+      </w:r>
+      <w:proofErr w:type="gramEnd"/>
+      <w:r>
+        <w:rPr>
+          <w:rFonts w:hint="eastAsia"/>
+        </w:rPr>
+        <w:t>说，它们都不能把</w:t>
+      </w:r>
+      <w:r>
+        <w:rPr>
+          <w:rFonts w:hint="eastAsia"/>
+        </w:rPr>
+        <w:t xml:space="preserve"> SIGRTMIN </w:t>
+      </w:r>
+      <w:r>
+        <w:rPr>
+          <w:rFonts w:hint="eastAsia"/>
+        </w:rPr>
+        <w:t>以前的信号变成可靠信号（都不支持排队，仍有可能丢失，仍然是不可靠信号），而且对</w:t>
+      </w:r>
+      <w:r>
+        <w:rPr>
+          <w:rFonts w:hint="eastAsia"/>
+        </w:rPr>
+        <w:t xml:space="preserve"> SIGRTMIN </w:t>
+      </w:r>
+      <w:r>
+        <w:rPr>
+          <w:rFonts w:hint="eastAsia"/>
+        </w:rPr>
+        <w:t>以后的信号都支持排队。这两个函数的最大区别在于，经过</w:t>
+      </w:r>
+      <w:r>
+        <w:rPr>
+          <w:rFonts w:hint="eastAsia"/>
+        </w:rPr>
+        <w:t xml:space="preserve"> </w:t>
+      </w:r>
+      <w:proofErr w:type="spellStart"/>
+      <w:r>
+        <w:rPr>
+          <w:rFonts w:hint="eastAsia"/>
+        </w:rPr>
+        <w:t>sigaction</w:t>
+      </w:r>
+      <w:proofErr w:type="spellEnd"/>
+      <w:r>
+        <w:rPr>
+          <w:rFonts w:hint="eastAsia"/>
+        </w:rPr>
+        <w:t xml:space="preserve"> </w:t>
+      </w:r>
+      <w:r>
+        <w:rPr>
+          <w:rFonts w:hint="eastAsia"/>
+        </w:rPr>
+        <w:t>安装的信号都能传递信息给信号处理函数，而经过</w:t>
+      </w:r>
+      <w:r>
+        <w:rPr>
+          <w:rFonts w:hint="eastAsia"/>
+        </w:rPr>
+        <w:t xml:space="preserve"> signal </w:t>
+      </w:r>
+      <w:r>
+        <w:rPr>
+          <w:rFonts w:hint="eastAsia"/>
+        </w:rPr>
+        <w:t>安装的信号不能向信号处理函数传递信息。对于信号发送函数来说也是一样的。</w:t>
       </w:r>
     </w:p>
     <w:p/>
     <w:p>
-      <w:r>
-        <w:tab/>
-      </w:r>
-      <w:r>
-        <w:rPr>
-          <w:rFonts w:hint="eastAsia"/>
-        </w:rPr>
-        <w:t>信号可能在任何时刻发生，所以由信号处理函数修改的变量的值可能会在任何时候发生改变，因此，不能指望这些变量在两条相邻的程序语句中肯定具有相同的值。</w:t>
-      </w:r>
-      <w:r>
-        <w:t>V</w:t>
-      </w:r>
-      <w:r>
-        <w:rPr>
-          <w:rFonts w:hint="eastAsia"/>
-        </w:rPr>
-        <w:t>olatile</w:t>
-      </w:r>
-      <w:r>
-        <w:rPr>
-          <w:rFonts w:hint="eastAsia"/>
-        </w:rPr>
-        <w:t>关键字就是告诉编译器这个事实，防止它以一种可能修改程序含义的方式“优化”程序。</w:t>
-      </w:r>
-    </w:p>
-    <w:p/>
-    <w:p>
-      <w:r>
-        <w:tab/>
-      </w:r>
-      <w:r>
-        <w:rPr>
-          <w:rFonts w:hint="eastAsia"/>
-        </w:rPr>
-        <w:t>信号是进程间通信机制中唯一的异步通信机制，一个进程不必通过任何操作来等待信号的到达，事实上，进程也不知道信号到底什么时候到达。进程之间可以互相通过系统调用</w:t>
-      </w:r>
-      <w:r>
-        <w:rPr>
-          <w:rFonts w:hint="eastAsia"/>
-        </w:rPr>
-        <w:t>kill</w:t>
-      </w:r>
-      <w:r>
-        <w:rPr>
-          <w:rFonts w:hint="eastAsia"/>
-        </w:rPr>
-        <w:t>发送软中断信号。内核也可以因为内部事件而给进程发</w:t>
-      </w:r>
-      <w:r>
-        <w:rPr>
-          <w:rFonts w:hint="eastAsia"/>
-        </w:rPr>
-        <w:lastRenderedPageBreak/>
-        <w:t>送信号，通知进程发生了某个事件。信号机制除了基本通知功能外，还可以传递附加信息。</w:t>
-      </w:r>
-    </w:p>
-    <w:p>
-      <w:pPr>
-        <w:pStyle w:val="4"/>
-      </w:pPr>
-      <w:r>
-        <w:rPr>
-          <w:rFonts w:hint="eastAsia"/>
-        </w:rPr>
-        <w:t>产生</w:t>
-      </w:r>
-    </w:p>
-    <w:p>
-      <w:r>
-        <w:tab/>
-      </w:r>
-      <w:r>
-        <w:rPr>
-          <w:rFonts w:hint="eastAsia"/>
-        </w:rPr>
-        <w:t>信号产生主要条件</w:t>
-      </w:r>
-    </w:p>
-    <w:p>
-      <w:pPr>
-        <w:ind w:firstLine="420"/>
-      </w:pPr>
-      <w:r>
-        <w:rPr>
-          <w:rFonts w:hint="eastAsia"/>
-        </w:rPr>
-        <w:t>用户在终端按下某些键时，终端驱动会发送信号给前台进程，例如</w:t>
-      </w:r>
-      <w:r>
-        <w:rPr>
-          <w:rFonts w:hint="eastAsia"/>
-        </w:rPr>
-        <w:t>Ctrl+C</w:t>
-      </w:r>
-      <w:r>
-        <w:rPr>
-          <w:rFonts w:hint="eastAsia"/>
-        </w:rPr>
-        <w:t>产生的</w:t>
-      </w:r>
-      <w:r>
-        <w:rPr>
-          <w:rFonts w:hint="eastAsia"/>
-        </w:rPr>
-        <w:t>SIGINT</w:t>
-      </w:r>
-      <w:r>
-        <w:rPr>
-          <w:rFonts w:hint="eastAsia"/>
-        </w:rPr>
-        <w:t>信号、</w:t>
-      </w:r>
-      <w:r>
-        <w:rPr>
-          <w:rFonts w:hint="eastAsia"/>
-        </w:rPr>
-        <w:t>Ctrl+\</w:t>
-      </w:r>
-      <w:r>
-        <w:rPr>
-          <w:rFonts w:hint="eastAsia"/>
-        </w:rPr>
-        <w:t>产生</w:t>
-      </w:r>
-      <w:r>
-        <w:rPr>
-          <w:rFonts w:hint="eastAsia"/>
-        </w:rPr>
-        <w:t>SIGQUIT</w:t>
-      </w:r>
-      <w:r>
-        <w:rPr>
-          <w:rFonts w:hint="eastAsia"/>
-        </w:rPr>
-        <w:t>信号、</w:t>
-      </w:r>
-      <w:r>
-        <w:rPr>
-          <w:rFonts w:hint="eastAsia"/>
-        </w:rPr>
-        <w:t>Ctrl+z</w:t>
-      </w:r>
-      <w:r>
-        <w:rPr>
-          <w:rFonts w:hint="eastAsia"/>
-        </w:rPr>
-        <w:t>产生</w:t>
-      </w:r>
-      <w:r>
-        <w:rPr>
-          <w:rFonts w:hint="eastAsia"/>
-        </w:rPr>
-        <w:t>SIGSTOP</w:t>
-      </w:r>
-      <w:r>
-        <w:rPr>
-          <w:rFonts w:hint="eastAsia"/>
-        </w:rPr>
-        <w:t>信号。</w:t>
-      </w:r>
-    </w:p>
-    <w:p>
-      <w:pPr>
-        <w:ind w:firstLine="420"/>
-      </w:pPr>
-      <w:r>
-        <w:rPr>
-          <w:rFonts w:hint="eastAsia"/>
-        </w:rPr>
-        <w:t>硬件异常产生的信号，这些条件由硬件检测并通知内核，然后内核向当前进程发送合适的信号。比如当前进程访问了非法地址，</w:t>
-      </w:r>
-      <w:r>
-        <w:rPr>
-          <w:rFonts w:hint="eastAsia"/>
-        </w:rPr>
-        <w:t>MMU</w:t>
-      </w:r>
-      <w:r>
-        <w:rPr>
-          <w:rFonts w:hint="eastAsia"/>
-        </w:rPr>
-        <w:t>（内存管理单元）会产生异常，内核将这个异常解释为</w:t>
-      </w:r>
-      <w:r>
-        <w:rPr>
-          <w:rFonts w:hint="eastAsia"/>
-        </w:rPr>
-        <w:t>SIGSEGV</w:t>
-      </w:r>
-      <w:r>
-        <w:rPr>
-          <w:rFonts w:hint="eastAsia"/>
-        </w:rPr>
-        <w:t>信号发送给进程。</w:t>
-      </w:r>
-    </w:p>
-    <w:p>
-      <w:pPr>
-        <w:ind w:firstLine="420"/>
-      </w:pPr>
-      <w:r>
-        <w:rPr>
-          <w:rFonts w:hint="eastAsia"/>
-        </w:rPr>
-        <w:t>一个进程调用</w:t>
-      </w:r>
-      <w:r>
-        <w:rPr>
-          <w:rFonts w:hint="eastAsia"/>
-        </w:rPr>
-        <w:t>kill</w:t>
-      </w:r>
-      <w:r>
-        <w:rPr>
-          <w:rFonts w:hint="eastAsia"/>
-        </w:rPr>
-        <w:t>函数可以发送信号给另一个进程，也可以调用</w:t>
-      </w:r>
-      <w:r>
-        <w:rPr>
-          <w:rFonts w:hint="eastAsia"/>
-        </w:rPr>
-        <w:t>kill</w:t>
-      </w:r>
-      <w:r>
-        <w:rPr>
-          <w:rFonts w:hint="eastAsia"/>
-        </w:rPr>
-        <w:t>命令发送信号给某一个进程，</w:t>
-      </w:r>
-      <w:r>
-        <w:rPr>
-          <w:rFonts w:hint="eastAsia"/>
-        </w:rPr>
-        <w:t>kill</w:t>
-      </w:r>
-      <w:r>
-        <w:rPr>
-          <w:rFonts w:hint="eastAsia"/>
-        </w:rPr>
-        <w:t>命令也是调用</w:t>
-      </w:r>
-      <w:r>
-        <w:rPr>
-          <w:rFonts w:hint="eastAsia"/>
-        </w:rPr>
-        <w:t>kill</w:t>
-      </w:r>
-      <w:r>
-        <w:rPr>
-          <w:rFonts w:hint="eastAsia"/>
-        </w:rPr>
-        <w:t>函数实现的，如果不明确指定信号，则发送</w:t>
-      </w:r>
-      <w:r>
-        <w:rPr>
-          <w:rFonts w:hint="eastAsia"/>
-        </w:rPr>
-        <w:t>SIGTERM</w:t>
-      </w:r>
-      <w:r>
-        <w:rPr>
-          <w:rFonts w:hint="eastAsia"/>
-        </w:rPr>
-        <w:t>信号，该信号的默认处理动作是终止进程，当内核检测到软件条件发生时可以通过信号通知进程。</w:t>
-      </w:r>
-    </w:p>
-    <w:p>
-      <w:pPr>
-        <w:ind w:firstLine="420"/>
-      </w:pPr>
-    </w:p>
-    <w:p>
-      <w:pPr>
-        <w:pStyle w:val="4"/>
-      </w:pPr>
-      <w:r>
-        <w:rPr>
-          <w:rFonts w:hint="eastAsia"/>
-        </w:rPr>
-        <w:t>分类</w:t>
-      </w:r>
-    </w:p>
-    <w:p>
-      <w:pPr>
-        <w:ind w:firstLine="420"/>
-      </w:pPr>
-      <w:r>
-        <w:rPr>
-          <w:rFonts w:hint="eastAsia"/>
-        </w:rPr>
-        <w:t>可以从两个不同的分类角度对信号进行分类：</w:t>
-      </w:r>
-    </w:p>
-    <w:p>
-      <w:pPr>
-        <w:ind w:firstLine="420"/>
-      </w:pPr>
-      <w:r>
-        <w:rPr>
-          <w:rFonts w:hint="eastAsia"/>
-        </w:rPr>
-        <w:t>可靠性方面：可靠信号与不可靠信号；</w:t>
-      </w:r>
-    </w:p>
-    <w:p>
-      <w:pPr>
-        <w:ind w:firstLine="420"/>
-      </w:pPr>
-      <w:r>
-        <w:rPr>
-          <w:rFonts w:hint="eastAsia"/>
-        </w:rPr>
-        <w:t>与时间的关系上：实时信号与非实时信号。</w:t>
-      </w:r>
-    </w:p>
-    <w:p/>
-    <w:p>
       <w:pPr>
         <w:pStyle w:val="5"/>
       </w:pPr>
@@ -8887,356 +9843,6 @@
         <w:rPr>
           <w:rFonts w:hint="eastAsia"/>
         </w:rPr>
-        <w:t>可靠信号与不可靠信号</w:t>
-      </w:r>
-    </w:p>
-    <w:p>
-      <w:pPr>
-        <w:ind w:firstLine="420"/>
-      </w:pPr>
-      <w:r>
-        <w:rPr>
-          <w:rFonts w:hint="eastAsia"/>
-        </w:rPr>
-        <w:t>Linux</w:t>
-      </w:r>
-      <w:r>
-        <w:rPr>
-          <w:rFonts w:hint="eastAsia"/>
-        </w:rPr>
-        <w:t>信号机制基本上是从</w:t>
-      </w:r>
-      <w:r>
-        <w:rPr>
-          <w:rFonts w:hint="eastAsia"/>
-        </w:rPr>
-        <w:t>Unix</w:t>
-      </w:r>
-      <w:r>
-        <w:rPr>
-          <w:rFonts w:hint="eastAsia"/>
-        </w:rPr>
-        <w:t>系统中继承过来的。早期</w:t>
-      </w:r>
-      <w:r>
-        <w:rPr>
-          <w:rFonts w:hint="eastAsia"/>
-        </w:rPr>
-        <w:t>Unix</w:t>
-      </w:r>
-      <w:r>
-        <w:rPr>
-          <w:rFonts w:hint="eastAsia"/>
-        </w:rPr>
-        <w:t>系统中的信号机制比较简单和原始，信号值小于</w:t>
-      </w:r>
-      <w:r>
-        <w:rPr>
-          <w:rFonts w:hint="eastAsia"/>
-        </w:rPr>
-        <w:t>SIGRTMIN</w:t>
-      </w:r>
-      <w:r>
-        <w:rPr>
-          <w:rFonts w:hint="eastAsia"/>
-        </w:rPr>
-        <w:t>的信号都是不可靠信号。这就是</w:t>
-      </w:r>
-      <w:r>
-        <w:rPr>
-          <w:rFonts w:hint="eastAsia"/>
-        </w:rPr>
-        <w:t xml:space="preserve"> </w:t>
-      </w:r>
-      <w:r>
-        <w:rPr>
-          <w:rFonts w:hint="eastAsia"/>
-        </w:rPr>
-        <w:t>“不可靠信号”的来源。它的主要问题是信号可能丢失。</w:t>
-      </w:r>
-    </w:p>
-    <w:p>
-      <w:pPr>
-        <w:ind w:firstLine="420"/>
-      </w:pPr>
-      <w:r>
-        <w:rPr>
-          <w:rFonts w:hint="eastAsia"/>
-        </w:rPr>
-        <w:t>随着时间的发展，实践证明了有必要对信号的原始机制加以改进和扩充。由于原来定义的信号已有许多应用，不好再做改动，最终只好又新增加了一些信号，并在一开始就把它们定义为可靠信号，这些信号支持排队，不会丢失。</w:t>
-      </w:r>
-    </w:p>
-    <w:p>
-      <w:pPr>
-        <w:ind w:firstLine="420"/>
-      </w:pPr>
-      <w:r>
-        <w:rPr>
-          <w:rFonts w:hint="eastAsia"/>
-        </w:rPr>
-        <w:t>信号值位于</w:t>
-      </w:r>
-      <w:r>
-        <w:rPr>
-          <w:rFonts w:hint="eastAsia"/>
-        </w:rPr>
-        <w:t>SIGRTMIN</w:t>
-      </w:r>
-      <w:r>
-        <w:rPr>
-          <w:rFonts w:hint="eastAsia"/>
-        </w:rPr>
-        <w:t>和</w:t>
-      </w:r>
-      <w:r>
-        <w:rPr>
-          <w:rFonts w:hint="eastAsia"/>
-        </w:rPr>
-        <w:t>SIGRTMAX</w:t>
-      </w:r>
-      <w:r>
-        <w:rPr>
-          <w:rFonts w:hint="eastAsia"/>
-        </w:rPr>
-        <w:t>之间的信号都是可靠信号，可靠信号克服了信号可能丢失的问题。</w:t>
-      </w:r>
-      <w:r>
-        <w:rPr>
-          <w:rFonts w:hint="eastAsia"/>
-        </w:rPr>
-        <w:t>Linux</w:t>
-      </w:r>
-      <w:r>
-        <w:rPr>
-          <w:rFonts w:hint="eastAsia"/>
-        </w:rPr>
-        <w:t>在支持新版本的信号安装函数</w:t>
-      </w:r>
-      <w:r>
-        <w:rPr>
-          <w:rFonts w:hint="eastAsia"/>
-        </w:rPr>
-        <w:t>sigation()</w:t>
-      </w:r>
-      <w:r>
-        <w:rPr>
-          <w:rFonts w:hint="eastAsia"/>
-        </w:rPr>
-        <w:t>以及信号发送函数</w:t>
-      </w:r>
-      <w:r>
-        <w:rPr>
-          <w:rFonts w:hint="eastAsia"/>
-        </w:rPr>
-        <w:t>sigqueue()</w:t>
-      </w:r>
-      <w:r>
-        <w:rPr>
-          <w:rFonts w:hint="eastAsia"/>
-        </w:rPr>
-        <w:t>的同时，仍然支持早期的</w:t>
-      </w:r>
-      <w:r>
-        <w:rPr>
-          <w:rFonts w:hint="eastAsia"/>
-        </w:rPr>
-        <w:t>signal()</w:t>
-      </w:r>
-      <w:r>
-        <w:rPr>
-          <w:rFonts w:hint="eastAsia"/>
-        </w:rPr>
-        <w:t>信号安装函数，支持信号发送函数</w:t>
-      </w:r>
-      <w:r>
-        <w:rPr>
-          <w:rFonts w:hint="eastAsia"/>
-        </w:rPr>
-        <w:t>kill()</w:t>
-      </w:r>
-      <w:r>
-        <w:rPr>
-          <w:rFonts w:hint="eastAsia"/>
-        </w:rPr>
-        <w:t>。</w:t>
-      </w:r>
-    </w:p>
-    <w:p>
-      <w:pPr>
-        <w:ind w:firstLine="420"/>
-      </w:pPr>
-      <w:r>
-        <w:rPr>
-          <w:rFonts w:hint="eastAsia"/>
-        </w:rPr>
-        <w:lastRenderedPageBreak/>
-        <w:t>信号的可靠与不可靠只与信号值有关，与信号的发送及安装函数无关。目前</w:t>
-      </w:r>
-      <w:r>
-        <w:rPr>
-          <w:rFonts w:hint="eastAsia"/>
-        </w:rPr>
-        <w:t>linux</w:t>
-      </w:r>
-      <w:r>
-        <w:rPr>
-          <w:rFonts w:hint="eastAsia"/>
-        </w:rPr>
-        <w:t>中的</w:t>
-      </w:r>
-      <w:r>
-        <w:rPr>
-          <w:rFonts w:hint="eastAsia"/>
-        </w:rPr>
-        <w:t xml:space="preserve">signal() </w:t>
-      </w:r>
-      <w:r>
-        <w:rPr>
-          <w:rFonts w:hint="eastAsia"/>
-        </w:rPr>
-        <w:t>是通过</w:t>
-      </w:r>
-      <w:r>
-        <w:rPr>
-          <w:rFonts w:hint="eastAsia"/>
-        </w:rPr>
-        <w:t>sigation()</w:t>
-      </w:r>
-      <w:r>
-        <w:rPr>
-          <w:rFonts w:hint="eastAsia"/>
-        </w:rPr>
-        <w:t>函数实现的，因此，即使通过</w:t>
-      </w:r>
-      <w:r>
-        <w:rPr>
-          <w:rFonts w:hint="eastAsia"/>
-        </w:rPr>
-        <w:t>signal()</w:t>
-      </w:r>
-      <w:r>
-        <w:rPr>
-          <w:rFonts w:hint="eastAsia"/>
-        </w:rPr>
-        <w:t>安装的信号，在信号处理函数的结尾也不必再调用一次信号安装函数。同时，由</w:t>
-      </w:r>
-      <w:r>
-        <w:rPr>
-          <w:rFonts w:hint="eastAsia"/>
-        </w:rPr>
-        <w:t>signal()</w:t>
-      </w:r>
-      <w:r>
-        <w:rPr>
-          <w:rFonts w:hint="eastAsia"/>
-        </w:rPr>
-        <w:t>安装的实时信号支持排队，同样不会丢失。</w:t>
-      </w:r>
-    </w:p>
-    <w:p>
-      <w:pPr>
-        <w:ind w:firstLine="420"/>
-      </w:pPr>
-      <w:r>
-        <w:rPr>
-          <w:rFonts w:hint="eastAsia"/>
-        </w:rPr>
-        <w:t>对于目前</w:t>
-      </w:r>
-      <w:r>
-        <w:rPr>
-          <w:rFonts w:hint="eastAsia"/>
-        </w:rPr>
-        <w:t xml:space="preserve"> linux</w:t>
-      </w:r>
-      <w:r>
-        <w:rPr>
-          <w:rFonts w:hint="eastAsia"/>
-        </w:rPr>
-        <w:t>的两个信号安装函数：</w:t>
-      </w:r>
-      <w:r>
-        <w:rPr>
-          <w:rFonts w:hint="eastAsia"/>
-        </w:rPr>
-        <w:t xml:space="preserve">signal() </w:t>
-      </w:r>
-      <w:r>
-        <w:rPr>
-          <w:rFonts w:hint="eastAsia"/>
-        </w:rPr>
-        <w:t>及</w:t>
-      </w:r>
-      <w:r>
-        <w:rPr>
-          <w:rFonts w:hint="eastAsia"/>
-        </w:rPr>
-        <w:t xml:space="preserve"> sigaction() </w:t>
-      </w:r>
-      <w:r>
-        <w:rPr>
-          <w:rFonts w:hint="eastAsia"/>
-        </w:rPr>
-        <w:t>来说，它们都不能把</w:t>
-      </w:r>
-      <w:r>
-        <w:rPr>
-          <w:rFonts w:hint="eastAsia"/>
-        </w:rPr>
-        <w:t xml:space="preserve"> SIGRTMIN </w:t>
-      </w:r>
-      <w:r>
-        <w:rPr>
-          <w:rFonts w:hint="eastAsia"/>
-        </w:rPr>
-        <w:t>以前的信号变成可靠信号（都不支持排队，仍有可能丢失，仍然是不可靠信号），而且对</w:t>
-      </w:r>
-      <w:r>
-        <w:rPr>
-          <w:rFonts w:hint="eastAsia"/>
-        </w:rPr>
-        <w:t xml:space="preserve"> SIGRTMIN </w:t>
-      </w:r>
-      <w:r>
-        <w:rPr>
-          <w:rFonts w:hint="eastAsia"/>
-        </w:rPr>
-        <w:t>以后的信号都支持排队。这两个函数的最大区别在于，经过</w:t>
-      </w:r>
-      <w:r>
-        <w:rPr>
-          <w:rFonts w:hint="eastAsia"/>
-        </w:rPr>
-        <w:t xml:space="preserve"> sigaction </w:t>
-      </w:r>
-      <w:r>
-        <w:rPr>
-          <w:rFonts w:hint="eastAsia"/>
-        </w:rPr>
-        <w:t>安装的信号都能传递信息给信号处理函数，而经过</w:t>
-      </w:r>
-      <w:r>
-        <w:rPr>
-          <w:rFonts w:hint="eastAsia"/>
-        </w:rPr>
-        <w:t xml:space="preserve"> signal </w:t>
-      </w:r>
-      <w:r>
-        <w:rPr>
-          <w:rFonts w:hint="eastAsia"/>
-        </w:rPr>
-        <w:t>安装的信号不能向信号处理函数传递信息。对于信号发送函数来说也是一样的。</w:t>
-      </w:r>
-    </w:p>
-    <w:p/>
-    <w:p>
-      <w:pPr>
-        <w:pStyle w:val="5"/>
-      </w:pPr>
-      <w:r>
-        <w:rPr>
-          <w:rFonts w:hint="eastAsia"/>
-        </w:rPr>
         <w:t>实时信号与非实时信号</w:t>
       </w:r>
     </w:p>
@@ -9260,7 +9866,14 @@
         <w:rPr>
           <w:rFonts w:hint="eastAsia"/>
         </w:rPr>
-        <w:t>系统只定义了</w:t>
+        <w:t>系统只定义</w:t>
+      </w:r>
+      <w:proofErr w:type="gramStart"/>
+      <w:r>
+        <w:rPr>
+          <w:rFonts w:hint="eastAsia"/>
+        </w:rPr>
+        <w:t>了</w:t>
       </w:r>
       <w:r>
         <w:rPr>
@@ -9268,11 +9881,19 @@
         </w:rPr>
         <w:t xml:space="preserve"> 32 </w:t>
       </w:r>
-      <w:r>
-        <w:rPr>
-          <w:rFonts w:hint="eastAsia"/>
-        </w:rPr>
-        <w:t>种信号，前</w:t>
+      <w:proofErr w:type="gramEnd"/>
+      <w:r>
+        <w:rPr>
+          <w:rFonts w:hint="eastAsia"/>
+        </w:rPr>
+        <w:t>种信号，</w:t>
+      </w:r>
+      <w:proofErr w:type="gramStart"/>
+      <w:r>
+        <w:rPr>
+          <w:rFonts w:hint="eastAsia"/>
+        </w:rPr>
+        <w:t>前</w:t>
       </w:r>
       <w:r>
         <w:rPr>
@@ -9280,6 +9901,7 @@
         </w:rPr>
         <w:t xml:space="preserve"> 32 </w:t>
       </w:r>
+      <w:proofErr w:type="gramEnd"/>
       <w:r>
         <w:rPr>
           <w:rFonts w:hint="eastAsia"/>
@@ -9308,7 +9930,14 @@
         <w:rPr>
           <w:rFonts w:hint="eastAsia"/>
         </w:rPr>
-        <w:t>信号，对该信号的默认反应就是进程终止。后</w:t>
+        <w:t>信号，对该信号的默认反应就是进程终止。</w:t>
+      </w:r>
+      <w:proofErr w:type="gramStart"/>
+      <w:r>
+        <w:rPr>
+          <w:rFonts w:hint="eastAsia"/>
+        </w:rPr>
+        <w:t>后</w:t>
       </w:r>
       <w:r>
         <w:rPr>
@@ -9320,7 +9949,14 @@
         <w:rPr>
           <w:rFonts w:hint="eastAsia"/>
         </w:rPr>
-        <w:t>个信号表示实时信号，等同于前面阐述的可靠信号。这保证了发送的多个实时信号都被接收。</w:t>
+        <w:t>个</w:t>
+      </w:r>
+      <w:proofErr w:type="gramEnd"/>
+      <w:r>
+        <w:rPr>
+          <w:rFonts w:hint="eastAsia"/>
+        </w:rPr>
+        <w:t>信号表示实时信号，等同于前面阐述的可靠信号。这保证了发送的多个实时信号都被接收。</w:t>
       </w:r>
     </w:p>
     <w:p>
@@ -9396,6 +10032,7 @@
       <w:r>
         <w:tab/>
       </w:r>
+      <w:proofErr w:type="gramStart"/>
       <w:r>
         <w:rPr>
           <w:rFonts w:hint="eastAsia"/>
@@ -9412,13 +10049,21 @@
         <w:rPr>
           <w:rFonts w:hint="eastAsia"/>
         </w:rPr>
-        <w:t>发生一个算术错误</w:t>
-      </w:r>
-    </w:p>
-    <w:p>
-      <w:r>
-        <w:tab/>
-      </w:r>
+        <w:t>发生</w:t>
+      </w:r>
+      <w:proofErr w:type="gramEnd"/>
+      <w:r>
+        <w:rPr>
+          <w:rFonts w:hint="eastAsia"/>
+        </w:rPr>
+        <w:t>一个算术错误</w:t>
+      </w:r>
+    </w:p>
+    <w:p>
+      <w:r>
+        <w:tab/>
+      </w:r>
+      <w:proofErr w:type="gramStart"/>
       <w:r>
         <w:rPr>
           <w:rFonts w:hint="eastAsia"/>
@@ -9435,7 +10080,14 @@
         <w:rPr>
           <w:rFonts w:hint="eastAsia"/>
         </w:rPr>
-        <w:t>检测到非法指令</w:t>
+        <w:t>检测</w:t>
+      </w:r>
+      <w:proofErr w:type="gramEnd"/>
+      <w:r>
+        <w:rPr>
+          <w:rFonts w:hint="eastAsia"/>
+        </w:rPr>
+        <w:t>到非法指令</w:t>
       </w:r>
     </w:p>
     <w:p>
@@ -9462,6 +10114,7 @@
       <w:r>
         <w:tab/>
       </w:r>
+      <w:proofErr w:type="gramStart"/>
       <w:r>
         <w:rPr>
           <w:rFonts w:hint="eastAsia"/>
@@ -9478,11 +10131,19 @@
         <w:rPr>
           <w:rFonts w:hint="eastAsia"/>
         </w:rPr>
-        <w:t>收到一个交互性注意信号</w:t>
-      </w:r>
-    </w:p>
-    <w:p>
-      <w:r>
+        <w:t>收到</w:t>
+      </w:r>
+      <w:proofErr w:type="gramEnd"/>
+      <w:r>
+        <w:rPr>
+          <w:rFonts w:hint="eastAsia"/>
+        </w:rPr>
+        <w:t>一个交互性注意信号</w:t>
+      </w:r>
+    </w:p>
+    <w:p>
+      <w:r>
+        <w:lastRenderedPageBreak/>
         <w:tab/>
       </w:r>
       <w:r>
@@ -9787,7 +10448,21 @@
         <w:rPr>
           <w:rFonts w:hint="eastAsia"/>
         </w:rPr>
-        <w:t>、忽略某个信号，对该信号不做任何处理，就象未发生过一样。</w:t>
+        <w:t>、忽略某个信号，对该信号不做任何处理，</w:t>
+      </w:r>
+      <w:proofErr w:type="gramStart"/>
+      <w:r>
+        <w:rPr>
+          <w:rFonts w:hint="eastAsia"/>
+        </w:rPr>
+        <w:t>就象</w:t>
+      </w:r>
+      <w:proofErr w:type="gramEnd"/>
+      <w:r>
+        <w:rPr>
+          <w:rFonts w:hint="eastAsia"/>
+        </w:rPr>
+        <w:t>未发生过一样。</w:t>
       </w:r>
     </w:p>
     <w:p>
@@ -9827,6 +10502,7 @@
         <w:rPr>
           <w:rFonts w:hint="eastAsia"/>
         </w:rPr>
+        <w:lastRenderedPageBreak/>
         <w:t>函数</w:t>
       </w:r>
     </w:p>
@@ -9840,20 +10516,30 @@
         </w:rPr>
         <w:t>参考：</w:t>
       </w:r>
+      <w:r>
+        <w:fldChar w:fldCharType="begin"/>
+      </w:r>
+      <w:r>
+        <w:instrText>HYPERLINK "https://www.jianshu.com/p/f445bfeea40a"</w:instrText>
+      </w:r>
+      <w:r>
+        <w:fldChar w:fldCharType="separate"/>
+      </w:r>
+      <w:r>
+        <w:rPr>
+          <w:rStyle w:val="a9"/>
+        </w:rPr>
+        <w:t>https://www.jianshu.com/p/f445bfeea40a</w:t>
+      </w:r>
+      <w:r>
+        <w:fldChar w:fldCharType="end"/>
+      </w:r>
+    </w:p>
+    <w:p>
+      <w:pPr>
+        <w:ind w:firstLine="420"/>
+      </w:pPr>
       <w:hyperlink r:id="rId14" w:history="1">
-        <w:r>
-          <w:rPr>
-            <w:rStyle w:val="a9"/>
-          </w:rPr>
-          <w:t>https://www.jianshu.com/p/f445bfeea40a</w:t>
-        </w:r>
-      </w:hyperlink>
-    </w:p>
-    <w:p>
-      <w:pPr>
-        <w:ind w:firstLine="420"/>
-      </w:pPr>
-      <w:hyperlink r:id="rId15" w:history="1">
         <w:r>
           <w:rPr>
             <w:rStyle w:val="a9"/>
@@ -9871,7 +10557,6 @@
         <w:rPr>
           <w:rFonts w:hint="eastAsia"/>
         </w:rPr>
-        <w:lastRenderedPageBreak/>
         <w:t>signal</w:t>
       </w:r>
     </w:p>
@@ -9890,12 +10575,14 @@
       <w:pPr>
         <w:pStyle w:val="4"/>
       </w:pPr>
+      <w:proofErr w:type="spellStart"/>
       <w:r>
         <w:rPr>
           <w:rFonts w:hint="eastAsia"/>
         </w:rPr>
         <w:t>sigaction</w:t>
       </w:r>
+      <w:proofErr w:type="spellEnd"/>
     </w:p>
     <w:p>
       <w:r>
@@ -9914,7 +10601,39 @@
         <w:t>int</w:t>
       </w:r>
       <w:r>
-        <w:t xml:space="preserve"> sigaction(int sig, const struct sigaction *act, struct sigaction *oact);</w:t>
+        <w:t xml:space="preserve"> </w:t>
+      </w:r>
+      <w:proofErr w:type="spellStart"/>
+      <w:r>
+        <w:t>sigaction</w:t>
+      </w:r>
+      <w:proofErr w:type="spellEnd"/>
+      <w:r>
+        <w:t xml:space="preserve">(int sig, const struct </w:t>
+      </w:r>
+      <w:proofErr w:type="spellStart"/>
+      <w:r>
+        <w:t>sigaction</w:t>
+      </w:r>
+      <w:proofErr w:type="spellEnd"/>
+      <w:r>
+        <w:t xml:space="preserve"> *act, struct </w:t>
+      </w:r>
+      <w:proofErr w:type="spellStart"/>
+      <w:r>
+        <w:t>sigaction</w:t>
+      </w:r>
+      <w:proofErr w:type="spellEnd"/>
+      <w:r>
+        <w:t xml:space="preserve"> *</w:t>
+      </w:r>
+      <w:proofErr w:type="spellStart"/>
+      <w:r>
+        <w:t>oact</w:t>
+      </w:r>
+      <w:proofErr w:type="spellEnd"/>
+      <w:r>
+        <w:t>);</w:t>
       </w:r>
     </w:p>
     <w:p>
@@ -9943,12 +10662,14 @@
         </w:rPr>
         <w:t>阻塞：</w:t>
       </w:r>
+      <w:proofErr w:type="spellStart"/>
       <w:r>
         <w:rPr>
           <w:rFonts w:hint="eastAsia"/>
         </w:rPr>
         <w:t>sigaction</w:t>
       </w:r>
+      <w:proofErr w:type="spellEnd"/>
       <w:r>
         <w:rPr>
           <w:rFonts w:hint="eastAsia"/>
@@ -10015,12 +10736,14 @@
         </w:rPr>
         <w:t>，</w:t>
       </w:r>
+      <w:proofErr w:type="spellStart"/>
       <w:r>
         <w:rPr>
           <w:rFonts w:hint="eastAsia"/>
         </w:rPr>
         <w:t>sigaction</w:t>
       </w:r>
+      <w:proofErr w:type="spellEnd"/>
       <w:r>
         <w:rPr>
           <w:rFonts w:hint="eastAsia"/>
@@ -10049,27 +10772,36 @@
         </w:numPr>
         <w:ind w:firstLineChars="0"/>
       </w:pPr>
+      <w:proofErr w:type="spellStart"/>
       <w:r>
         <w:rPr>
           <w:rFonts w:hint="eastAsia"/>
         </w:rPr>
         <w:t>sa_mask</w:t>
       </w:r>
+      <w:proofErr w:type="spellEnd"/>
       <w:r>
         <w:rPr>
           <w:rFonts w:hint="eastAsia"/>
         </w:rPr>
         <w:t>，信号屏蔽集，可以通过函数</w:t>
       </w:r>
+      <w:proofErr w:type="spellStart"/>
       <w:r>
         <w:rPr>
           <w:rFonts w:hint="eastAsia"/>
         </w:rPr>
         <w:t>sigemptyset</w:t>
       </w:r>
-      <w:r>
-        <w:t>/sigaddset</w:t>
-      </w:r>
+      <w:proofErr w:type="spellEnd"/>
+      <w:r>
+        <w:t>/</w:t>
+      </w:r>
+      <w:proofErr w:type="spellStart"/>
+      <w:r>
+        <w:t>sigaddset</w:t>
+      </w:r>
+      <w:proofErr w:type="spellEnd"/>
       <w:r>
         <w:rPr>
           <w:rFonts w:hint="eastAsia"/>
@@ -10086,12 +10818,14 @@
         </w:numPr>
         <w:ind w:firstLineChars="0"/>
       </w:pPr>
+      <w:proofErr w:type="spellStart"/>
       <w:r>
         <w:rPr>
           <w:rFonts w:hint="eastAsia"/>
         </w:rPr>
         <w:t>sa_flag</w:t>
       </w:r>
+      <w:proofErr w:type="spellEnd"/>
       <w:r>
         <w:rPr>
           <w:rFonts w:hint="eastAsia"/>
@@ -10116,12 +10850,14 @@
       <w:pPr>
         <w:ind w:left="420"/>
       </w:pPr>
+      <w:proofErr w:type="spellStart"/>
       <w:r>
         <w:rPr>
           <w:rFonts w:hint="eastAsia"/>
         </w:rPr>
         <w:t>sigaction</w:t>
       </w:r>
+      <w:proofErr w:type="spellEnd"/>
       <w:r>
         <w:rPr>
           <w:rFonts w:hint="eastAsia"/>
@@ -10157,12 +10893,14 @@
         </w:rPr>
         <w:t>比</w:t>
       </w:r>
+      <w:proofErr w:type="spellStart"/>
       <w:r>
         <w:rPr>
           <w:rFonts w:hint="eastAsia"/>
         </w:rPr>
         <w:t>sigaction</w:t>
       </w:r>
+      <w:proofErr w:type="spellEnd"/>
       <w:r>
         <w:rPr>
           <w:rFonts w:hint="eastAsia"/>
@@ -10183,6 +10921,7 @@
         </w:rPr>
         <w:t>注册的信号在</w:t>
       </w:r>
+      <w:proofErr w:type="spellStart"/>
       <w:r>
         <w:rPr>
           <w:rFonts w:hint="eastAsia"/>
@@ -10190,6 +10929,7 @@
         </w:rPr>
         <w:t>sa_handler</w:t>
       </w:r>
+      <w:proofErr w:type="spellEnd"/>
       <w:r>
         <w:rPr>
           <w:rFonts w:hint="eastAsia"/>
@@ -10197,6 +10937,7 @@
         </w:rPr>
         <w:t>被调用之前会把信号的</w:t>
       </w:r>
+      <w:proofErr w:type="spellStart"/>
       <w:r>
         <w:rPr>
           <w:rFonts w:hint="eastAsia"/>
@@ -10204,6 +10945,7 @@
         </w:rPr>
         <w:t>sa_handler</w:t>
       </w:r>
+      <w:proofErr w:type="spellEnd"/>
       <w:r>
         <w:rPr>
           <w:rFonts w:hint="eastAsia"/>
@@ -10211,6 +10953,7 @@
         </w:rPr>
         <w:t>指针恢复，而</w:t>
       </w:r>
+      <w:proofErr w:type="spellStart"/>
       <w:r>
         <w:rPr>
           <w:rFonts w:hint="eastAsia"/>
@@ -10218,6 +10961,7 @@
         </w:rPr>
         <w:t>sigaction</w:t>
       </w:r>
+      <w:proofErr w:type="spellEnd"/>
       <w:r>
         <w:rPr>
           <w:rFonts w:hint="eastAsia"/>
@@ -10225,6 +10969,7 @@
         </w:rPr>
         <w:t>注册的信号在处理信号时不会恢复</w:t>
       </w:r>
+      <w:proofErr w:type="spellStart"/>
       <w:r>
         <w:rPr>
           <w:rFonts w:hint="eastAsia"/>
@@ -10232,6 +10977,7 @@
         </w:rPr>
         <w:t>sa_handler</w:t>
       </w:r>
+      <w:proofErr w:type="spellEnd"/>
       <w:r>
         <w:rPr>
           <w:rFonts w:hint="eastAsia"/>
@@ -10296,12 +11042,14 @@
         </w:rPr>
         <w:t>注册一次这个信号，虽然这样可以一直能处理这个信号，但是可以看出，在</w:t>
       </w:r>
+      <w:proofErr w:type="spellStart"/>
       <w:r>
         <w:rPr>
           <w:rFonts w:hint="eastAsia"/>
         </w:rPr>
         <w:t>sa_handler</w:t>
       </w:r>
+      <w:proofErr w:type="spellEnd"/>
       <w:r>
         <w:rPr>
           <w:rFonts w:hint="eastAsia"/>
@@ -10330,7 +11078,14 @@
         <w:rPr>
           <w:rFonts w:hint="eastAsia"/>
         </w:rPr>
-        <w:t>之类的信号，进程就有可能退出。虽然这种概率很小，但是还是存在风险的。因此更好的做法是，</w:t>
+        <w:t>之类的信号，进程就有可能退出。虽然</w:t>
+      </w:r>
+      <w:r>
+        <w:rPr>
+          <w:rFonts w:hint="eastAsia"/>
+        </w:rPr>
+        <w:lastRenderedPageBreak/>
+        <w:t>这种概率很小，但是还是存在风险的。因此更好的做法是，</w:t>
       </w:r>
       <w:r>
         <w:rPr>
@@ -10367,6 +11122,7 @@
         </w:rPr>
         <w:t>之外，最好用</w:t>
       </w:r>
+      <w:proofErr w:type="spellStart"/>
       <w:r>
         <w:rPr>
           <w:rFonts w:hint="eastAsia"/>
@@ -10374,6 +11130,7 @@
         </w:rPr>
         <w:t>sigaction</w:t>
       </w:r>
+      <w:proofErr w:type="spellEnd"/>
       <w:r>
         <w:rPr>
           <w:rFonts w:hint="eastAsia"/>
@@ -10411,145 +11168,2009 @@
         <w:rPr>
           <w:rFonts w:hint="eastAsia"/>
         </w:rPr>
+        <w:t>kill</w:t>
+      </w:r>
+    </w:p>
+    <w:p>
+      <w:pPr>
+        <w:pStyle w:val="4"/>
+      </w:pPr>
+      <w:proofErr w:type="spellStart"/>
+      <w:r>
+        <w:t>sigqueue</w:t>
+      </w:r>
+      <w:proofErr w:type="spellEnd"/>
+    </w:p>
+    <w:p>
+      <w:pPr>
+        <w:pStyle w:val="4"/>
+      </w:pPr>
+      <w:r>
+        <w:rPr>
+          <w:rFonts w:hint="eastAsia"/>
+        </w:rPr>
+        <w:t>abort</w:t>
+      </w:r>
+    </w:p>
+    <w:p>
+      <w:r>
+        <w:tab/>
+      </w:r>
+      <w:r>
+        <w:rPr>
+          <w:rFonts w:hint="eastAsia"/>
+        </w:rPr>
+        <w:t>SIGABRT</w:t>
+      </w:r>
+      <w:r>
+        <w:rPr>
+          <w:rFonts w:hint="eastAsia"/>
+        </w:rPr>
+        <w:t>是由函数</w:t>
+      </w:r>
+      <w:r>
+        <w:rPr>
+          <w:rFonts w:hint="eastAsia"/>
+        </w:rPr>
+        <w:t>abort</w:t>
+      </w:r>
+      <w:r>
+        <w:rPr>
+          <w:rFonts w:hint="eastAsia"/>
+        </w:rPr>
+        <w:t>引发的信号，用于终止程序。</w:t>
+      </w:r>
+    </w:p>
+    <w:p>
+      <w:pPr>
+        <w:pStyle w:val="4"/>
+      </w:pPr>
+      <w:r>
+        <w:rPr>
+          <w:rFonts w:hint="eastAsia"/>
+        </w:rPr>
+        <w:t>raise</w:t>
+      </w:r>
+    </w:p>
+    <w:p>
+      <w:r>
+        <w:tab/>
+      </w:r>
+      <w:r>
+        <w:rPr>
+          <w:rFonts w:hint="eastAsia"/>
+          <w:color w:val="FF0000"/>
+        </w:rPr>
+        <w:t>函数</w:t>
+      </w:r>
+      <w:r>
+        <w:rPr>
+          <w:rFonts w:hint="eastAsia"/>
+          <w:color w:val="FF0000"/>
+        </w:rPr>
+        <w:t>raise</w:t>
+      </w:r>
+      <w:r>
+        <w:rPr>
+          <w:rFonts w:hint="eastAsia"/>
+          <w:color w:val="FF0000"/>
+        </w:rPr>
+        <w:t>用于显式地引发一个信号（由参数指定），程序对这类信号的反应和哪些自主发生的信号都是相同的</w:t>
+      </w:r>
+      <w:r>
+        <w:rPr>
+          <w:rFonts w:hint="eastAsia"/>
+        </w:rPr>
+        <w:t>。可以调用这个函数，对信号处理函数进程测试。</w:t>
+      </w:r>
+    </w:p>
+    <w:p>
+      <w:pPr>
+        <w:pStyle w:val="4"/>
+      </w:pPr>
+      <w:proofErr w:type="spellStart"/>
+      <w:r>
+        <w:rPr>
+          <w:rFonts w:hint="eastAsia"/>
+        </w:rPr>
+        <w:t>sigemptyset</w:t>
+      </w:r>
+      <w:proofErr w:type="spellEnd"/>
+    </w:p>
+    <w:p>
+      <w:pPr>
+        <w:pStyle w:val="4"/>
+      </w:pPr>
+      <w:proofErr w:type="spellStart"/>
+      <w:r>
+        <w:rPr>
+          <w:rFonts w:hint="eastAsia"/>
+        </w:rPr>
+        <w:t>sigaddset</w:t>
+      </w:r>
+      <w:proofErr w:type="spellEnd"/>
+    </w:p>
+    <w:p>
+      <w:pPr>
+        <w:pStyle w:val="4"/>
+      </w:pPr>
+      <w:proofErr w:type="spellStart"/>
+      <w:r>
+        <w:rPr>
+          <w:rFonts w:hint="eastAsia"/>
+        </w:rPr>
+        <w:t>sigprocmask</w:t>
+      </w:r>
+      <w:proofErr w:type="spellEnd"/>
+    </w:p>
+    <w:p/>
+    <w:p>
+      <w:pPr>
+        <w:pStyle w:val="2"/>
+      </w:pPr>
+      <w:r>
+        <w:rPr>
+          <w:rFonts w:hint="eastAsia"/>
+        </w:rPr>
+        <w:t>套接字</w:t>
+      </w:r>
+    </w:p>
+    <w:p>
+      <w:pPr>
+        <w:pStyle w:val="2"/>
+      </w:pPr>
+      <w:r>
+        <w:rPr>
+          <w:rFonts w:hint="eastAsia"/>
+        </w:rPr>
+        <w:t>消息队列</w:t>
+      </w:r>
+    </w:p>
+    <w:p>
+      <w:pPr>
+        <w:pStyle w:val="3"/>
+      </w:pPr>
+      <w:r>
+        <w:rPr>
+          <w:rFonts w:hint="eastAsia"/>
+        </w:rPr>
+        <w:t>概述</w:t>
+      </w:r>
+    </w:p>
+    <w:p>
+      <w:r>
+        <w:tab/>
+      </w:r>
+      <w:r>
+        <w:rPr>
+          <w:rFonts w:hint="eastAsia"/>
+        </w:rPr>
+        <w:t>消息队列就是消息的一个链表，它允许一个或多个进程向它写消息，一个或多个进程从中读消息。具有一定的</w:t>
+      </w:r>
+      <w:r>
+        <w:rPr>
+          <w:rFonts w:hint="eastAsia"/>
+        </w:rPr>
+        <w:t>FIFO</w:t>
+      </w:r>
+      <w:r>
+        <w:rPr>
+          <w:rFonts w:hint="eastAsia"/>
+        </w:rPr>
+        <w:t>的特性，但是可实现消息的随即查询。这些消息存在于内核中，由“队列</w:t>
+      </w:r>
+      <w:r>
+        <w:rPr>
+          <w:rFonts w:hint="eastAsia"/>
+        </w:rPr>
+        <w:t>ID</w:t>
+      </w:r>
+      <w:r>
+        <w:rPr>
+          <w:rFonts w:hint="eastAsia"/>
+        </w:rPr>
+        <w:t>”来标识。</w:t>
+      </w:r>
+    </w:p>
+    <w:p>
+      <w:pPr>
+        <w:ind w:firstLine="420"/>
+      </w:pPr>
+      <w:r>
+        <w:rPr>
+          <w:rFonts w:hint="eastAsia"/>
+        </w:rPr>
+        <w:t>消息队列的实现包括创建和打开队列、添加消息、读取消息和控制消息队列这四种操作。</w:t>
+      </w:r>
+    </w:p>
+    <w:p/>
+    <w:p>
+      <w:pPr>
+        <w:ind w:firstLine="420"/>
+      </w:pPr>
+      <w:r>
+        <w:rPr>
+          <w:rFonts w:hint="eastAsia"/>
+        </w:rPr>
+        <w:t>消息队列是由消息的链表，</w:t>
+      </w:r>
+      <w:r>
+        <w:rPr>
+          <w:rFonts w:hint="eastAsia"/>
+          <w:color w:val="FF0000"/>
+        </w:rPr>
+        <w:t>存储在内核中</w:t>
+      </w:r>
+      <w:r>
+        <w:rPr>
+          <w:rFonts w:hint="eastAsia"/>
+        </w:rPr>
+        <w:t>并由消息队列标识符标识。消息队列</w:t>
+      </w:r>
+      <w:r>
+        <w:rPr>
+          <w:rFonts w:hint="eastAsia"/>
+          <w:color w:val="FF0000"/>
+        </w:rPr>
+        <w:t>克服了信号传递信号量少、管道只能承载无格式字节流以及缓冲区大小受限等缺点</w:t>
+      </w:r>
+      <w:r>
+        <w:rPr>
+          <w:rFonts w:hint="eastAsia"/>
+        </w:rPr>
+        <w:t>。</w:t>
+      </w:r>
+    </w:p>
+    <w:p>
+      <w:r>
+        <w:tab/>
+      </w:r>
+      <w:r>
+        <w:rPr>
+          <w:rFonts w:hint="eastAsia"/>
+        </w:rPr>
+        <w:t>消息队列传递的信息还是比较大的，管道信息传递较少，信号更少。为了解</w:t>
+      </w:r>
+      <w:r>
+        <w:rPr>
+          <w:rFonts w:hint="eastAsia"/>
+        </w:rPr>
         <w:lastRenderedPageBreak/>
-        <w:t>kill</w:t>
+        <w:t>决管道、有名管道的弊端，出现了消息队列，在某个进程往另一个进程写入消息之前，并不需要另外某个进程在该队列上等待消息的到达。</w:t>
+      </w:r>
+    </w:p>
+    <w:p>
+      <w:r>
+        <w:tab/>
+      </w:r>
+      <w:r>
+        <w:rPr>
+          <w:rFonts w:hint="eastAsia"/>
+        </w:rPr>
+        <w:t>与管道和</w:t>
+      </w:r>
+      <w:r>
+        <w:rPr>
+          <w:rFonts w:hint="eastAsia"/>
+        </w:rPr>
+        <w:t>FIFO</w:t>
+      </w:r>
+      <w:r>
+        <w:rPr>
+          <w:rFonts w:hint="eastAsia"/>
+        </w:rPr>
+        <w:t>不同，进程可以在没有另外一个进程等待读的情况下进行写。另外一方面，</w:t>
+      </w:r>
+      <w:r>
+        <w:rPr>
+          <w:rFonts w:hint="eastAsia"/>
+          <w:color w:val="FF0000"/>
+        </w:rPr>
+        <w:t>管道和</w:t>
+      </w:r>
+      <w:r>
+        <w:rPr>
+          <w:rFonts w:hint="eastAsia"/>
+          <w:color w:val="FF0000"/>
+        </w:rPr>
+        <w:t>FIFO</w:t>
+      </w:r>
+      <w:r>
+        <w:rPr>
+          <w:rFonts w:hint="eastAsia"/>
+          <w:color w:val="FF0000"/>
+        </w:rPr>
+        <w:t>一旦相关进程都关闭并退出后，里面的数据也就没有了，但是对于消息队列，一个进程往消息队列中写入数据后退出，另外一个进程仍然可以打开并读取消息</w:t>
+      </w:r>
+      <w:r>
+        <w:rPr>
+          <w:rFonts w:hint="eastAsia"/>
+        </w:rPr>
+        <w:t>。消息队列</w:t>
+      </w:r>
+      <w:r>
+        <w:rPr>
+          <w:rFonts w:hint="eastAsia"/>
+          <w:color w:val="FF0000"/>
+        </w:rPr>
+        <w:t>与</w:t>
+      </w:r>
+      <w:r>
+        <w:rPr>
+          <w:rFonts w:hint="eastAsia"/>
+          <w:color w:val="FF0000"/>
+        </w:rPr>
+        <w:t>UNIX</w:t>
+      </w:r>
+      <w:r>
+        <w:rPr>
+          <w:rFonts w:hint="eastAsia"/>
+          <w:color w:val="FF0000"/>
+        </w:rPr>
+        <w:t>域套接字相比，在速度上没有多少优势</w:t>
+      </w:r>
+      <w:r>
+        <w:rPr>
+          <w:rFonts w:hint="eastAsia"/>
+        </w:rPr>
+        <w:t>。</w:t>
+      </w:r>
+    </w:p>
+    <w:p/>
+    <w:p>
+      <w:pPr>
+        <w:pStyle w:val="3"/>
+      </w:pPr>
+      <w:r>
+        <w:rPr>
+          <w:rFonts w:hint="eastAsia"/>
+        </w:rPr>
+        <w:t>消息队列属性</w:t>
+      </w:r>
+    </w:p>
+    <w:p>
+      <w:pPr>
+        <w:ind w:leftChars="200" w:left="480"/>
+      </w:pPr>
+      <w:r>
+        <w:t xml:space="preserve">struct </w:t>
+      </w:r>
+      <w:proofErr w:type="spellStart"/>
+      <w:r>
+        <w:t>msqid_</w:t>
+      </w:r>
+      <w:proofErr w:type="gramStart"/>
+      <w:r>
+        <w:t>ds</w:t>
+      </w:r>
+      <w:proofErr w:type="spellEnd"/>
+      <w:r>
+        <w:t>{</w:t>
+      </w:r>
+      <w:proofErr w:type="gramEnd"/>
+    </w:p>
+    <w:p>
+      <w:pPr>
+        <w:ind w:leftChars="200" w:left="480"/>
+      </w:pPr>
+      <w:r>
+        <w:tab/>
+      </w:r>
+      <w:proofErr w:type="gramStart"/>
+      <w:r>
+        <w:t>struct</w:t>
+      </w:r>
+      <w:proofErr w:type="gramEnd"/>
+      <w:r>
+        <w:t xml:space="preserve"> </w:t>
+      </w:r>
+      <w:proofErr w:type="spellStart"/>
+      <w:r>
+        <w:t>ipc_perm</w:t>
+      </w:r>
+      <w:proofErr w:type="spellEnd"/>
+      <w:r>
+        <w:t xml:space="preserve"> </w:t>
+      </w:r>
+      <w:proofErr w:type="spellStart"/>
+      <w:r>
+        <w:t>msg_</w:t>
+      </w:r>
+      <w:proofErr w:type="gramStart"/>
+      <w:r>
+        <w:t>perm</w:t>
+      </w:r>
+      <w:proofErr w:type="spellEnd"/>
+      <w:r>
+        <w:t>;</w:t>
+      </w:r>
+      <w:proofErr w:type="gramEnd"/>
+    </w:p>
+    <w:p>
+      <w:pPr>
+        <w:ind w:leftChars="200" w:left="480"/>
+      </w:pPr>
+      <w:r>
+        <w:tab/>
+      </w:r>
+      <w:proofErr w:type="spellStart"/>
+      <w:r>
+        <w:t>msgqnum_t</w:t>
+      </w:r>
+      <w:proofErr w:type="spellEnd"/>
+      <w:r>
+        <w:t xml:space="preserve"> </w:t>
+      </w:r>
+      <w:proofErr w:type="spellStart"/>
+      <w:r>
+        <w:t>msg_qnum</w:t>
+      </w:r>
+      <w:proofErr w:type="spellEnd"/>
+      <w:r>
+        <w:t>;</w:t>
+      </w:r>
+      <w:r>
+        <w:tab/>
+      </w:r>
+      <w:r>
+        <w:tab/>
+      </w:r>
+      <w:r>
+        <w:tab/>
+        <w:t>/*of messages on queue*/</w:t>
+      </w:r>
+    </w:p>
+    <w:p>
+      <w:pPr>
+        <w:ind w:leftChars="200" w:left="480"/>
+      </w:pPr>
+      <w:r>
+        <w:tab/>
+      </w:r>
+      <w:proofErr w:type="spellStart"/>
+      <w:r>
+        <w:t>sglen_t</w:t>
+      </w:r>
+      <w:proofErr w:type="spellEnd"/>
+      <w:r>
+        <w:t xml:space="preserve"> </w:t>
+      </w:r>
+      <w:proofErr w:type="spellStart"/>
+      <w:r>
+        <w:t>msg_qbytes</w:t>
+      </w:r>
+      <w:proofErr w:type="spellEnd"/>
+      <w:r>
+        <w:t xml:space="preserve">; </w:t>
+      </w:r>
+      <w:r>
+        <w:tab/>
+      </w:r>
+      <w:r>
+        <w:tab/>
+      </w:r>
+      <w:r>
+        <w:tab/>
+        <w:t>/*max of bytes on queue*/</w:t>
+      </w:r>
+    </w:p>
+    <w:p>
+      <w:pPr>
+        <w:ind w:leftChars="200" w:left="480"/>
+      </w:pPr>
+      <w:r>
+        <w:tab/>
+      </w:r>
+      <w:proofErr w:type="spellStart"/>
+      <w:r>
+        <w:t>Ppd_t</w:t>
+      </w:r>
+      <w:proofErr w:type="spellEnd"/>
+      <w:r>
+        <w:t xml:space="preserve"> </w:t>
+      </w:r>
+      <w:proofErr w:type="spellStart"/>
+      <w:r>
+        <w:t>msg_lspid</w:t>
+      </w:r>
+      <w:proofErr w:type="spellEnd"/>
+      <w:r>
+        <w:t>;</w:t>
+      </w:r>
+      <w:r>
+        <w:tab/>
+      </w:r>
+      <w:r>
+        <w:tab/>
+      </w:r>
+      <w:r>
+        <w:tab/>
+      </w:r>
+      <w:r>
+        <w:tab/>
+        <w:t>/*</w:t>
+      </w:r>
+      <w:proofErr w:type="spellStart"/>
+      <w:r>
+        <w:t>pid</w:t>
+      </w:r>
+      <w:proofErr w:type="spellEnd"/>
+      <w:r>
+        <w:t xml:space="preserve"> of last </w:t>
+      </w:r>
+      <w:proofErr w:type="spellStart"/>
+      <w:proofErr w:type="gramStart"/>
+      <w:r>
+        <w:t>msgsnd</w:t>
+      </w:r>
+      <w:proofErr w:type="spellEnd"/>
+      <w:r>
+        <w:t>(</w:t>
+      </w:r>
+      <w:proofErr w:type="gramEnd"/>
+      <w:r>
+        <w:t>)*/</w:t>
+      </w:r>
+    </w:p>
+    <w:p>
+      <w:pPr>
+        <w:ind w:leftChars="200" w:left="480"/>
+      </w:pPr>
+      <w:r>
+        <w:tab/>
+      </w:r>
+      <w:proofErr w:type="spellStart"/>
+      <w:r>
+        <w:t>pid_t</w:t>
+      </w:r>
+      <w:proofErr w:type="spellEnd"/>
+      <w:r>
+        <w:t xml:space="preserve"> </w:t>
+      </w:r>
+      <w:proofErr w:type="spellStart"/>
+      <w:r>
+        <w:t>msg_lrpid</w:t>
+      </w:r>
+      <w:proofErr w:type="spellEnd"/>
+      <w:r>
+        <w:t>;</w:t>
+      </w:r>
+      <w:r>
+        <w:tab/>
+      </w:r>
+      <w:r>
+        <w:tab/>
+      </w:r>
+      <w:r>
+        <w:tab/>
+      </w:r>
+      <w:r>
+        <w:tab/>
+        <w:t>/*</w:t>
+      </w:r>
+      <w:proofErr w:type="spellStart"/>
+      <w:r>
+        <w:t>pid</w:t>
+      </w:r>
+      <w:proofErr w:type="spellEnd"/>
+      <w:r>
+        <w:t xml:space="preserve"> of last </w:t>
+      </w:r>
+      <w:proofErr w:type="spellStart"/>
+      <w:proofErr w:type="gramStart"/>
+      <w:r>
+        <w:t>msgrcv</w:t>
+      </w:r>
+      <w:proofErr w:type="spellEnd"/>
+      <w:r>
+        <w:t>(</w:t>
+      </w:r>
+      <w:proofErr w:type="gramEnd"/>
+      <w:r>
+        <w:t>)*/</w:t>
+      </w:r>
+    </w:p>
+    <w:p>
+      <w:pPr>
+        <w:ind w:leftChars="200" w:left="480"/>
+      </w:pPr>
+      <w:r>
+        <w:tab/>
+      </w:r>
+      <w:proofErr w:type="spellStart"/>
+      <w:r>
+        <w:t>time_t</w:t>
+      </w:r>
+      <w:proofErr w:type="spellEnd"/>
+      <w:r>
+        <w:t xml:space="preserve"> </w:t>
+      </w:r>
+      <w:proofErr w:type="spellStart"/>
+      <w:r>
+        <w:t>msg_stime</w:t>
+      </w:r>
+      <w:proofErr w:type="spellEnd"/>
+      <w:r>
+        <w:t>;</w:t>
+      </w:r>
+      <w:r>
+        <w:tab/>
+      </w:r>
+      <w:r>
+        <w:tab/>
+      </w:r>
+      <w:r>
+        <w:tab/>
+      </w:r>
+      <w:r>
+        <w:tab/>
+        <w:t xml:space="preserve">/*last </w:t>
+      </w:r>
+      <w:proofErr w:type="spellStart"/>
+      <w:r>
+        <w:t>msgsnd</w:t>
+      </w:r>
+      <w:proofErr w:type="spellEnd"/>
+      <w:r>
+        <w:t xml:space="preserve"> time*/</w:t>
+      </w:r>
+    </w:p>
+    <w:p>
+      <w:pPr>
+        <w:ind w:leftChars="200" w:left="480"/>
+      </w:pPr>
+      <w:r>
+        <w:tab/>
+      </w:r>
+      <w:proofErr w:type="spellStart"/>
+      <w:r>
+        <w:t>time_t</w:t>
+      </w:r>
+      <w:proofErr w:type="spellEnd"/>
+      <w:r>
+        <w:t xml:space="preserve"> </w:t>
+      </w:r>
+      <w:proofErr w:type="spellStart"/>
+      <w:r>
+        <w:t>msg_ctime</w:t>
+      </w:r>
+      <w:proofErr w:type="spellEnd"/>
+      <w:r>
+        <w:t>;</w:t>
+      </w:r>
+      <w:r>
+        <w:tab/>
+      </w:r>
+      <w:r>
+        <w:tab/>
+      </w:r>
+      <w:r>
+        <w:tab/>
+      </w:r>
+      <w:r>
+        <w:tab/>
+        <w:t xml:space="preserve">/*last-change time*/ </w:t>
+      </w:r>
+    </w:p>
+    <w:p>
+      <w:pPr>
+        <w:ind w:leftChars="200" w:left="480"/>
+      </w:pPr>
+      <w:r>
+        <w:t>}</w:t>
+      </w:r>
+    </w:p>
+    <w:p>
+      <w:pPr>
+        <w:pStyle w:val="3"/>
+      </w:pPr>
+      <w:r>
+        <w:rPr>
+          <w:rFonts w:hint="eastAsia"/>
+        </w:rPr>
+        <w:t>函数</w:t>
+      </w:r>
+    </w:p>
+    <w:p>
+      <w:pPr>
+        <w:ind w:firstLine="420"/>
+      </w:pPr>
+      <w:r>
+        <w:rPr>
+          <w:rFonts w:hint="eastAsia"/>
+        </w:rPr>
+        <w:t>System V</w:t>
+      </w:r>
+      <w:r>
+        <w:rPr>
+          <w:rFonts w:hint="eastAsia"/>
+        </w:rPr>
+        <w:t>定义：</w:t>
       </w:r>
     </w:p>
     <w:p>
       <w:pPr>
         <w:pStyle w:val="4"/>
       </w:pPr>
-      <w:r>
-        <w:t>sigqueue</w:t>
+      <w:proofErr w:type="spellStart"/>
+      <w:r>
+        <w:t>msgget</w:t>
+      </w:r>
+      <w:proofErr w:type="spellEnd"/>
+    </w:p>
+    <w:p>
+      <w:pPr>
+        <w:ind w:firstLine="420"/>
+      </w:pPr>
+      <w:proofErr w:type="gramStart"/>
+      <w:r>
+        <w:t>#include</w:t>
+      </w:r>
+      <w:proofErr w:type="gramEnd"/>
+      <w:r>
+        <w:t xml:space="preserve"> &lt;sys/</w:t>
+      </w:r>
+      <w:proofErr w:type="spellStart"/>
+      <w:r>
+        <w:t>msg.h</w:t>
+      </w:r>
+      <w:proofErr w:type="spellEnd"/>
+      <w:r>
+        <w:t>&gt;</w:t>
+      </w:r>
+    </w:p>
+    <w:p>
+      <w:pPr>
+        <w:ind w:firstLine="420"/>
+      </w:pPr>
+      <w:r>
+        <w:t xml:space="preserve">int </w:t>
+      </w:r>
+      <w:proofErr w:type="spellStart"/>
+      <w:proofErr w:type="gramStart"/>
+      <w:r>
+        <w:t>msgget</w:t>
+      </w:r>
+      <w:proofErr w:type="spellEnd"/>
+      <w:r>
+        <w:t>(</w:t>
+      </w:r>
+      <w:proofErr w:type="spellStart"/>
+      <w:proofErr w:type="gramEnd"/>
+      <w:r>
+        <w:t>key_t</w:t>
+      </w:r>
+      <w:proofErr w:type="spellEnd"/>
+      <w:r>
+        <w:t xml:space="preserve"> </w:t>
+      </w:r>
+      <w:proofErr w:type="spellStart"/>
+      <w:proofErr w:type="gramStart"/>
+      <w:r>
+        <w:t>key,int</w:t>
+      </w:r>
+      <w:proofErr w:type="spellEnd"/>
+      <w:proofErr w:type="gramEnd"/>
+      <w:r>
+        <w:t xml:space="preserve"> flag</w:t>
+      </w:r>
+      <w:proofErr w:type="gramStart"/>
+      <w:r>
+        <w:t>);</w:t>
+      </w:r>
+      <w:proofErr w:type="gramEnd"/>
+    </w:p>
+    <w:p>
+      <w:pPr>
+        <w:ind w:firstLine="420"/>
+      </w:pPr>
+      <w:r>
+        <w:rPr>
+          <w:rFonts w:hint="eastAsia"/>
+        </w:rPr>
+        <w:t>返回值：成功返回消息队列</w:t>
+      </w:r>
+      <w:r>
+        <w:rPr>
+          <w:rFonts w:hint="eastAsia"/>
+        </w:rPr>
+        <w:t>ID</w:t>
+      </w:r>
+      <w:r>
+        <w:rPr>
+          <w:rFonts w:hint="eastAsia"/>
+        </w:rPr>
+        <w:t>，出错返回</w:t>
+      </w:r>
+      <w:r>
+        <w:rPr>
+          <w:rFonts w:hint="eastAsia"/>
+        </w:rPr>
+        <w:t>-1</w:t>
+      </w:r>
+      <w:r>
+        <w:rPr>
+          <w:rFonts w:hint="eastAsia"/>
+        </w:rPr>
+        <w:t>。</w:t>
+      </w:r>
+    </w:p>
+    <w:p>
+      <w:pPr>
+        <w:ind w:firstLine="420"/>
+      </w:pPr>
+      <w:r>
+        <w:rPr>
+          <w:rFonts w:hint="eastAsia"/>
+        </w:rPr>
+        <w:t>flag</w:t>
+      </w:r>
+      <w:r>
+        <w:rPr>
+          <w:rFonts w:hint="eastAsia"/>
+        </w:rPr>
+        <w:t>：</w:t>
+      </w:r>
+    </w:p>
+    <w:p>
+      <w:pPr>
+        <w:ind w:firstLine="420"/>
+      </w:pPr>
+      <w:r>
+        <w:rPr>
+          <w:rFonts w:hint="eastAsia"/>
+        </w:rPr>
+        <w:t>ICP_CREAT,IPC_EXCL</w:t>
+      </w:r>
+      <w:r>
+        <w:rPr>
+          <w:rFonts w:hint="eastAsia"/>
+        </w:rPr>
+        <w:t>，权限组合</w:t>
       </w:r>
     </w:p>
     <w:p>
       <w:pPr>
         <w:pStyle w:val="4"/>
       </w:pPr>
-      <w:r>
-        <w:rPr>
-          <w:rFonts w:hint="eastAsia"/>
-        </w:rPr>
-        <w:t>abort</w:t>
-      </w:r>
-    </w:p>
-    <w:p>
-      <w:r>
-        <w:tab/>
-      </w:r>
-      <w:r>
-        <w:rPr>
-          <w:rFonts w:hint="eastAsia"/>
-        </w:rPr>
-        <w:t>SIGABRT</w:t>
-      </w:r>
-      <w:r>
-        <w:rPr>
-          <w:rFonts w:hint="eastAsia"/>
-        </w:rPr>
-        <w:t>是由函数</w:t>
-      </w:r>
-      <w:r>
-        <w:rPr>
-          <w:rFonts w:hint="eastAsia"/>
-        </w:rPr>
-        <w:t>abort</w:t>
-      </w:r>
-      <w:r>
-        <w:rPr>
-          <w:rFonts w:hint="eastAsia"/>
-        </w:rPr>
-        <w:t>引发的信号，用于终止程序。</w:t>
+      <w:proofErr w:type="spellStart"/>
+      <w:r>
+        <w:t>msgctl</w:t>
+      </w:r>
+      <w:proofErr w:type="spellEnd"/>
+    </w:p>
+    <w:p>
+      <w:pPr>
+        <w:ind w:leftChars="175" w:left="420"/>
+      </w:pPr>
+      <w:r>
+        <w:rPr>
+          <w:rFonts w:hint="eastAsia"/>
+        </w:rPr>
+        <w:t>消息队列操作</w:t>
+      </w:r>
+    </w:p>
+    <w:p>
+      <w:pPr>
+        <w:ind w:leftChars="175" w:left="420"/>
+      </w:pPr>
+      <w:proofErr w:type="gramStart"/>
+      <w:r>
+        <w:t>#include</w:t>
+      </w:r>
+      <w:proofErr w:type="gramEnd"/>
+      <w:r>
+        <w:t xml:space="preserve"> &lt;sys/</w:t>
+      </w:r>
+      <w:proofErr w:type="spellStart"/>
+      <w:r>
+        <w:t>msg.h</w:t>
+      </w:r>
+      <w:proofErr w:type="spellEnd"/>
+      <w:r>
+        <w:t>&gt;</w:t>
+      </w:r>
+    </w:p>
+    <w:p>
+      <w:pPr>
+        <w:ind w:leftChars="175" w:left="420"/>
+      </w:pPr>
+      <w:r>
+        <w:lastRenderedPageBreak/>
+        <w:t xml:space="preserve">int </w:t>
+      </w:r>
+      <w:proofErr w:type="spellStart"/>
+      <w:proofErr w:type="gramStart"/>
+      <w:r>
+        <w:t>msgctl</w:t>
+      </w:r>
+      <w:proofErr w:type="spellEnd"/>
+      <w:r>
+        <w:t>(</w:t>
+      </w:r>
+      <w:proofErr w:type="gramEnd"/>
+      <w:r>
+        <w:t xml:space="preserve">int </w:t>
+      </w:r>
+      <w:proofErr w:type="spellStart"/>
+      <w:proofErr w:type="gramStart"/>
+      <w:r>
+        <w:t>msgid,int</w:t>
+      </w:r>
+      <w:proofErr w:type="spellEnd"/>
+      <w:proofErr w:type="gramEnd"/>
+      <w:r>
+        <w:t xml:space="preserve"> </w:t>
+      </w:r>
+      <w:proofErr w:type="spellStart"/>
+      <w:proofErr w:type="gramStart"/>
+      <w:r>
+        <w:t>cmd,struct</w:t>
+      </w:r>
+      <w:proofErr w:type="spellEnd"/>
+      <w:proofErr w:type="gramEnd"/>
+      <w:r>
+        <w:t xml:space="preserve"> </w:t>
+      </w:r>
+      <w:proofErr w:type="spellStart"/>
+      <w:r>
+        <w:t>msqid_ds</w:t>
+      </w:r>
+      <w:proofErr w:type="spellEnd"/>
+      <w:r>
+        <w:t xml:space="preserve"> *</w:t>
+      </w:r>
+      <w:proofErr w:type="spellStart"/>
+      <w:r>
+        <w:t>buf</w:t>
+      </w:r>
+      <w:proofErr w:type="spellEnd"/>
+      <w:proofErr w:type="gramStart"/>
+      <w:r>
+        <w:t>);</w:t>
+      </w:r>
+      <w:proofErr w:type="gramEnd"/>
+    </w:p>
+    <w:p>
+      <w:pPr>
+        <w:ind w:firstLine="240"/>
+      </w:pPr>
+      <w:r>
+        <w:rPr>
+          <w:rFonts w:hint="eastAsia"/>
+        </w:rPr>
+        <w:t>返回：成功返回</w:t>
+      </w:r>
+      <w:r>
+        <w:rPr>
+          <w:rFonts w:hint="eastAsia"/>
+        </w:rPr>
+        <w:t>0</w:t>
+      </w:r>
+      <w:r>
+        <w:rPr>
+          <w:rFonts w:hint="eastAsia"/>
+        </w:rPr>
+        <w:t>，出错返回</w:t>
+      </w:r>
+      <w:r>
+        <w:rPr>
+          <w:rFonts w:hint="eastAsia"/>
+        </w:rPr>
+        <w:t>-1</w:t>
+      </w:r>
+      <w:r>
+        <w:rPr>
+          <w:rFonts w:hint="eastAsia"/>
+        </w:rPr>
+        <w:t>。</w:t>
+      </w:r>
+    </w:p>
+    <w:p>
+      <w:pPr>
+        <w:ind w:leftChars="100" w:left="240"/>
+      </w:pPr>
+      <w:proofErr w:type="spellStart"/>
+      <w:r>
+        <w:t>cmd</w:t>
+      </w:r>
+      <w:proofErr w:type="spellEnd"/>
+      <w:r>
+        <w:t>:</w:t>
+      </w:r>
+    </w:p>
+    <w:p>
+      <w:pPr>
+        <w:ind w:leftChars="100" w:left="240"/>
+      </w:pPr>
+      <w:r>
+        <w:rPr>
+          <w:rFonts w:hint="eastAsia"/>
+        </w:rPr>
+        <w:t xml:space="preserve">IPC_STAT </w:t>
+      </w:r>
+      <w:r>
+        <w:rPr>
+          <w:rFonts w:hint="eastAsia"/>
+        </w:rPr>
+        <w:t>获取消息队列的属性</w:t>
+      </w:r>
+    </w:p>
+    <w:p>
+      <w:pPr>
+        <w:ind w:leftChars="100" w:left="240"/>
+      </w:pPr>
+      <w:r>
+        <w:rPr>
+          <w:rFonts w:hint="eastAsia"/>
+        </w:rPr>
+        <w:t>IPC_</w:t>
+      </w:r>
+      <w:proofErr w:type="gramStart"/>
+      <w:r>
+        <w:rPr>
+          <w:rFonts w:hint="eastAsia"/>
+        </w:rPr>
+        <w:t xml:space="preserve">SET  </w:t>
+      </w:r>
+      <w:r>
+        <w:rPr>
+          <w:rFonts w:hint="eastAsia"/>
+        </w:rPr>
+        <w:t>设置属性</w:t>
+      </w:r>
+      <w:proofErr w:type="gramEnd"/>
+    </w:p>
+    <w:p>
+      <w:pPr>
+        <w:ind w:leftChars="100" w:left="240"/>
+      </w:pPr>
+      <w:r>
+        <w:rPr>
+          <w:rFonts w:hint="eastAsia"/>
+        </w:rPr>
+        <w:t xml:space="preserve">IPC_RMID </w:t>
+      </w:r>
+      <w:r>
+        <w:rPr>
+          <w:rFonts w:hint="eastAsia"/>
+        </w:rPr>
+        <w:t>删除队列</w:t>
       </w:r>
     </w:p>
     <w:p>
       <w:pPr>
         <w:pStyle w:val="4"/>
       </w:pPr>
-      <w:r>
-        <w:rPr>
-          <w:rFonts w:hint="eastAsia"/>
-        </w:rPr>
-        <w:t>raise</w:t>
-      </w:r>
-    </w:p>
-    <w:p>
-      <w:r>
-        <w:tab/>
-      </w:r>
-      <w:r>
-        <w:rPr>
-          <w:rFonts w:hint="eastAsia"/>
-          <w:color w:val="FF0000"/>
-        </w:rPr>
-        <w:t>函数</w:t>
-      </w:r>
-      <w:r>
-        <w:rPr>
-          <w:rFonts w:hint="eastAsia"/>
-          <w:color w:val="FF0000"/>
-        </w:rPr>
-        <w:t>raise</w:t>
-      </w:r>
-      <w:r>
-        <w:rPr>
-          <w:rFonts w:hint="eastAsia"/>
-          <w:color w:val="FF0000"/>
-        </w:rPr>
-        <w:t>用于显式地引发一个信号（由参数指定），程序对这类信号的反应和哪些自主发生的信号都是相同的</w:t>
-      </w:r>
-      <w:r>
-        <w:rPr>
-          <w:rFonts w:hint="eastAsia"/>
-        </w:rPr>
-        <w:t>。可以调用这个函数，对信号处理函数进程测试。</w:t>
+      <w:proofErr w:type="spellStart"/>
+      <w:r>
+        <w:t>msgsnd</w:t>
+      </w:r>
+      <w:proofErr w:type="spellEnd"/>
+    </w:p>
+    <w:p>
+      <w:pPr>
+        <w:ind w:leftChars="100" w:left="240"/>
+      </w:pPr>
+      <w:r>
+        <w:rPr>
+          <w:rFonts w:hint="eastAsia"/>
+        </w:rPr>
+        <w:t>发送消息：</w:t>
+      </w:r>
+    </w:p>
+    <w:p>
+      <w:pPr>
+        <w:ind w:leftChars="100" w:left="240"/>
+      </w:pPr>
+      <w:proofErr w:type="gramStart"/>
+      <w:r>
+        <w:t>#include</w:t>
+      </w:r>
+      <w:proofErr w:type="gramEnd"/>
+      <w:r>
+        <w:t xml:space="preserve"> &lt;sys/</w:t>
+      </w:r>
+      <w:proofErr w:type="spellStart"/>
+      <w:r>
+        <w:t>msg.h</w:t>
+      </w:r>
+      <w:proofErr w:type="spellEnd"/>
+      <w:r>
+        <w:t>&gt;</w:t>
+      </w:r>
+    </w:p>
+    <w:p>
+      <w:pPr>
+        <w:ind w:leftChars="100" w:left="240"/>
+      </w:pPr>
+      <w:r>
+        <w:t xml:space="preserve">int </w:t>
+      </w:r>
+      <w:proofErr w:type="spellStart"/>
+      <w:proofErr w:type="gramStart"/>
+      <w:r>
+        <w:t>msgsnd</w:t>
+      </w:r>
+      <w:proofErr w:type="spellEnd"/>
+      <w:r>
+        <w:t>(</w:t>
+      </w:r>
+      <w:proofErr w:type="gramEnd"/>
+      <w:r>
+        <w:t xml:space="preserve">int </w:t>
+      </w:r>
+      <w:proofErr w:type="spellStart"/>
+      <w:proofErr w:type="gramStart"/>
+      <w:r>
+        <w:t>msgqid,const</w:t>
+      </w:r>
+      <w:proofErr w:type="spellEnd"/>
+      <w:proofErr w:type="gramEnd"/>
+      <w:r>
+        <w:t xml:space="preserve"> void *</w:t>
+      </w:r>
+      <w:proofErr w:type="spellStart"/>
+      <w:proofErr w:type="gramStart"/>
+      <w:r>
+        <w:t>ptr,size</w:t>
+      </w:r>
+      <w:proofErr w:type="gramEnd"/>
+      <w:r>
+        <w:t>_t</w:t>
+      </w:r>
+      <w:proofErr w:type="spellEnd"/>
+      <w:r>
+        <w:t xml:space="preserve"> </w:t>
+      </w:r>
+      <w:proofErr w:type="spellStart"/>
+      <w:proofErr w:type="gramStart"/>
+      <w:r>
+        <w:t>nbytes,int</w:t>
+      </w:r>
+      <w:proofErr w:type="spellEnd"/>
+      <w:proofErr w:type="gramEnd"/>
+      <w:r>
+        <w:t xml:space="preserve"> flag</w:t>
+      </w:r>
+      <w:proofErr w:type="gramStart"/>
+      <w:r>
+        <w:t>);</w:t>
+      </w:r>
+      <w:proofErr w:type="gramEnd"/>
+    </w:p>
+    <w:p>
+      <w:pPr>
+        <w:ind w:leftChars="100" w:left="240"/>
+      </w:pPr>
+      <w:r>
+        <w:rPr>
+          <w:rFonts w:hint="eastAsia"/>
+        </w:rPr>
+        <w:t>返回：成功返回</w:t>
+      </w:r>
+      <w:r>
+        <w:rPr>
+          <w:rFonts w:hint="eastAsia"/>
+        </w:rPr>
+        <w:t>0</w:t>
+      </w:r>
+      <w:r>
+        <w:rPr>
+          <w:rFonts w:hint="eastAsia"/>
+        </w:rPr>
+        <w:t>，出错返回</w:t>
+      </w:r>
+      <w:r>
+        <w:rPr>
+          <w:rFonts w:hint="eastAsia"/>
+        </w:rPr>
+        <w:t>-1</w:t>
+      </w:r>
+      <w:r>
+        <w:rPr>
+          <w:rFonts w:hint="eastAsia"/>
+        </w:rPr>
+        <w:t>。</w:t>
+      </w:r>
+    </w:p>
+    <w:p>
+      <w:pPr>
+        <w:ind w:leftChars="100" w:left="240"/>
+      </w:pPr>
+      <w:proofErr w:type="spellStart"/>
+      <w:r>
+        <w:t>ptr</w:t>
+      </w:r>
+      <w:proofErr w:type="spellEnd"/>
+      <w:r>
+        <w:t>:</w:t>
+      </w:r>
+    </w:p>
+    <w:p>
+      <w:pPr>
+        <w:ind w:leftChars="100" w:left="240"/>
+      </w:pPr>
+      <w:r>
+        <w:t xml:space="preserve">struct </w:t>
+      </w:r>
+      <w:proofErr w:type="spellStart"/>
+      <w:proofErr w:type="gramStart"/>
+      <w:r>
+        <w:t>mymesg</w:t>
+      </w:r>
+      <w:proofErr w:type="spellEnd"/>
+      <w:r>
+        <w:t>{</w:t>
+      </w:r>
+      <w:proofErr w:type="gramEnd"/>
+    </w:p>
+    <w:p>
+      <w:pPr>
+        <w:ind w:leftChars="100" w:left="240"/>
+      </w:pPr>
+      <w:r>
+        <w:tab/>
+        <w:t xml:space="preserve">long </w:t>
+      </w:r>
+      <w:proofErr w:type="spellStart"/>
+      <w:r>
+        <w:t>mtype</w:t>
+      </w:r>
+      <w:proofErr w:type="spellEnd"/>
+      <w:r>
+        <w:t>;</w:t>
+      </w:r>
+      <w:r>
+        <w:tab/>
+      </w:r>
+      <w:r>
+        <w:tab/>
+      </w:r>
+      <w:r>
+        <w:tab/>
+        <w:t>/*positive message type*/</w:t>
+      </w:r>
+    </w:p>
+    <w:p>
+      <w:pPr>
+        <w:ind w:leftChars="100" w:left="240"/>
+      </w:pPr>
+      <w:r>
+        <w:tab/>
+        <w:t xml:space="preserve">char </w:t>
+      </w:r>
+      <w:proofErr w:type="spellStart"/>
+      <w:proofErr w:type="gramStart"/>
+      <w:r>
+        <w:t>mtext</w:t>
+      </w:r>
+      <w:proofErr w:type="spellEnd"/>
+      <w:r>
+        <w:t>[</w:t>
+      </w:r>
+      <w:proofErr w:type="gramEnd"/>
+      <w:r>
+        <w:t>512];</w:t>
+      </w:r>
+      <w:r>
+        <w:tab/>
+        <w:t xml:space="preserve">/*message </w:t>
+      </w:r>
+      <w:proofErr w:type="spellStart"/>
+      <w:proofErr w:type="gramStart"/>
+      <w:r>
+        <w:t>data,of</w:t>
+      </w:r>
+      <w:proofErr w:type="spellEnd"/>
+      <w:proofErr w:type="gramEnd"/>
+      <w:r>
+        <w:t xml:space="preserve"> length </w:t>
+      </w:r>
+      <w:proofErr w:type="spellStart"/>
+      <w:r>
+        <w:t>nbytes</w:t>
+      </w:r>
+      <w:proofErr w:type="spellEnd"/>
+      <w:r>
+        <w:t>*/</w:t>
+      </w:r>
+    </w:p>
+    <w:p>
+      <w:pPr>
+        <w:ind w:leftChars="100" w:left="240"/>
+      </w:pPr>
+      <w:r>
+        <w:t>}</w:t>
+      </w:r>
+    </w:p>
+    <w:p>
+      <w:pPr>
+        <w:ind w:leftChars="100" w:left="240"/>
+      </w:pPr>
+      <w:r>
+        <w:t xml:space="preserve">flag: </w:t>
+      </w:r>
+    </w:p>
+    <w:p>
+      <w:pPr>
+        <w:ind w:leftChars="100" w:left="240"/>
+      </w:pPr>
+      <w:r>
+        <w:t>IPC_NOWWAIT</w:t>
       </w:r>
     </w:p>
     <w:p>
       <w:pPr>
         <w:pStyle w:val="4"/>
       </w:pPr>
-      <w:r>
-        <w:rPr>
-          <w:rFonts w:hint="eastAsia"/>
-        </w:rPr>
-        <w:t>sigemptyset</w:t>
+      <w:proofErr w:type="spellStart"/>
+      <w:r>
+        <w:t>msgrcv</w:t>
+      </w:r>
+      <w:proofErr w:type="spellEnd"/>
+    </w:p>
+    <w:p>
+      <w:pPr>
+        <w:ind w:leftChars="100" w:left="240"/>
+      </w:pPr>
+      <w:r>
+        <w:rPr>
+          <w:rFonts w:hint="eastAsia"/>
+        </w:rPr>
+        <w:t>接受消息：</w:t>
+      </w:r>
+    </w:p>
+    <w:p>
+      <w:pPr>
+        <w:ind w:leftChars="100" w:left="240"/>
+      </w:pPr>
+      <w:proofErr w:type="gramStart"/>
+      <w:r>
+        <w:t>#include</w:t>
+      </w:r>
+      <w:proofErr w:type="gramEnd"/>
+      <w:r>
+        <w:t xml:space="preserve"> &lt;sys/</w:t>
+      </w:r>
+      <w:proofErr w:type="spellStart"/>
+      <w:r>
+        <w:t>msg.h</w:t>
+      </w:r>
+      <w:proofErr w:type="spellEnd"/>
+      <w:r>
+        <w:t>&gt;</w:t>
+      </w:r>
+    </w:p>
+    <w:p>
+      <w:pPr>
+        <w:ind w:leftChars="100" w:left="240"/>
+      </w:pPr>
+      <w:proofErr w:type="spellStart"/>
+      <w:r>
+        <w:t>ssize_t</w:t>
+      </w:r>
+      <w:proofErr w:type="spellEnd"/>
+      <w:r>
+        <w:t xml:space="preserve"> </w:t>
+      </w:r>
+      <w:proofErr w:type="spellStart"/>
+      <w:proofErr w:type="gramStart"/>
+      <w:r>
+        <w:t>msgrcv</w:t>
+      </w:r>
+      <w:proofErr w:type="spellEnd"/>
+      <w:r>
+        <w:t>(</w:t>
+      </w:r>
+      <w:proofErr w:type="gramEnd"/>
+      <w:r>
+        <w:t xml:space="preserve">int </w:t>
+      </w:r>
+      <w:proofErr w:type="spellStart"/>
+      <w:proofErr w:type="gramStart"/>
+      <w:r>
+        <w:t>msgqid,void</w:t>
+      </w:r>
+      <w:proofErr w:type="spellEnd"/>
+      <w:proofErr w:type="gramEnd"/>
+      <w:r>
+        <w:t xml:space="preserve"> *</w:t>
+      </w:r>
+      <w:proofErr w:type="spellStart"/>
+      <w:proofErr w:type="gramStart"/>
+      <w:r>
+        <w:t>ptr,size</w:t>
+      </w:r>
+      <w:proofErr w:type="gramEnd"/>
+      <w:r>
+        <w:t>_t</w:t>
+      </w:r>
+      <w:proofErr w:type="spellEnd"/>
+      <w:r>
+        <w:t xml:space="preserve"> </w:t>
+      </w:r>
+      <w:proofErr w:type="spellStart"/>
+      <w:proofErr w:type="gramStart"/>
+      <w:r>
+        <w:t>nbytes,long</w:t>
+      </w:r>
+      <w:proofErr w:type="spellEnd"/>
+      <w:proofErr w:type="gramEnd"/>
+      <w:r>
+        <w:t xml:space="preserve"> </w:t>
+      </w:r>
+      <w:proofErr w:type="spellStart"/>
+      <w:proofErr w:type="gramStart"/>
+      <w:r>
+        <w:t>type,int</w:t>
+      </w:r>
+      <w:proofErr w:type="spellEnd"/>
+      <w:proofErr w:type="gramEnd"/>
+      <w:r>
+        <w:t xml:space="preserve"> flag</w:t>
+      </w:r>
+      <w:proofErr w:type="gramStart"/>
+      <w:r>
+        <w:t>);</w:t>
+      </w:r>
+      <w:proofErr w:type="gramEnd"/>
+    </w:p>
+    <w:p>
+      <w:pPr>
+        <w:ind w:leftChars="100" w:left="240"/>
+      </w:pPr>
+      <w:r>
+        <w:rPr>
+          <w:rFonts w:hint="eastAsia"/>
+        </w:rPr>
+        <w:t>返回：成功返回消息的数据部分长度，出错返回</w:t>
+      </w:r>
+      <w:r>
+        <w:rPr>
+          <w:rFonts w:hint="eastAsia"/>
+        </w:rPr>
+        <w:t>-1</w:t>
+      </w:r>
+      <w:r>
+        <w:rPr>
+          <w:rFonts w:hint="eastAsia"/>
+        </w:rPr>
+        <w:t>。</w:t>
+      </w:r>
+    </w:p>
+    <w:p>
+      <w:pPr>
+        <w:ind w:leftChars="100" w:left="240"/>
+      </w:pPr>
+    </w:p>
+    <w:p>
+      <w:pPr>
+        <w:ind w:leftChars="100" w:left="240"/>
+      </w:pPr>
+      <w:r>
+        <w:rPr>
+          <w:rFonts w:hint="eastAsia"/>
+        </w:rPr>
+        <w:t>type = 0:</w:t>
+      </w:r>
+      <w:r>
+        <w:rPr>
+          <w:rFonts w:hint="eastAsia"/>
+        </w:rPr>
+        <w:t>获得消息队列中第一个消息</w:t>
+      </w:r>
+    </w:p>
+    <w:p>
+      <w:pPr>
+        <w:ind w:leftChars="100" w:left="240"/>
+      </w:pPr>
+      <w:r>
+        <w:rPr>
+          <w:rFonts w:hint="eastAsia"/>
+        </w:rPr>
+        <w:t>type &gt; 0:</w:t>
+      </w:r>
+      <w:r>
+        <w:rPr>
+          <w:rFonts w:hint="eastAsia"/>
+        </w:rPr>
+        <w:t>获得消息队列中类型为</w:t>
+      </w:r>
+      <w:r>
+        <w:rPr>
+          <w:rFonts w:hint="eastAsia"/>
+        </w:rPr>
+        <w:t>type</w:t>
+      </w:r>
+      <w:r>
+        <w:rPr>
+          <w:rFonts w:hint="eastAsia"/>
+        </w:rPr>
+        <w:t>的第一个消息</w:t>
+      </w:r>
+    </w:p>
+    <w:p>
+      <w:pPr>
+        <w:ind w:leftChars="100" w:left="240"/>
+      </w:pPr>
+      <w:r>
+        <w:rPr>
+          <w:rFonts w:hint="eastAsia"/>
+        </w:rPr>
+        <w:t>type &lt; 0:</w:t>
+      </w:r>
+      <w:r>
+        <w:rPr>
+          <w:rFonts w:hint="eastAsia"/>
+        </w:rPr>
+        <w:t>获得消息队列中小于或等于</w:t>
+      </w:r>
+      <w:r>
+        <w:rPr>
+          <w:rFonts w:hint="eastAsia"/>
+        </w:rPr>
+        <w:t>type</w:t>
+      </w:r>
+      <w:r>
+        <w:rPr>
+          <w:rFonts w:hint="eastAsia"/>
+        </w:rPr>
+        <w:t>绝对值的消息</w:t>
+      </w:r>
+      <w:proofErr w:type="gramStart"/>
+      <w:r>
+        <w:rPr>
+          <w:rFonts w:hint="eastAsia"/>
+        </w:rPr>
+        <w:t>(</w:t>
+      </w:r>
+      <w:r>
+        <w:rPr>
+          <w:rFonts w:hint="eastAsia"/>
+        </w:rPr>
+        <w:t>类型最小的</w:t>
+      </w:r>
+      <w:r>
+        <w:rPr>
+          <w:rFonts w:hint="eastAsia"/>
+        </w:rPr>
+        <w:t>)</w:t>
+      </w:r>
+      <w:proofErr w:type="gramEnd"/>
+    </w:p>
+    <w:p>
+      <w:pPr>
+        <w:ind w:leftChars="100" w:left="240"/>
+      </w:pPr>
+    </w:p>
+    <w:p>
+      <w:pPr>
+        <w:ind w:leftChars="100" w:left="240"/>
+      </w:pPr>
+      <w:proofErr w:type="spellStart"/>
+      <w:r>
+        <w:rPr>
+          <w:rFonts w:hint="eastAsia"/>
+        </w:rPr>
+        <w:t>Posix</w:t>
+      </w:r>
+      <w:proofErr w:type="spellEnd"/>
+      <w:r>
+        <w:rPr>
+          <w:rFonts w:hint="eastAsia"/>
+        </w:rPr>
+        <w:t>定义：</w:t>
+      </w:r>
+    </w:p>
+    <w:p>
+      <w:pPr>
+        <w:ind w:leftChars="100" w:left="240"/>
+      </w:pPr>
+      <w:proofErr w:type="gramStart"/>
+      <w:r>
+        <w:t>#include</w:t>
+      </w:r>
+      <w:proofErr w:type="gramEnd"/>
+      <w:r>
+        <w:t xml:space="preserve"> &lt;</w:t>
+      </w:r>
+      <w:proofErr w:type="spellStart"/>
+      <w:r>
+        <w:t>mqueue.h</w:t>
+      </w:r>
+      <w:proofErr w:type="spellEnd"/>
+      <w:r>
+        <w:t>&gt;</w:t>
       </w:r>
     </w:p>
     <w:p>
       <w:pPr>
         <w:pStyle w:val="4"/>
       </w:pPr>
-      <w:r>
-        <w:rPr>
-          <w:rFonts w:hint="eastAsia"/>
-        </w:rPr>
-        <w:t>sigaddset</w:t>
-      </w:r>
+      <w:proofErr w:type="spellStart"/>
+      <w:r>
+        <w:lastRenderedPageBreak/>
+        <w:t>mq_open</w:t>
+      </w:r>
+      <w:proofErr w:type="spellEnd"/>
+    </w:p>
+    <w:p>
+      <w:pPr>
+        <w:ind w:leftChars="100" w:left="240"/>
+      </w:pPr>
+      <w:proofErr w:type="spellStart"/>
+      <w:r>
+        <w:t>mqd_t</w:t>
+      </w:r>
+      <w:proofErr w:type="spellEnd"/>
+      <w:r>
+        <w:t xml:space="preserve"> </w:t>
+      </w:r>
+      <w:proofErr w:type="spellStart"/>
+      <w:r>
+        <w:t>mq_</w:t>
+      </w:r>
+      <w:proofErr w:type="gramStart"/>
+      <w:r>
+        <w:t>open</w:t>
+      </w:r>
+      <w:proofErr w:type="spellEnd"/>
+      <w:r>
+        <w:t>(</w:t>
+      </w:r>
+      <w:proofErr w:type="gramEnd"/>
+      <w:r>
+        <w:t xml:space="preserve">const char *name, int </w:t>
+      </w:r>
+      <w:proofErr w:type="spellStart"/>
+      <w:r>
+        <w:t>oflag</w:t>
+      </w:r>
+      <w:proofErr w:type="spellEnd"/>
+      <w:r>
+        <w:t xml:space="preserve">, /* </w:t>
+      </w:r>
+      <w:proofErr w:type="spellStart"/>
+      <w:r>
+        <w:t>mode_t</w:t>
+      </w:r>
+      <w:proofErr w:type="spellEnd"/>
+      <w:r>
+        <w:t xml:space="preserve"> mode, struct </w:t>
+      </w:r>
+      <w:proofErr w:type="spellStart"/>
+      <w:r>
+        <w:t>mq_attr</w:t>
+      </w:r>
+      <w:proofErr w:type="spellEnd"/>
+      <w:r>
+        <w:t xml:space="preserve"> *</w:t>
+      </w:r>
+      <w:proofErr w:type="spellStart"/>
+      <w:r>
+        <w:t>attr</w:t>
+      </w:r>
+      <w:proofErr w:type="spellEnd"/>
+      <w:r>
+        <w:t xml:space="preserve"> */</w:t>
+      </w:r>
+      <w:proofErr w:type="gramStart"/>
+      <w:r>
+        <w:t>);</w:t>
+      </w:r>
+      <w:proofErr w:type="gramEnd"/>
     </w:p>
     <w:p>
       <w:pPr>
         <w:pStyle w:val="4"/>
       </w:pPr>
-      <w:r>
-        <w:rPr>
-          <w:rFonts w:hint="eastAsia"/>
-        </w:rPr>
-        <w:t>sigprocmask</w:t>
-      </w:r>
-    </w:p>
-    <w:p/>
-    <w:p>
-      <w:pPr>
-        <w:pStyle w:val="2"/>
-      </w:pPr>
-      <w:r>
-        <w:rPr>
-          <w:rFonts w:hint="eastAsia"/>
-        </w:rPr>
-        <w:t>套接字</w:t>
-      </w:r>
+      <w:proofErr w:type="spellStart"/>
+      <w:r>
+        <w:t>mq_clos</w:t>
+      </w:r>
+      <w:proofErr w:type="spellEnd"/>
+    </w:p>
+    <w:p>
+      <w:pPr>
+        <w:ind w:leftChars="100" w:left="240"/>
+      </w:pPr>
+      <w:proofErr w:type="spellStart"/>
+      <w:r>
+        <w:t>mqd_t</w:t>
+      </w:r>
+      <w:proofErr w:type="spellEnd"/>
+      <w:r>
+        <w:t xml:space="preserve"> </w:t>
+      </w:r>
+      <w:proofErr w:type="spellStart"/>
+      <w:r>
+        <w:t>mq_</w:t>
+      </w:r>
+      <w:proofErr w:type="gramStart"/>
+      <w:r>
+        <w:t>close</w:t>
+      </w:r>
+      <w:proofErr w:type="spellEnd"/>
+      <w:r>
+        <w:t>(</w:t>
+      </w:r>
+      <w:proofErr w:type="spellStart"/>
+      <w:proofErr w:type="gramEnd"/>
+      <w:r>
+        <w:t>mqd_t</w:t>
+      </w:r>
+      <w:proofErr w:type="spellEnd"/>
+      <w:r>
+        <w:t xml:space="preserve"> </w:t>
+      </w:r>
+      <w:proofErr w:type="spellStart"/>
+      <w:r>
+        <w:t>mqdes</w:t>
+      </w:r>
+      <w:proofErr w:type="spellEnd"/>
+      <w:proofErr w:type="gramStart"/>
+      <w:r>
+        <w:t>);</w:t>
+      </w:r>
+      <w:proofErr w:type="gramEnd"/>
+    </w:p>
+    <w:p>
+      <w:pPr>
+        <w:pStyle w:val="4"/>
+      </w:pPr>
+      <w:proofErr w:type="spellStart"/>
+      <w:r>
+        <w:t>mq_unlink</w:t>
+      </w:r>
+      <w:proofErr w:type="spellEnd"/>
+    </w:p>
+    <w:p>
+      <w:pPr>
+        <w:ind w:leftChars="100" w:left="240"/>
+      </w:pPr>
+      <w:proofErr w:type="spellStart"/>
+      <w:r>
+        <w:t>mqd_t</w:t>
+      </w:r>
+      <w:proofErr w:type="spellEnd"/>
+      <w:r>
+        <w:t xml:space="preserve"> </w:t>
+      </w:r>
+      <w:proofErr w:type="spellStart"/>
+      <w:r>
+        <w:t>mq_</w:t>
+      </w:r>
+      <w:proofErr w:type="gramStart"/>
+      <w:r>
+        <w:t>unlink</w:t>
+      </w:r>
+      <w:proofErr w:type="spellEnd"/>
+      <w:r>
+        <w:t>(</w:t>
+      </w:r>
+      <w:proofErr w:type="gramEnd"/>
+      <w:r>
+        <w:t>const char *name</w:t>
+      </w:r>
+      <w:proofErr w:type="gramStart"/>
+      <w:r>
+        <w:t>);</w:t>
+      </w:r>
+      <w:proofErr w:type="gramEnd"/>
+    </w:p>
+    <w:p>
+      <w:pPr>
+        <w:pStyle w:val="4"/>
+      </w:pPr>
+      <w:proofErr w:type="spellStart"/>
+      <w:r>
+        <w:t>mq_send</w:t>
+      </w:r>
+      <w:proofErr w:type="spellEnd"/>
+    </w:p>
+    <w:p>
+      <w:pPr>
+        <w:ind w:leftChars="100" w:left="240"/>
+      </w:pPr>
+      <w:proofErr w:type="spellStart"/>
+      <w:r>
+        <w:t>mqd_t</w:t>
+      </w:r>
+      <w:proofErr w:type="spellEnd"/>
+      <w:r>
+        <w:t xml:space="preserve"> </w:t>
+      </w:r>
+      <w:proofErr w:type="spellStart"/>
+      <w:r>
+        <w:t>mq_</w:t>
+      </w:r>
+      <w:proofErr w:type="gramStart"/>
+      <w:r>
+        <w:t>send</w:t>
+      </w:r>
+      <w:proofErr w:type="spellEnd"/>
+      <w:r>
+        <w:t>(</w:t>
+      </w:r>
+      <w:proofErr w:type="spellStart"/>
+      <w:proofErr w:type="gramEnd"/>
+      <w:r>
+        <w:t>mqd_t</w:t>
+      </w:r>
+      <w:proofErr w:type="spellEnd"/>
+      <w:r>
+        <w:t xml:space="preserve"> </w:t>
+      </w:r>
+      <w:proofErr w:type="spellStart"/>
+      <w:r>
+        <w:t>mqdes</w:t>
+      </w:r>
+      <w:proofErr w:type="spellEnd"/>
+      <w:r>
+        <w:t>, const char *</w:t>
+      </w:r>
+      <w:proofErr w:type="spellStart"/>
+      <w:r>
+        <w:t>msg_ptr</w:t>
+      </w:r>
+      <w:proofErr w:type="spellEnd"/>
+      <w:r>
+        <w:t>,</w:t>
+      </w:r>
+    </w:p>
+    <w:p>
+      <w:pPr>
+        <w:ind w:leftChars="100" w:left="240"/>
+      </w:pPr>
+      <w:r>
+        <w:t xml:space="preserve">                      </w:t>
+      </w:r>
+      <w:proofErr w:type="spellStart"/>
+      <w:r>
+        <w:t>size_t</w:t>
+      </w:r>
+      <w:proofErr w:type="spellEnd"/>
+      <w:r>
+        <w:t xml:space="preserve"> </w:t>
+      </w:r>
+      <w:proofErr w:type="spellStart"/>
+      <w:r>
+        <w:t>msg_len</w:t>
+      </w:r>
+      <w:proofErr w:type="spellEnd"/>
+      <w:r>
+        <w:t xml:space="preserve">, unsigned </w:t>
+      </w:r>
+      <w:proofErr w:type="spellStart"/>
+      <w:r>
+        <w:t>msg_prio</w:t>
+      </w:r>
+      <w:proofErr w:type="spellEnd"/>
+      <w:proofErr w:type="gramStart"/>
+      <w:r>
+        <w:t>);</w:t>
+      </w:r>
+      <w:proofErr w:type="gramEnd"/>
+    </w:p>
+    <w:p>
+      <w:pPr>
+        <w:ind w:leftChars="100" w:left="240"/>
+      </w:pPr>
+      <w:r>
+        <w:t xml:space="preserve">                     //</w:t>
+      </w:r>
+      <w:r>
+        <w:t>成功返回</w:t>
+      </w:r>
+      <w:r>
+        <w:t>0</w:t>
+      </w:r>
+      <w:r>
+        <w:t>，出错返回</w:t>
+      </w:r>
+      <w:r>
+        <w:t>-1</w:t>
+      </w:r>
+    </w:p>
+    <w:p>
+      <w:pPr>
+        <w:pStyle w:val="4"/>
+      </w:pPr>
+      <w:proofErr w:type="spellStart"/>
+      <w:r>
+        <w:t>mq_receive</w:t>
+      </w:r>
+      <w:proofErr w:type="spellEnd"/>
+    </w:p>
+    <w:p>
+      <w:pPr>
+        <w:ind w:leftChars="100" w:left="240"/>
+      </w:pPr>
+      <w:proofErr w:type="spellStart"/>
+      <w:r>
+        <w:t>mqd_t</w:t>
+      </w:r>
+      <w:proofErr w:type="spellEnd"/>
+      <w:r>
+        <w:t xml:space="preserve"> </w:t>
+      </w:r>
+      <w:proofErr w:type="spellStart"/>
+      <w:r>
+        <w:t>mq_</w:t>
+      </w:r>
+      <w:proofErr w:type="gramStart"/>
+      <w:r>
+        <w:t>receive</w:t>
+      </w:r>
+      <w:proofErr w:type="spellEnd"/>
+      <w:r>
+        <w:t>(</w:t>
+      </w:r>
+      <w:proofErr w:type="spellStart"/>
+      <w:proofErr w:type="gramEnd"/>
+      <w:r>
+        <w:t>mqd_t</w:t>
+      </w:r>
+      <w:proofErr w:type="spellEnd"/>
+      <w:r>
+        <w:t xml:space="preserve"> </w:t>
+      </w:r>
+      <w:proofErr w:type="spellStart"/>
+      <w:r>
+        <w:t>mqdes</w:t>
+      </w:r>
+      <w:proofErr w:type="spellEnd"/>
+      <w:r>
+        <w:t>, char *</w:t>
+      </w:r>
+      <w:proofErr w:type="spellStart"/>
+      <w:r>
+        <w:t>msg_ptr</w:t>
+      </w:r>
+      <w:proofErr w:type="spellEnd"/>
+      <w:r>
+        <w:t>,</w:t>
+      </w:r>
+    </w:p>
+    <w:p>
+      <w:pPr>
+        <w:ind w:leftChars="100" w:left="240"/>
+      </w:pPr>
+      <w:r>
+        <w:t xml:space="preserve">                      </w:t>
+      </w:r>
+      <w:proofErr w:type="spellStart"/>
+      <w:r>
+        <w:t>size_t</w:t>
+      </w:r>
+      <w:proofErr w:type="spellEnd"/>
+      <w:r>
+        <w:t xml:space="preserve"> </w:t>
+      </w:r>
+      <w:proofErr w:type="spellStart"/>
+      <w:r>
+        <w:t>msg_len</w:t>
+      </w:r>
+      <w:proofErr w:type="spellEnd"/>
+      <w:r>
+        <w:t>, unsigned *</w:t>
+      </w:r>
+      <w:proofErr w:type="spellStart"/>
+      <w:r>
+        <w:t>msg_prio</w:t>
+      </w:r>
+      <w:proofErr w:type="spellEnd"/>
+      <w:proofErr w:type="gramStart"/>
+      <w:r>
+        <w:t>);</w:t>
+      </w:r>
+      <w:proofErr w:type="gramEnd"/>
+    </w:p>
+    <w:p>
+      <w:pPr>
+        <w:ind w:leftChars="100" w:left="240"/>
+      </w:pPr>
     </w:p>
     <w:p>
       <w:pPr>
@@ -10573,7 +13194,7 @@
 </file>
 
 <file path=word/endnotes.xml><?xml version="1.0" encoding="utf-8"?>
-<w:endnotes xmlns:wpc="http://schemas.microsoft.com/office/word/2010/wordprocessingCanvas" xmlns:cx="http://schemas.microsoft.com/office/drawing/2014/chartex" xmlns:cx1="http://schemas.microsoft.com/office/drawing/2015/9/8/chartex" xmlns:cx2="http://schemas.microsoft.com/office/drawing/2015/10/21/chartex" xmlns:cx3="http://schemas.microsoft.com/office/drawing/2016/5/9/chartex" xmlns:cx4="http://schemas.microsoft.com/office/drawing/2016/5/10/chartex" xmlns:cx5="http://schemas.microsoft.com/office/drawing/2016/5/11/chartex" xmlns:cx6="http://schemas.microsoft.com/office/drawing/2016/5/12/chartex" xmlns:cx7="http://schemas.microsoft.com/office/drawing/2016/5/13/chartex" xmlns:cx8="http://schemas.microsoft.com/office/drawing/2016/5/14/chartex" xmlns:mc="http://schemas.openxmlformats.org/markup-compatibility/2006" xmlns:aink="http://schemas.microsoft.com/office/drawing/2016/ink" xmlns:am3d="http://schemas.microsoft.com/office/drawing/2017/model3d" xmlns:o="urn:schemas-microsoft-com:office:office" xmlns:oel="http://schemas.microsoft.com/office/2019/extlst" xmlns:r="http://schemas.openxmlformats.org/officeDocument/2006/relationships" xmlns:m="http://schemas.openxmlformats.org/officeDocument/2006/math" xmlns:v="urn:schemas-microsoft-com:vml" xmlns:wp14="http://schemas.microsoft.com/office/word/2010/wordprocessingDrawing" xmlns:wp="http://schemas.openxmlformats.org/drawingml/2006/wordprocessingDrawing" xmlns:w10="urn:schemas-microsoft-com:office:word" xmlns:w="http://schemas.openxmlformats.org/wordprocessingml/2006/main" xmlns:w14="http://schemas.microsoft.com/office/word/2010/wordml" xmlns:w15="http://schemas.microsoft.com/office/word/2012/wordml" xmlns:w16cex="http://schemas.microsoft.com/office/word/2018/wordml/cex" xmlns:w16cid="http://schemas.microsoft.com/office/word/2016/wordml/cid" xmlns:w16="http://schemas.microsoft.com/office/word/2018/wordml" xmlns:w16sdtdh="http://schemas.microsoft.com/office/word/2020/wordml/sdtdatahash" xmlns:w16se="http://schemas.microsoft.com/office/word/2015/wordml/symex" xmlns:wpg="http://schemas.microsoft.com/office/word/2010/wordprocessingGroup" xmlns:wpi="http://schemas.microsoft.com/office/word/2010/wordprocessingInk" xmlns:wne="http://schemas.microsoft.com/office/word/2006/wordml" xmlns:wps="http://schemas.microsoft.com/office/word/2010/wordprocessingShape" mc:Ignorable="w14 w15 w16se w16cid w16 w16cex w16sdtdh wp14">
+<w:endnotes xmlns:wpc="http://schemas.microsoft.com/office/word/2010/wordprocessingCanvas" xmlns:cx="http://schemas.microsoft.com/office/drawing/2014/chartex" xmlns:cx1="http://schemas.microsoft.com/office/drawing/2015/9/8/chartex" xmlns:cx2="http://schemas.microsoft.com/office/drawing/2015/10/21/chartex" xmlns:cx3="http://schemas.microsoft.com/office/drawing/2016/5/9/chartex" xmlns:cx4="http://schemas.microsoft.com/office/drawing/2016/5/10/chartex" xmlns:cx5="http://schemas.microsoft.com/office/drawing/2016/5/11/chartex" xmlns:cx6="http://schemas.microsoft.com/office/drawing/2016/5/12/chartex" xmlns:cx7="http://schemas.microsoft.com/office/drawing/2016/5/13/chartex" xmlns:cx8="http://schemas.microsoft.com/office/drawing/2016/5/14/chartex" xmlns:mc="http://schemas.openxmlformats.org/markup-compatibility/2006" xmlns:aink="http://schemas.microsoft.com/office/drawing/2016/ink" xmlns:am3d="http://schemas.microsoft.com/office/drawing/2017/model3d" xmlns:o="urn:schemas-microsoft-com:office:office" xmlns:oel="http://schemas.microsoft.com/office/2019/extlst" xmlns:r="http://schemas.openxmlformats.org/officeDocument/2006/relationships" xmlns:m="http://schemas.openxmlformats.org/officeDocument/2006/math" xmlns:v="urn:schemas-microsoft-com:vml" xmlns:wp14="http://schemas.microsoft.com/office/word/2010/wordprocessingDrawing" xmlns:wp="http://schemas.openxmlformats.org/drawingml/2006/wordprocessingDrawing" xmlns:w10="urn:schemas-microsoft-com:office:word" xmlns:w="http://schemas.openxmlformats.org/wordprocessingml/2006/main" xmlns:w14="http://schemas.microsoft.com/office/word/2010/wordml" xmlns:w15="http://schemas.microsoft.com/office/word/2012/wordml" xmlns:w16cex="http://schemas.microsoft.com/office/word/2018/wordml/cex" xmlns:w16cid="http://schemas.microsoft.com/office/word/2016/wordml/cid" xmlns:w16="http://schemas.microsoft.com/office/word/2018/wordml" xmlns:w16du="http://schemas.microsoft.com/office/word/2023/wordml/word16du" xmlns:w16sdtdh="http://schemas.microsoft.com/office/word/2020/wordml/sdtdatahash" xmlns:w16sdtfl="http://schemas.microsoft.com/office/word/2024/wordml/sdtformatlock" xmlns:w16se="http://schemas.microsoft.com/office/word/2015/wordml/symex" xmlns:wpg="http://schemas.microsoft.com/office/word/2010/wordprocessingGroup" xmlns:wpi="http://schemas.microsoft.com/office/word/2010/wordprocessingInk" xmlns:wne="http://schemas.microsoft.com/office/word/2006/wordml" xmlns:wps="http://schemas.microsoft.com/office/word/2010/wordprocessingShape" mc:Ignorable="w14 w15 w16se w16cid w16 w16cex w16sdtdh w16sdtfl w16du wp14">
   <w:endnote w:type="separator" w:id="-1">
     <w:p>
       <w:pPr>
@@ -10598,7 +13219,7 @@
 </file>
 
 <file path=word/footnotes.xml><?xml version="1.0" encoding="utf-8"?>
-<w:footnotes xmlns:wpc="http://schemas.microsoft.com/office/word/2010/wordprocessingCanvas" xmlns:cx="http://schemas.microsoft.com/office/drawing/2014/chartex" xmlns:cx1="http://schemas.microsoft.com/office/drawing/2015/9/8/chartex" xmlns:cx2="http://schemas.microsoft.com/office/drawing/2015/10/21/chartex" xmlns:cx3="http://schemas.microsoft.com/office/drawing/2016/5/9/chartex" xmlns:cx4="http://schemas.microsoft.com/office/drawing/2016/5/10/chartex" xmlns:cx5="http://schemas.microsoft.com/office/drawing/2016/5/11/chartex" xmlns:cx6="http://schemas.microsoft.com/office/drawing/2016/5/12/chartex" xmlns:cx7="http://schemas.microsoft.com/office/drawing/2016/5/13/chartex" xmlns:cx8="http://schemas.microsoft.com/office/drawing/2016/5/14/chartex" xmlns:mc="http://schemas.openxmlformats.org/markup-compatibility/2006" xmlns:aink="http://schemas.microsoft.com/office/drawing/2016/ink" xmlns:am3d="http://schemas.microsoft.com/office/drawing/2017/model3d" xmlns:o="urn:schemas-microsoft-com:office:office" xmlns:oel="http://schemas.microsoft.com/office/2019/extlst" xmlns:r="http://schemas.openxmlformats.org/officeDocument/2006/relationships" xmlns:m="http://schemas.openxmlformats.org/officeDocument/2006/math" xmlns:v="urn:schemas-microsoft-com:vml" xmlns:wp14="http://schemas.microsoft.com/office/word/2010/wordprocessingDrawing" xmlns:wp="http://schemas.openxmlformats.org/drawingml/2006/wordprocessingDrawing" xmlns:w10="urn:schemas-microsoft-com:office:word" xmlns:w="http://schemas.openxmlformats.org/wordprocessingml/2006/main" xmlns:w14="http://schemas.microsoft.com/office/word/2010/wordml" xmlns:w15="http://schemas.microsoft.com/office/word/2012/wordml" xmlns:w16cex="http://schemas.microsoft.com/office/word/2018/wordml/cex" xmlns:w16cid="http://schemas.microsoft.com/office/word/2016/wordml/cid" xmlns:w16="http://schemas.microsoft.com/office/word/2018/wordml" xmlns:w16sdtdh="http://schemas.microsoft.com/office/word/2020/wordml/sdtdatahash" xmlns:w16se="http://schemas.microsoft.com/office/word/2015/wordml/symex" xmlns:wpg="http://schemas.microsoft.com/office/word/2010/wordprocessingGroup" xmlns:wpi="http://schemas.microsoft.com/office/word/2010/wordprocessingInk" xmlns:wne="http://schemas.microsoft.com/office/word/2006/wordml" xmlns:wps="http://schemas.microsoft.com/office/word/2010/wordprocessingShape" mc:Ignorable="w14 w15 w16se w16cid w16 w16cex w16sdtdh wp14">
+<w:footnotes xmlns:wpc="http://schemas.microsoft.com/office/word/2010/wordprocessingCanvas" xmlns:cx="http://schemas.microsoft.com/office/drawing/2014/chartex" xmlns:cx1="http://schemas.microsoft.com/office/drawing/2015/9/8/chartex" xmlns:cx2="http://schemas.microsoft.com/office/drawing/2015/10/21/chartex" xmlns:cx3="http://schemas.microsoft.com/office/drawing/2016/5/9/chartex" xmlns:cx4="http://schemas.microsoft.com/office/drawing/2016/5/10/chartex" xmlns:cx5="http://schemas.microsoft.com/office/drawing/2016/5/11/chartex" xmlns:cx6="http://schemas.microsoft.com/office/drawing/2016/5/12/chartex" xmlns:cx7="http://schemas.microsoft.com/office/drawing/2016/5/13/chartex" xmlns:cx8="http://schemas.microsoft.com/office/drawing/2016/5/14/chartex" xmlns:mc="http://schemas.openxmlformats.org/markup-compatibility/2006" xmlns:aink="http://schemas.microsoft.com/office/drawing/2016/ink" xmlns:am3d="http://schemas.microsoft.com/office/drawing/2017/model3d" xmlns:o="urn:schemas-microsoft-com:office:office" xmlns:oel="http://schemas.microsoft.com/office/2019/extlst" xmlns:r="http://schemas.openxmlformats.org/officeDocument/2006/relationships" xmlns:m="http://schemas.openxmlformats.org/officeDocument/2006/math" xmlns:v="urn:schemas-microsoft-com:vml" xmlns:wp14="http://schemas.microsoft.com/office/word/2010/wordprocessingDrawing" xmlns:wp="http://schemas.openxmlformats.org/drawingml/2006/wordprocessingDrawing" xmlns:w10="urn:schemas-microsoft-com:office:word" xmlns:w="http://schemas.openxmlformats.org/wordprocessingml/2006/main" xmlns:w14="http://schemas.microsoft.com/office/word/2010/wordml" xmlns:w15="http://schemas.microsoft.com/office/word/2012/wordml" xmlns:w16cex="http://schemas.microsoft.com/office/word/2018/wordml/cex" xmlns:w16cid="http://schemas.microsoft.com/office/word/2016/wordml/cid" xmlns:w16="http://schemas.microsoft.com/office/word/2018/wordml" xmlns:w16du="http://schemas.microsoft.com/office/word/2023/wordml/word16du" xmlns:w16sdtdh="http://schemas.microsoft.com/office/word/2020/wordml/sdtdatahash" xmlns:w16sdtfl="http://schemas.microsoft.com/office/word/2024/wordml/sdtformatlock" xmlns:w16se="http://schemas.microsoft.com/office/word/2015/wordml/symex" xmlns:wpg="http://schemas.microsoft.com/office/word/2010/wordprocessingGroup" xmlns:wpi="http://schemas.microsoft.com/office/word/2010/wordprocessingInk" xmlns:wne="http://schemas.microsoft.com/office/word/2006/wordml" xmlns:wps="http://schemas.microsoft.com/office/word/2010/wordprocessingShape" mc:Ignorable="w14 w15 w16se w16cid w16 w16cex w16sdtdh w16sdtfl w16du wp14">
   <w:footnote w:type="separator" w:id="-1">
     <w:p>
       <w:r>
@@ -10617,7 +13238,7 @@
 </file>
 
 <file path=word/numbering.xml><?xml version="1.0" encoding="utf-8"?>
-<w:numbering xmlns:wpc="http://schemas.microsoft.com/office/word/2010/wordprocessingCanvas" xmlns:cx="http://schemas.microsoft.com/office/drawing/2014/chartex" xmlns:cx1="http://schemas.microsoft.com/office/drawing/2015/9/8/chartex" xmlns:cx2="http://schemas.microsoft.com/office/drawing/2015/10/21/chartex" xmlns:cx3="http://schemas.microsoft.com/office/drawing/2016/5/9/chartex" xmlns:cx4="http://schemas.microsoft.com/office/drawing/2016/5/10/chartex" xmlns:cx5="http://schemas.microsoft.com/office/drawing/2016/5/11/chartex" xmlns:cx6="http://schemas.microsoft.com/office/drawing/2016/5/12/chartex" xmlns:cx7="http://schemas.microsoft.com/office/drawing/2016/5/13/chartex" xmlns:cx8="http://schemas.microsoft.com/office/drawing/2016/5/14/chartex" xmlns:mc="http://schemas.openxmlformats.org/markup-compatibility/2006" xmlns:aink="http://schemas.microsoft.com/office/drawing/2016/ink" xmlns:am3d="http://schemas.microsoft.com/office/drawing/2017/model3d" xmlns:o="urn:schemas-microsoft-com:office:office" xmlns:oel="http://schemas.microsoft.com/office/2019/extlst" xmlns:r="http://schemas.openxmlformats.org/officeDocument/2006/relationships" xmlns:m="http://schemas.openxmlformats.org/officeDocument/2006/math" xmlns:v="urn:schemas-microsoft-com:vml" xmlns:wp14="http://schemas.microsoft.com/office/word/2010/wordprocessingDrawing" xmlns:wp="http://schemas.openxmlformats.org/drawingml/2006/wordprocessingDrawing" xmlns:w10="urn:schemas-microsoft-com:office:word" xmlns:w="http://schemas.openxmlformats.org/wordprocessingml/2006/main" xmlns:w14="http://schemas.microsoft.com/office/word/2010/wordml" xmlns:w15="http://schemas.microsoft.com/office/word/2012/wordml" xmlns:w16cex="http://schemas.microsoft.com/office/word/2018/wordml/cex" xmlns:w16cid="http://schemas.microsoft.com/office/word/2016/wordml/cid" xmlns:w16="http://schemas.microsoft.com/office/word/2018/wordml" xmlns:w16sdtdh="http://schemas.microsoft.com/office/word/2020/wordml/sdtdatahash" xmlns:w16se="http://schemas.microsoft.com/office/word/2015/wordml/symex" xmlns:wpg="http://schemas.microsoft.com/office/word/2010/wordprocessingGroup" xmlns:wpi="http://schemas.microsoft.com/office/word/2010/wordprocessingInk" xmlns:wne="http://schemas.microsoft.com/office/word/2006/wordml" xmlns:wps="http://schemas.microsoft.com/office/word/2010/wordprocessingShape" mc:Ignorable="w14 w15 w16se w16cid w16 w16cex w16sdtdh wp14">
+<w:numbering xmlns:wpc="http://schemas.microsoft.com/office/word/2010/wordprocessingCanvas" xmlns:cx="http://schemas.microsoft.com/office/drawing/2014/chartex" xmlns:cx1="http://schemas.microsoft.com/office/drawing/2015/9/8/chartex" xmlns:cx2="http://schemas.microsoft.com/office/drawing/2015/10/21/chartex" xmlns:cx3="http://schemas.microsoft.com/office/drawing/2016/5/9/chartex" xmlns:cx4="http://schemas.microsoft.com/office/drawing/2016/5/10/chartex" xmlns:cx5="http://schemas.microsoft.com/office/drawing/2016/5/11/chartex" xmlns:cx6="http://schemas.microsoft.com/office/drawing/2016/5/12/chartex" xmlns:cx7="http://schemas.microsoft.com/office/drawing/2016/5/13/chartex" xmlns:cx8="http://schemas.microsoft.com/office/drawing/2016/5/14/chartex" xmlns:mc="http://schemas.openxmlformats.org/markup-compatibility/2006" xmlns:aink="http://schemas.microsoft.com/office/drawing/2016/ink" xmlns:am3d="http://schemas.microsoft.com/office/drawing/2017/model3d" xmlns:o="urn:schemas-microsoft-com:office:office" xmlns:oel="http://schemas.microsoft.com/office/2019/extlst" xmlns:r="http://schemas.openxmlformats.org/officeDocument/2006/relationships" xmlns:m="http://schemas.openxmlformats.org/officeDocument/2006/math" xmlns:v="urn:schemas-microsoft-com:vml" xmlns:wp14="http://schemas.microsoft.com/office/word/2010/wordprocessingDrawing" xmlns:wp="http://schemas.openxmlformats.org/drawingml/2006/wordprocessingDrawing" xmlns:w10="urn:schemas-microsoft-com:office:word" xmlns:w="http://schemas.openxmlformats.org/wordprocessingml/2006/main" xmlns:w14="http://schemas.microsoft.com/office/word/2010/wordml" xmlns:w15="http://schemas.microsoft.com/office/word/2012/wordml" xmlns:w16cex="http://schemas.microsoft.com/office/word/2018/wordml/cex" xmlns:w16cid="http://schemas.microsoft.com/office/word/2016/wordml/cid" xmlns:w16="http://schemas.microsoft.com/office/word/2018/wordml" xmlns:w16du="http://schemas.microsoft.com/office/word/2023/wordml/word16du" xmlns:w16sdtdh="http://schemas.microsoft.com/office/word/2020/wordml/sdtdatahash" xmlns:w16sdtfl="http://schemas.microsoft.com/office/word/2024/wordml/sdtformatlock" xmlns:w16se="http://schemas.microsoft.com/office/word/2015/wordml/symex" xmlns:wpg="http://schemas.microsoft.com/office/word/2010/wordprocessingGroup" xmlns:wpi="http://schemas.microsoft.com/office/word/2010/wordprocessingInk" xmlns:wne="http://schemas.microsoft.com/office/word/2006/wordml" xmlns:wps="http://schemas.microsoft.com/office/word/2010/wordprocessingShape" mc:Ignorable="w14 w15 w16se w16cid w16 w16cex w16sdtdh w16sdtfl w16du wp14">
   <w:abstractNum w:abstractNumId="0" w15:restartNumberingAfterBreak="0">
     <w:nsid w:val="AE602B62"/>
     <w:multiLevelType w:val="singleLevel"/>
@@ -11478,7 +14099,7 @@
 </file>
 
 <file path=word/styles.xml><?xml version="1.0" encoding="utf-8"?>
-<w:styles xmlns:mc="http://schemas.openxmlformats.org/markup-compatibility/2006" xmlns:r="http://schemas.openxmlformats.org/officeDocument/2006/relationships" xmlns:w="http://schemas.openxmlformats.org/wordprocessingml/2006/main" xmlns:w14="http://schemas.microsoft.com/office/word/2010/wordml" xmlns:w15="http://schemas.microsoft.com/office/word/2012/wordml" xmlns:w16cex="http://schemas.microsoft.com/office/word/2018/wordml/cex" xmlns:w16cid="http://schemas.microsoft.com/office/word/2016/wordml/cid" xmlns:w16="http://schemas.microsoft.com/office/word/2018/wordml" xmlns:w16sdtdh="http://schemas.microsoft.com/office/word/2020/wordml/sdtdatahash" xmlns:w16se="http://schemas.microsoft.com/office/word/2015/wordml/symex" mc:Ignorable="w14 w15 w16se w16cid w16 w16cex w16sdtdh">
+<w:styles xmlns:mc="http://schemas.openxmlformats.org/markup-compatibility/2006" xmlns:r="http://schemas.openxmlformats.org/officeDocument/2006/relationships" xmlns:w="http://schemas.openxmlformats.org/wordprocessingml/2006/main" xmlns:w14="http://schemas.microsoft.com/office/word/2010/wordml" xmlns:w15="http://schemas.microsoft.com/office/word/2012/wordml" xmlns:w16cex="http://schemas.microsoft.com/office/word/2018/wordml/cex" xmlns:w16cid="http://schemas.microsoft.com/office/word/2016/wordml/cid" xmlns:w16="http://schemas.microsoft.com/office/word/2018/wordml" xmlns:w16du="http://schemas.microsoft.com/office/word/2023/wordml/word16du" xmlns:w16sdtdh="http://schemas.microsoft.com/office/word/2020/wordml/sdtdatahash" xmlns:w16sdtfl="http://schemas.microsoft.com/office/word/2024/wordml/sdtformatlock" xmlns:w16se="http://schemas.microsoft.com/office/word/2015/wordml/symex" mc:Ignorable="w14 w15 w16se w16cid w16 w16cex w16sdtdh w16sdtfl w16du">
   <w:docDefaults>
     <w:rPrDefault>
       <w:rPr>
